--- a/08运维服务质量管理制度、计划及报告/CYYH-ITSS-08-06顾客满意度控制程序.docx
+++ b/08运维服务质量管理制度、计划及报告/CYYH-ITSS-08-06顾客满意度控制程序.docx
@@ -1,7 +1,6 @@
 
 <file path=word/document.xml><?xml version="1.0" encoding="utf-8"?>
-<w:document xmlns:wpc="http://schemas.microsoft.com/office/word/2010/wordprocessingCanvas" xmlns:mc="http://schemas.openxmlformats.org/markup-compatibility/2006" xmlns:o="urn:schemas-microsoft-com:office:office" xmlns:r="http://schemas.openxmlformats.org/officeDocument/2006/relationships" xmlns:m="http://schemas.openxmlformats.org/officeDocument/2006/math" xmlns:v="urn:schemas-microsoft-com:vml" xmlns:wp14="http://schemas.microsoft.com/office/word/2010/wordprocessingDrawing" xmlns:wp="http://schemas.openxmlformats.org/drawingml/2006/wordprocessingDrawing" xmlns:w10="urn:schemas-microsoft-com:office:word" xmlns:w="http://schemas.openxmlformats.org/wordprocessingml/2006/main" xmlns:w14="http://schemas.microsoft.com/office/word/2010/wordml" xmlns:w15="http://schemas.microsoft.com/office/word/2012/wordml" xmlns:wne="http://schemas.microsoft.com/office/word/2006/wordml" xmlns:wpg="http://schemas.microsoft.com/office/word/2010/wordprocessingGroup" xmlns:wpi="http://schemas.microsoft.com/office/word/2010/wordprocessingInk" xmlns:wps="http://schemas.microsoft.com/office/word/2010/wordprocessingShape" mc:Ignorable="w14 w15 wp14">
-  <!-- Generated by Aspose.Words for .NET 13.3.0.1 -->
+<w:document xmlns:wpc="http://schemas.microsoft.com/office/word/2010/wordprocessingCanvas" xmlns:mc="http://schemas.openxmlformats.org/markup-compatibility/2006" xmlns:o="urn:schemas-microsoft-com:office:office" xmlns:r="http://schemas.openxmlformats.org/officeDocument/2006/relationships" xmlns:m="http://schemas.openxmlformats.org/officeDocument/2006/math" xmlns:v="urn:schemas-microsoft-com:vml" xmlns:wp14="http://schemas.microsoft.com/office/word/2010/wordprocessingDrawing" xmlns:wp="http://schemas.openxmlformats.org/drawingml/2006/wordprocessingDrawing" xmlns:w="http://schemas.openxmlformats.org/wordprocessingml/2006/main" xmlns:w14="http://schemas.microsoft.com/office/word/2010/wordml" xmlns:w10="urn:schemas-microsoft-com:office:word" xmlns:w15="http://schemas.microsoft.com/office/word/2012/wordml" xmlns:wpg="http://schemas.microsoft.com/office/word/2010/wordprocessingGroup" xmlns:wpi="http://schemas.microsoft.com/office/word/2010/wordprocessingInk" xmlns:wne="http://schemas.microsoft.com/office/word/2006/wordml" xmlns:wps="http://schemas.microsoft.com/office/word/2010/wordprocessingShape" xmlns:wpsCustomData="http://www.wps.cn/officeDocument/2013/wpsCustomData" mc:Ignorable="w14 w15 wp14">
   <w:body>
     <w:p>
       <w:pPr>
@@ -13,7 +12,7 @@
         </w:rPr>
         <w:drawing>
           <wp:inline distT="0" distB="0" distL="0" distR="0">
-            <wp:extent cx="696350" cy="271753"/>
+            <wp:extent cx="695960" cy="271145"/>
             <wp:effectExtent l="0" t="0" r="0" b="0"/>
             <wp:docPr id="2" name="IM 2"/>
             <wp:cNvGraphicFramePr/>
@@ -25,13 +24,13 @@
                     <pic:cNvPicPr/>
                   </pic:nvPicPr>
                   <pic:blipFill>
-                    <a:blip xmlns:r="http://schemas.openxmlformats.org/officeDocument/2006/relationships" r:embed="rId4"/>
+                    <a:blip r:embed="rId10"/>
                     <a:stretch>
                       <a:fillRect/>
                     </a:stretch>
                   </pic:blipFill>
                   <pic:spPr>
-                    <a:xfrm rot="0">
+                    <a:xfrm>
                       <a:off x="0" y="0"/>
                       <a:ext cx="696350" cy="271753"/>
                     </a:xfrm>
@@ -48,31 +47,31 @@
     </w:p>
     <w:p>
       <w:pPr>
-        <w:pStyle w:val="BodyText"/>
+        <w:pStyle w:val="2"/>
         <w:spacing w:line="272" w:lineRule="auto"/>
       </w:pPr>
     </w:p>
     <w:p>
       <w:pPr>
-        <w:pStyle w:val="BodyText"/>
+        <w:pStyle w:val="2"/>
         <w:spacing w:line="273" w:lineRule="auto"/>
       </w:pPr>
     </w:p>
     <w:p>
       <w:pPr>
-        <w:pStyle w:val="BodyText"/>
+        <w:pStyle w:val="2"/>
         <w:spacing w:line="273" w:lineRule="auto"/>
       </w:pPr>
     </w:p>
     <w:p>
       <w:pPr>
-        <w:pStyle w:val="BodyText"/>
+        <w:pStyle w:val="2"/>
         <w:spacing w:line="273" w:lineRule="auto"/>
       </w:pPr>
     </w:p>
     <w:p>
       <w:pPr>
-        <w:pStyle w:val="BodyText"/>
+        <w:pStyle w:val="2"/>
         <w:spacing w:line="273" w:lineRule="auto"/>
       </w:pPr>
     </w:p>
@@ -81,14 +80,14 @@
         <w:spacing w:before="140" w:line="225" w:lineRule="auto"/>
         <w:ind w:left="1099"/>
         <w:rPr>
-          <w:rFonts w:ascii="SimHei" w:eastAsia="SimHei" w:hAnsi="SimHei" w:cs="SimHei"/>
+          <w:rFonts w:ascii="黑体" w:hAnsi="黑体" w:eastAsia="黑体" w:cs="黑体"/>
           <w:sz w:val="43"/>
           <w:szCs w:val="43"/>
         </w:rPr>
       </w:pPr>
       <w:r>
         <w:rPr>
-          <w:rFonts w:ascii="SimHei" w:eastAsia="SimHei" w:hAnsi="SimHei" w:cs="SimHei"/>
+          <w:rFonts w:ascii="黑体" w:hAnsi="黑体" w:eastAsia="黑体" w:cs="黑体"/>
           <w:b/>
           <w:bCs/>
           <w:spacing w:val="6"/>
@@ -100,19 +99,19 @@
     </w:p>
     <w:p>
       <w:pPr>
-        <w:pStyle w:val="BodyText"/>
+        <w:pStyle w:val="2"/>
         <w:spacing w:line="258" w:lineRule="auto"/>
       </w:pPr>
     </w:p>
     <w:p>
       <w:pPr>
-        <w:pStyle w:val="BodyText"/>
+        <w:pStyle w:val="2"/>
         <w:spacing w:line="259" w:lineRule="auto"/>
       </w:pPr>
     </w:p>
     <w:p>
       <w:pPr>
-        <w:pStyle w:val="BodyText"/>
+        <w:pStyle w:val="2"/>
         <w:spacing w:line="259" w:lineRule="auto"/>
       </w:pPr>
     </w:p>
@@ -121,14 +120,14 @@
         <w:spacing w:before="139" w:line="225" w:lineRule="auto"/>
         <w:ind w:left="2205"/>
         <w:rPr>
-          <w:rFonts w:ascii="SimHei" w:eastAsia="SimHei" w:hAnsi="SimHei" w:cs="SimHei"/>
+          <w:rFonts w:ascii="黑体" w:hAnsi="黑体" w:eastAsia="黑体" w:cs="黑体"/>
           <w:sz w:val="43"/>
           <w:szCs w:val="43"/>
         </w:rPr>
       </w:pPr>
       <w:r>
         <w:rPr>
-          <w:rFonts w:ascii="SimHei" w:eastAsia="SimHei" w:hAnsi="SimHei" w:cs="SimHei"/>
+          <w:rFonts w:ascii="黑体" w:hAnsi="黑体" w:eastAsia="黑体" w:cs="黑体"/>
           <w:b/>
           <w:bCs/>
           <w:spacing w:val="5"/>
@@ -140,139 +139,61 @@
     </w:p>
     <w:p>
       <w:pPr>
-        <w:pStyle w:val="BodyText"/>
+        <w:pStyle w:val="2"/>
         <w:spacing w:line="249" w:lineRule="auto"/>
       </w:pPr>
     </w:p>
     <w:p>
       <w:pPr>
-        <w:pStyle w:val="BodyText"/>
+        <w:pStyle w:val="2"/>
         <w:spacing w:line="249" w:lineRule="auto"/>
       </w:pPr>
     </w:p>
     <w:p>
       <w:pPr>
-        <w:pStyle w:val="BodyText"/>
+        <w:pStyle w:val="2"/>
         <w:spacing w:line="249" w:lineRule="auto"/>
       </w:pPr>
     </w:p>
     <w:p>
       <w:pPr>
-        <w:pStyle w:val="BodyText"/>
+        <w:pStyle w:val="2"/>
         <w:spacing w:line="249" w:lineRule="auto"/>
       </w:pPr>
     </w:p>
     <w:p>
       <w:pPr>
-        <w:pStyle w:val="BodyText"/>
+        <w:pStyle w:val="2"/>
         <w:spacing w:line="249" w:lineRule="auto"/>
       </w:pPr>
     </w:p>
     <w:p>
       <w:pPr>
-        <w:pStyle w:val="BodyText"/>
+        <w:pStyle w:val="2"/>
         <w:spacing w:line="249" w:lineRule="auto"/>
       </w:pPr>
     </w:p>
     <w:p>
       <w:pPr>
-        <w:pStyle w:val="BodyText"/>
+        <w:pStyle w:val="2"/>
         <w:spacing w:line="249" w:lineRule="auto"/>
       </w:pPr>
     </w:p>
     <w:p>
       <w:pPr>
-        <w:pStyle w:val="BodyText"/>
+        <w:pStyle w:val="2"/>
         <w:spacing w:line="249" w:lineRule="auto"/>
       </w:pPr>
     </w:p>
     <w:p>
       <w:pPr>
-        <w:pStyle w:val="BodyText"/>
+        <w:pStyle w:val="2"/>
         <w:spacing w:line="249" w:lineRule="auto"/>
       </w:pPr>
     </w:p>
     <w:p>
       <w:pPr>
-        <w:pStyle w:val="BodyText"/>
-        <w:spacing w:line="249" w:lineRule="auto"/>
-      </w:pPr>
-    </w:p>
-    <w:p>
-      <w:pPr>
-        <w:pStyle w:val="BodyText"/>
-        <w:spacing w:line="249" w:lineRule="auto"/>
-      </w:pPr>
-    </w:p>
-    <w:p>
-      <w:pPr>
-        <w:pStyle w:val="BodyText"/>
-        <w:spacing w:line="249" w:lineRule="auto"/>
-      </w:pPr>
-    </w:p>
-    <w:p>
-      <w:pPr>
-        <w:pStyle w:val="BodyText"/>
-        <w:spacing w:line="249" w:lineRule="auto"/>
-      </w:pPr>
-    </w:p>
-    <w:p>
-      <w:pPr>
-        <w:pStyle w:val="BodyText"/>
-        <w:spacing w:line="249" w:lineRule="auto"/>
-      </w:pPr>
-    </w:p>
-    <w:p>
-      <w:pPr>
-        <w:pStyle w:val="BodyText"/>
-        <w:spacing w:line="249" w:lineRule="auto"/>
-      </w:pPr>
-    </w:p>
-    <w:p>
-      <w:pPr>
-        <w:pStyle w:val="BodyText"/>
-        <w:spacing w:line="249" w:lineRule="auto"/>
-      </w:pPr>
-    </w:p>
-    <w:p>
-      <w:pPr>
-        <w:pStyle w:val="BodyText"/>
-        <w:spacing w:line="249" w:lineRule="auto"/>
-      </w:pPr>
-    </w:p>
-    <w:p>
-      <w:pPr>
-        <w:pStyle w:val="BodyText"/>
-        <w:spacing w:line="249" w:lineRule="auto"/>
-      </w:pPr>
-    </w:p>
-    <w:p>
-      <w:pPr>
-        <w:pStyle w:val="BodyText"/>
-        <w:spacing w:line="249" w:lineRule="auto"/>
-      </w:pPr>
-    </w:p>
-    <w:p>
-      <w:pPr>
-        <w:pStyle w:val="BodyText"/>
-        <w:spacing w:line="249" w:lineRule="auto"/>
-      </w:pPr>
-    </w:p>
-    <w:p>
-      <w:pPr>
-        <w:pStyle w:val="BodyText"/>
-        <w:spacing w:line="249" w:lineRule="auto"/>
-      </w:pPr>
-    </w:p>
-    <w:p>
-      <w:pPr>
-        <w:pStyle w:val="BodyText"/>
-        <w:spacing w:line="249" w:lineRule="auto"/>
-      </w:pPr>
-    </w:p>
-    <w:p>
-      <w:pPr>
-        <w:pStyle w:val="BodyText"/>
+        <w:pStyle w:val="2"/>
         <w:spacing w:line="249" w:lineRule="auto"/>
       </w:pPr>
     </w:p>
@@ -281,14 +202,14 @@
         <w:spacing w:before="98" w:line="221" w:lineRule="auto"/>
         <w:ind w:left="2888"/>
         <w:rPr>
-          <w:rFonts w:ascii="SimHei" w:eastAsia="SimHei" w:hAnsi="SimHei" w:cs="SimHei"/>
-          <w:sz w:val="30"/>
-          <w:szCs w:val="30"/>
-        </w:rPr>
-      </w:pPr>
-      <w:r>
-        <w:rPr>
-          <w:rFonts w:ascii="SimHei" w:eastAsia="SimHei" w:hAnsi="SimHei" w:cs="SimHei"/>
+          <w:rFonts w:ascii="黑体" w:hAnsi="黑体" w:eastAsia="黑体" w:cs="黑体"/>
+          <w:sz w:val="30"/>
+          <w:szCs w:val="30"/>
+        </w:rPr>
+      </w:pPr>
+      <w:r>
+        <w:rPr>
+          <w:rFonts w:ascii="黑体" w:hAnsi="黑体" w:eastAsia="黑体" w:cs="黑体"/>
           <w:b/>
           <w:bCs/>
           <w:spacing w:val="-3"/>
@@ -299,7 +220,7 @@
       </w:r>
       <w:r>
         <w:rPr>
-          <w:rFonts w:ascii="SimHei" w:eastAsia="SimHei" w:hAnsi="SimHei" w:cs="SimHei"/>
+          <w:rFonts w:ascii="黑体" w:hAnsi="黑体" w:eastAsia="黑体" w:cs="黑体"/>
           <w:spacing w:val="-3"/>
           <w:sz w:val="30"/>
           <w:szCs w:val="30"/>
@@ -308,7 +229,7 @@
       </w:r>
       <w:r>
         <w:rPr>
-          <w:rFonts w:ascii="SimHei" w:eastAsia="SimHei" w:hAnsi="SimHei" w:cs="SimHei"/>
+          <w:rFonts w:ascii="黑体" w:hAnsi="黑体" w:eastAsia="黑体" w:cs="黑体"/>
           <w:b/>
           <w:bCs/>
           <w:spacing w:val="-3"/>
@@ -323,14 +244,14 @@
         <w:spacing w:before="270" w:line="221" w:lineRule="auto"/>
         <w:ind w:left="2878"/>
         <w:rPr>
-          <w:rFonts w:ascii="SimHei" w:eastAsia="SimHei" w:hAnsi="SimHei" w:cs="SimHei"/>
-          <w:sz w:val="30"/>
-          <w:szCs w:val="30"/>
-        </w:rPr>
-      </w:pPr>
-      <w:r>
-        <w:rPr>
-          <w:rFonts w:ascii="SimHei" w:eastAsia="SimHei" w:hAnsi="SimHei" w:cs="SimHei"/>
+          <w:rFonts w:ascii="黑体" w:hAnsi="黑体" w:eastAsia="黑体" w:cs="黑体"/>
+          <w:sz w:val="30"/>
+          <w:szCs w:val="30"/>
+        </w:rPr>
+      </w:pPr>
+      <w:r>
+        <w:rPr>
+          <w:rFonts w:ascii="黑体" w:hAnsi="黑体" w:eastAsia="黑体" w:cs="黑体"/>
           <w:b/>
           <w:bCs/>
           <w:spacing w:val="-5"/>
@@ -341,7 +262,7 @@
       </w:r>
       <w:r>
         <w:rPr>
-          <w:rFonts w:ascii="SimHei" w:eastAsia="SimHei" w:hAnsi="SimHei" w:cs="SimHei"/>
+          <w:rFonts w:ascii="黑体" w:hAnsi="黑体" w:eastAsia="黑体" w:cs="黑体"/>
           <w:spacing w:val="-5"/>
           <w:sz w:val="30"/>
           <w:szCs w:val="30"/>
@@ -350,7 +271,7 @@
       </w:r>
       <w:r>
         <w:rPr>
-          <w:rFonts w:ascii="Times New Roman" w:eastAsia="Times New Roman" w:hAnsi="Times New Roman" w:cs="Times New Roman"/>
+          <w:rFonts w:ascii="Times New Roman" w:hAnsi="Times New Roman" w:eastAsia="Times New Roman" w:cs="Times New Roman"/>
           <w:b/>
           <w:bCs/>
           <w:spacing w:val="-5"/>
@@ -365,14 +286,14 @@
         <w:spacing w:before="269" w:line="222" w:lineRule="auto"/>
         <w:ind w:left="2883"/>
         <w:rPr>
-          <w:rFonts w:ascii="Times New Roman" w:eastAsia="Times New Roman" w:hAnsi="Times New Roman" w:cs="Times New Roman"/>
-          <w:sz w:val="30"/>
-          <w:szCs w:val="30"/>
-        </w:rPr>
-      </w:pPr>
-      <w:r>
-        <w:rPr>
-          <w:rFonts w:ascii="SimHei" w:eastAsia="SimHei" w:hAnsi="SimHei" w:cs="SimHei"/>
+          <w:rFonts w:ascii="Times New Roman" w:hAnsi="Times New Roman" w:eastAsia="Times New Roman" w:cs="Times New Roman"/>
+          <w:sz w:val="30"/>
+          <w:szCs w:val="30"/>
+        </w:rPr>
+      </w:pPr>
+      <w:r>
+        <w:rPr>
+          <w:rFonts w:ascii="黑体" w:hAnsi="黑体" w:eastAsia="黑体" w:cs="黑体"/>
           <w:b/>
           <w:bCs/>
           <w:spacing w:val="-2"/>
@@ -383,7 +304,7 @@
       </w:r>
       <w:r>
         <w:rPr>
-          <w:rFonts w:ascii="Times New Roman" w:eastAsia="Times New Roman" w:hAnsi="Times New Roman" w:cs="Times New Roman"/>
+          <w:rFonts w:ascii="Times New Roman" w:hAnsi="Times New Roman" w:eastAsia="Times New Roman" w:cs="Times New Roman"/>
           <w:b/>
           <w:bCs/>
           <w:spacing w:val="-2"/>
@@ -398,14 +319,14 @@
         <w:spacing w:before="270" w:line="222" w:lineRule="auto"/>
         <w:ind w:left="2884"/>
         <w:rPr>
-          <w:rFonts w:ascii="SimHei" w:eastAsia="SimHei" w:hAnsi="SimHei" w:cs="SimHei"/>
-          <w:sz w:val="30"/>
-          <w:szCs w:val="30"/>
-        </w:rPr>
-      </w:pPr>
-      <w:r>
-        <w:rPr>
-          <w:rFonts w:ascii="SimHei" w:eastAsia="SimHei" w:hAnsi="SimHei" w:cs="SimHei"/>
+          <w:rFonts w:ascii="黑体" w:hAnsi="黑体" w:eastAsia="黑体" w:cs="黑体"/>
+          <w:sz w:val="30"/>
+          <w:szCs w:val="30"/>
+        </w:rPr>
+      </w:pPr>
+      <w:r>
+        <w:rPr>
+          <w:rFonts w:ascii="黑体" w:hAnsi="黑体" w:eastAsia="黑体" w:cs="黑体"/>
           <w:b/>
           <w:bCs/>
           <w:spacing w:val="-6"/>
@@ -420,14 +341,14 @@
         <w:spacing w:before="268" w:line="222" w:lineRule="auto"/>
         <w:ind w:left="2884"/>
         <w:rPr>
-          <w:rFonts w:ascii="SimHei" w:eastAsia="SimHei" w:hAnsi="SimHei" w:cs="SimHei"/>
-          <w:sz w:val="30"/>
-          <w:szCs w:val="30"/>
-        </w:rPr>
-      </w:pPr>
-      <w:r>
-        <w:rPr>
-          <w:rFonts w:ascii="SimHei" w:eastAsia="SimHei" w:hAnsi="SimHei" w:cs="SimHei"/>
+          <w:rFonts w:ascii="黑体" w:hAnsi="黑体" w:eastAsia="黑体" w:cs="黑体"/>
+          <w:sz w:val="30"/>
+          <w:szCs w:val="30"/>
+        </w:rPr>
+      </w:pPr>
+      <w:r>
+        <w:rPr>
+          <w:rFonts w:ascii="黑体" w:hAnsi="黑体" w:eastAsia="黑体" w:cs="黑体"/>
           <w:b/>
           <w:bCs/>
           <w:spacing w:val="-4"/>
@@ -442,14 +363,14 @@
         <w:spacing w:before="269" w:line="221" w:lineRule="auto"/>
         <w:ind w:left="2884"/>
         <w:rPr>
-          <w:rFonts w:ascii="SimHei" w:eastAsia="SimHei" w:hAnsi="SimHei" w:cs="SimHei"/>
-          <w:sz w:val="30"/>
-          <w:szCs w:val="30"/>
-        </w:rPr>
-      </w:pPr>
-      <w:r>
-        <w:rPr>
-          <w:rFonts w:ascii="SimHei" w:eastAsia="SimHei" w:hAnsi="SimHei" w:cs="SimHei"/>
+          <w:rFonts w:ascii="黑体" w:hAnsi="黑体" w:eastAsia="黑体" w:cs="黑体"/>
+          <w:sz w:val="30"/>
+          <w:szCs w:val="30"/>
+        </w:rPr>
+      </w:pPr>
+      <w:r>
+        <w:rPr>
+          <w:rFonts w:ascii="黑体" w:hAnsi="黑体" w:eastAsia="黑体" w:cs="黑体"/>
           <w:b/>
           <w:bCs/>
           <w:spacing w:val="-6"/>
@@ -464,14 +385,14 @@
         <w:spacing w:before="274" w:line="221" w:lineRule="auto"/>
         <w:ind w:left="2878"/>
         <w:rPr>
-          <w:rFonts w:ascii="SimHei" w:eastAsia="SimHei" w:hAnsi="SimHei" w:cs="SimHei"/>
-          <w:sz w:val="30"/>
-          <w:szCs w:val="30"/>
-        </w:rPr>
-      </w:pPr>
-      <w:r>
-        <w:rPr>
-          <w:rFonts w:ascii="SimHei" w:eastAsia="SimHei" w:hAnsi="SimHei" w:cs="SimHei"/>
+          <w:rFonts w:ascii="黑体" w:hAnsi="黑体" w:eastAsia="黑体" w:cs="黑体"/>
+          <w:sz w:val="30"/>
+          <w:szCs w:val="30"/>
+        </w:rPr>
+      </w:pPr>
+      <w:r>
+        <w:rPr>
+          <w:rFonts w:ascii="黑体" w:hAnsi="黑体" w:eastAsia="黑体" w:cs="黑体"/>
           <w:b/>
           <w:bCs/>
           <w:spacing w:val="-4"/>
@@ -482,7 +403,7 @@
       </w:r>
       <w:r>
         <w:rPr>
-          <w:rFonts w:ascii="Times New Roman" w:eastAsia="Times New Roman" w:hAnsi="Times New Roman" w:cs="Times New Roman"/>
+          <w:rFonts w:ascii="Times New Roman" w:hAnsi="Times New Roman" w:eastAsia="Times New Roman" w:cs="Times New Roman"/>
           <w:b/>
           <w:bCs/>
           <w:spacing w:val="-4"/>
@@ -497,15 +418,15 @@
       <w:pPr>
         <w:spacing w:line="221" w:lineRule="auto"/>
         <w:rPr>
-          <w:rFonts w:ascii="SimHei" w:eastAsia="SimHei" w:hAnsi="SimHei" w:cs="SimHei"/>
+          <w:rFonts w:ascii="黑体" w:hAnsi="黑体" w:eastAsia="黑体" w:cs="黑体"/>
           <w:sz w:val="30"/>
           <w:szCs w:val="30"/>
         </w:rPr>
         <w:sectPr>
-          <w:footerReference w:type="default" r:id="rId5"/>
+          <w:footerReference r:id="rId5" w:type="default"/>
           <w:pgSz w:w="11910" w:h="16840"/>
           <w:pgMar w:top="837" w:right="1786" w:bottom="961" w:left="1779" w:header="0" w:footer="726" w:gutter="0"/>
-          <w:cols w:space="720"/>
+          <w:cols w:space="720" w:num="1"/>
         </w:sectPr>
       </w:pPr>
     </w:p>
@@ -519,7 +440,7 @@
         </w:rPr>
         <w:drawing>
           <wp:inline distT="0" distB="0" distL="0" distR="0">
-            <wp:extent cx="696350" cy="271753"/>
+            <wp:extent cx="695960" cy="271145"/>
             <wp:effectExtent l="0" t="0" r="0" b="0"/>
             <wp:docPr id="4" name="IM 4"/>
             <wp:cNvGraphicFramePr/>
@@ -531,13 +452,13 @@
                     <pic:cNvPicPr/>
                   </pic:nvPicPr>
                   <pic:blipFill>
-                    <a:blip xmlns:r="http://schemas.openxmlformats.org/officeDocument/2006/relationships" r:embed="rId4"/>
+                    <a:blip r:embed="rId10"/>
                     <a:stretch>
                       <a:fillRect/>
                     </a:stretch>
                   </pic:blipFill>
                   <pic:spPr>
-                    <a:xfrm rot="0">
+                    <a:xfrm>
                       <a:off x="0" y="0"/>
                       <a:ext cx="696350" cy="271753"/>
                     </a:xfrm>
@@ -557,14 +478,14 @@
         <w:spacing w:before="334" w:line="222" w:lineRule="auto"/>
         <w:ind w:left="3347"/>
         <w:rPr>
-          <w:rFonts w:ascii="SimHei" w:eastAsia="SimHei" w:hAnsi="SimHei" w:cs="SimHei"/>
-          <w:sz w:val="30"/>
-          <w:szCs w:val="30"/>
-        </w:rPr>
-      </w:pPr>
-      <w:r>
-        <w:rPr>
-          <w:rFonts w:ascii="SimHei" w:eastAsia="SimHei" w:hAnsi="SimHei" w:cs="SimHei"/>
+          <w:rFonts w:ascii="黑体" w:hAnsi="黑体" w:eastAsia="黑体" w:cs="黑体"/>
+          <w:sz w:val="30"/>
+          <w:szCs w:val="30"/>
+        </w:rPr>
+      </w:pPr>
+      <w:r>
+        <w:rPr>
+          <w:rFonts w:ascii="黑体" w:hAnsi="黑体" w:eastAsia="黑体" w:cs="黑体"/>
           <w:b/>
           <w:bCs/>
           <w:spacing w:val="-5"/>
@@ -581,18 +502,24 @@
     </w:p>
     <w:tbl>
       <w:tblPr>
-        <w:tblStyle w:val="TableNormal"/>
+        <w:tblStyle w:val="5"/>
         <w:tblW w:w="8508" w:type="dxa"/>
         <w:tblInd w:w="162" w:type="dxa"/>
         <w:tblBorders>
-          <w:top w:val="single" w:sz="2" w:space="0" w:color="000000"/>
-          <w:left w:val="single" w:sz="2" w:space="0" w:color="000000"/>
-          <w:bottom w:val="single" w:sz="2" w:space="0" w:color="000000"/>
-          <w:right w:val="single" w:sz="2" w:space="0" w:color="000000"/>
-          <w:insideH w:val="single" w:sz="2" w:space="0" w:color="000000"/>
-          <w:insideV w:val="single" w:sz="2" w:space="0" w:color="000000"/>
+          <w:top w:val="single" w:color="000000" w:sz="2" w:space="0"/>
+          <w:left w:val="single" w:color="000000" w:sz="2" w:space="0"/>
+          <w:bottom w:val="single" w:color="000000" w:sz="2" w:space="0"/>
+          <w:right w:val="single" w:color="000000" w:sz="2" w:space="0"/>
+          <w:insideH w:val="single" w:color="000000" w:sz="2" w:space="0"/>
+          <w:insideV w:val="single" w:color="000000" w:sz="2" w:space="0"/>
         </w:tblBorders>
         <w:tblLayout w:type="fixed"/>
+        <w:tblCellMar>
+          <w:top w:w="0" w:type="dxa"/>
+          <w:left w:w="0" w:type="dxa"/>
+          <w:bottom w:w="0" w:type="dxa"/>
+          <w:right w:w="0" w:type="dxa"/>
+        </w:tblCellMar>
       </w:tblPr>
       <w:tblGrid>
         <w:gridCol w:w="1582"/>
@@ -603,20 +530,23 @@
       </w:tblGrid>
       <w:tr>
         <w:tblPrEx>
-          <w:tblW w:w="8508" w:type="dxa"/>
-          <w:tblInd w:w="162" w:type="dxa"/>
           <w:tblBorders>
-            <w:top w:val="single" w:sz="2" w:space="0" w:color="000000"/>
-            <w:left w:val="single" w:sz="2" w:space="0" w:color="000000"/>
-            <w:bottom w:val="single" w:sz="2" w:space="0" w:color="000000"/>
-            <w:right w:val="single" w:sz="2" w:space="0" w:color="000000"/>
-            <w:insideH w:val="single" w:sz="2" w:space="0" w:color="000000"/>
-            <w:insideV w:val="single" w:sz="2" w:space="0" w:color="000000"/>
+            <w:top w:val="single" w:color="000000" w:sz="2" w:space="0"/>
+            <w:left w:val="single" w:color="000000" w:sz="2" w:space="0"/>
+            <w:bottom w:val="single" w:color="000000" w:sz="2" w:space="0"/>
+            <w:right w:val="single" w:color="000000" w:sz="2" w:space="0"/>
+            <w:insideH w:val="single" w:color="000000" w:sz="2" w:space="0"/>
+            <w:insideV w:val="single" w:color="000000" w:sz="2" w:space="0"/>
           </w:tblBorders>
-          <w:tblLayout w:type="fixed"/>
+          <w:tblCellMar>
+            <w:top w:w="0" w:type="dxa"/>
+            <w:left w:w="0" w:type="dxa"/>
+            <w:bottom w:w="0" w:type="dxa"/>
+            <w:right w:w="0" w:type="dxa"/>
+          </w:tblCellMar>
         </w:tblPrEx>
         <w:trPr>
-          <w:trHeight w:val="632"/>
+          <w:trHeight w:val="632" w:hRule="atLeast"/>
         </w:trPr>
         <w:tc>
           <w:tcPr>
@@ -627,14 +557,14 @@
               <w:spacing w:before="177" w:line="222" w:lineRule="auto"/>
               <w:ind w:left="230"/>
               <w:rPr>
-                <w:rFonts w:ascii="SimHei" w:eastAsia="SimHei" w:hAnsi="SimHei" w:cs="SimHei"/>
+                <w:rFonts w:ascii="黑体" w:hAnsi="黑体" w:eastAsia="黑体" w:cs="黑体"/>
                 <w:sz w:val="28"/>
                 <w:szCs w:val="28"/>
               </w:rPr>
             </w:pPr>
             <w:r>
               <w:rPr>
-                <w:rFonts w:ascii="SimHei" w:eastAsia="SimHei" w:hAnsi="SimHei" w:cs="SimHei"/>
+                <w:rFonts w:ascii="黑体" w:hAnsi="黑体" w:eastAsia="黑体" w:cs="黑体"/>
                 <w:spacing w:val="-4"/>
                 <w:sz w:val="28"/>
                 <w:szCs w:val="28"/>
@@ -652,14 +582,14 @@
               <w:spacing w:before="177" w:line="222" w:lineRule="auto"/>
               <w:ind w:left="366"/>
               <w:rPr>
-                <w:rFonts w:ascii="SimHei" w:eastAsia="SimHei" w:hAnsi="SimHei" w:cs="SimHei"/>
+                <w:rFonts w:ascii="黑体" w:hAnsi="黑体" w:eastAsia="黑体" w:cs="黑体"/>
                 <w:sz w:val="28"/>
                 <w:szCs w:val="28"/>
               </w:rPr>
             </w:pPr>
             <w:r>
               <w:rPr>
-                <w:rFonts w:ascii="SimHei" w:eastAsia="SimHei" w:hAnsi="SimHei" w:cs="SimHei"/>
+                <w:rFonts w:ascii="黑体" w:hAnsi="黑体" w:eastAsia="黑体" w:cs="黑体"/>
                 <w:spacing w:val="-3"/>
                 <w:sz w:val="28"/>
                 <w:szCs w:val="28"/>
@@ -677,14 +607,14 @@
               <w:spacing w:before="177" w:line="222" w:lineRule="auto"/>
               <w:ind w:left="434"/>
               <w:rPr>
-                <w:rFonts w:ascii="SimHei" w:eastAsia="SimHei" w:hAnsi="SimHei" w:cs="SimHei"/>
+                <w:rFonts w:ascii="黑体" w:hAnsi="黑体" w:eastAsia="黑体" w:cs="黑体"/>
                 <w:sz w:val="28"/>
                 <w:szCs w:val="28"/>
               </w:rPr>
             </w:pPr>
             <w:r>
               <w:rPr>
-                <w:rFonts w:ascii="SimHei" w:eastAsia="SimHei" w:hAnsi="SimHei" w:cs="SimHei"/>
+                <w:rFonts w:ascii="黑体" w:hAnsi="黑体" w:eastAsia="黑体" w:cs="黑体"/>
                 <w:spacing w:val="-3"/>
                 <w:sz w:val="28"/>
                 <w:szCs w:val="28"/>
@@ -702,14 +632,14 @@
               <w:spacing w:before="176" w:line="223" w:lineRule="auto"/>
               <w:ind w:left="444"/>
               <w:rPr>
-                <w:rFonts w:ascii="SimHei" w:eastAsia="SimHei" w:hAnsi="SimHei" w:cs="SimHei"/>
+                <w:rFonts w:ascii="黑体" w:hAnsi="黑体" w:eastAsia="黑体" w:cs="黑体"/>
                 <w:sz w:val="28"/>
                 <w:szCs w:val="28"/>
               </w:rPr>
             </w:pPr>
             <w:r>
               <w:rPr>
-                <w:rFonts w:ascii="SimHei" w:eastAsia="SimHei" w:hAnsi="SimHei" w:cs="SimHei"/>
+                <w:rFonts w:ascii="黑体" w:hAnsi="黑体" w:eastAsia="黑体" w:cs="黑体"/>
                 <w:spacing w:val="-6"/>
                 <w:sz w:val="28"/>
                 <w:szCs w:val="28"/>
@@ -727,14 +657,14 @@
               <w:spacing w:before="176" w:line="222" w:lineRule="auto"/>
               <w:ind w:left="332"/>
               <w:rPr>
-                <w:rFonts w:ascii="SimHei" w:eastAsia="SimHei" w:hAnsi="SimHei" w:cs="SimHei"/>
+                <w:rFonts w:ascii="黑体" w:hAnsi="黑体" w:eastAsia="黑体" w:cs="黑体"/>
                 <w:sz w:val="28"/>
                 <w:szCs w:val="28"/>
               </w:rPr>
             </w:pPr>
             <w:r>
               <w:rPr>
-                <w:rFonts w:ascii="SimHei" w:eastAsia="SimHei" w:hAnsi="SimHei" w:cs="SimHei"/>
+                <w:rFonts w:ascii="黑体" w:hAnsi="黑体" w:eastAsia="黑体" w:cs="黑体"/>
                 <w:spacing w:val="-2"/>
                 <w:sz w:val="28"/>
                 <w:szCs w:val="28"/>
@@ -746,12 +676,23 @@
       </w:tr>
       <w:tr>
         <w:tblPrEx>
-          <w:tblW w:w="8508" w:type="dxa"/>
-          <w:tblInd w:w="162" w:type="dxa"/>
-          <w:tblLayout w:type="fixed"/>
+          <w:tblBorders>
+            <w:top w:val="single" w:color="000000" w:sz="2" w:space="0"/>
+            <w:left w:val="single" w:color="000000" w:sz="2" w:space="0"/>
+            <w:bottom w:val="single" w:color="000000" w:sz="2" w:space="0"/>
+            <w:right w:val="single" w:color="000000" w:sz="2" w:space="0"/>
+            <w:insideH w:val="single" w:color="000000" w:sz="2" w:space="0"/>
+            <w:insideV w:val="single" w:color="000000" w:sz="2" w:space="0"/>
+          </w:tblBorders>
+          <w:tblCellMar>
+            <w:top w:w="0" w:type="dxa"/>
+            <w:left w:w="0" w:type="dxa"/>
+            <w:bottom w:w="0" w:type="dxa"/>
+            <w:right w:w="0" w:type="dxa"/>
+          </w:tblCellMar>
         </w:tblPrEx>
         <w:trPr>
-          <w:trHeight w:val="865"/>
+          <w:trHeight w:val="865" w:hRule="atLeast"/>
         </w:trPr>
         <w:tc>
           <w:tcPr>
@@ -762,14 +703,14 @@
               <w:spacing w:before="175" w:line="241" w:lineRule="auto"/>
               <w:ind w:left="311"/>
               <w:rPr>
-                <w:rFonts w:ascii="SimHei" w:eastAsia="SimHei" w:hAnsi="SimHei" w:cs="SimHei"/>
+                <w:rFonts w:ascii="黑体" w:hAnsi="黑体" w:eastAsia="黑体" w:cs="黑体"/>
                 <w:sz w:val="28"/>
                 <w:szCs w:val="28"/>
               </w:rPr>
             </w:pPr>
             <w:r>
               <w:rPr>
-                <w:rFonts w:ascii="SimHei" w:eastAsia="SimHei" w:hAnsi="SimHei" w:cs="SimHei"/>
+                <w:rFonts w:ascii="黑体" w:hAnsi="黑体" w:eastAsia="黑体" w:cs="黑体"/>
                 <w:spacing w:val="-1"/>
                 <w:sz w:val="28"/>
                 <w:szCs w:val="28"/>
@@ -787,14 +728,14 @@
               <w:spacing w:before="175" w:line="224" w:lineRule="auto"/>
               <w:ind w:left="560" w:right="26" w:hanging="420"/>
               <w:rPr>
-                <w:rFonts w:ascii="SimHei" w:eastAsia="SimHei" w:hAnsi="SimHei" w:cs="SimHei"/>
+                <w:rFonts w:ascii="黑体" w:hAnsi="黑体" w:eastAsia="黑体" w:cs="黑体"/>
                 <w:sz w:val="28"/>
                 <w:szCs w:val="28"/>
               </w:rPr>
             </w:pPr>
             <w:r>
               <w:rPr>
-                <w:rFonts w:ascii="SimHei" w:eastAsia="SimHei" w:hAnsi="SimHei" w:cs="SimHei"/>
+                <w:rFonts w:ascii="黑体" w:hAnsi="黑体" w:eastAsia="黑体" w:cs="黑体"/>
                 <w:spacing w:val="-2"/>
                 <w:sz w:val="28"/>
                 <w:szCs w:val="28"/>
@@ -803,7 +744,7 @@
             </w:r>
             <w:r>
               <w:rPr>
-                <w:rFonts w:ascii="SimHei" w:eastAsia="SimHei" w:hAnsi="SimHei" w:cs="SimHei"/>
+                <w:rFonts w:ascii="黑体" w:hAnsi="黑体" w:eastAsia="黑体" w:cs="黑体"/>
                 <w:spacing w:val="-3"/>
                 <w:sz w:val="28"/>
                 <w:szCs w:val="28"/>
@@ -821,14 +762,14 @@
               <w:spacing w:before="176" w:line="222" w:lineRule="auto"/>
               <w:ind w:left="440"/>
               <w:rPr>
-                <w:rFonts w:ascii="SimHei" w:eastAsia="SimHei" w:hAnsi="SimHei" w:cs="SimHei"/>
+                <w:rFonts w:ascii="黑体" w:hAnsi="黑体" w:eastAsia="黑体" w:cs="黑体"/>
                 <w:sz w:val="28"/>
                 <w:szCs w:val="28"/>
               </w:rPr>
             </w:pPr>
             <w:r>
               <w:rPr>
-                <w:rFonts w:ascii="SimHei" w:eastAsia="SimHei" w:hAnsi="SimHei" w:cs="SimHei"/>
+                <w:rFonts w:ascii="黑体" w:hAnsi="黑体" w:eastAsia="黑体" w:cs="黑体"/>
                 <w:spacing w:val="-5"/>
                 <w:sz w:val="28"/>
                 <w:szCs w:val="28"/>
@@ -846,14 +787,14 @@
               <w:spacing w:before="176" w:line="222" w:lineRule="auto"/>
               <w:ind w:left="495"/>
               <w:rPr>
-                <w:rFonts w:ascii="SimHei" w:eastAsia="SimHei" w:hAnsi="SimHei" w:cs="SimHei"/>
+                <w:rFonts w:ascii="黑体" w:hAnsi="黑体" w:eastAsia="黑体" w:cs="黑体"/>
                 <w:sz w:val="28"/>
                 <w:szCs w:val="28"/>
               </w:rPr>
             </w:pPr>
             <w:r>
               <w:rPr>
-                <w:rFonts w:ascii="SimHei" w:eastAsia="SimHei" w:hAnsi="SimHei" w:cs="SimHei"/>
+                <w:rFonts w:ascii="黑体" w:hAnsi="黑体" w:eastAsia="黑体" w:cs="黑体"/>
                 <w:spacing w:val="-5"/>
                 <w:sz w:val="28"/>
                 <w:szCs w:val="28"/>
@@ -871,14 +812,14 @@
               <w:spacing w:before="175" w:line="241" w:lineRule="auto"/>
               <w:ind w:left="332"/>
               <w:rPr>
-                <w:rFonts w:ascii="SimHei" w:eastAsia="SimHei" w:hAnsi="SimHei" w:cs="SimHei"/>
+                <w:rFonts w:ascii="黑体" w:hAnsi="黑体" w:eastAsia="黑体" w:cs="黑体"/>
                 <w:sz w:val="28"/>
                 <w:szCs w:val="28"/>
               </w:rPr>
             </w:pPr>
             <w:r>
               <w:rPr>
-                <w:rFonts w:ascii="SimHei" w:eastAsia="SimHei" w:hAnsi="SimHei" w:cs="SimHei"/>
+                <w:rFonts w:ascii="黑体" w:hAnsi="黑体" w:eastAsia="黑体" w:cs="黑体"/>
                 <w:spacing w:val="-2"/>
                 <w:sz w:val="28"/>
                 <w:szCs w:val="28"/>
@@ -890,12 +831,23 @@
       </w:tr>
       <w:tr>
         <w:tblPrEx>
-          <w:tblW w:w="8508" w:type="dxa"/>
-          <w:tblInd w:w="162" w:type="dxa"/>
-          <w:tblLayout w:type="fixed"/>
+          <w:tblBorders>
+            <w:top w:val="single" w:color="000000" w:sz="2" w:space="0"/>
+            <w:left w:val="single" w:color="000000" w:sz="2" w:space="0"/>
+            <w:bottom w:val="single" w:color="000000" w:sz="2" w:space="0"/>
+            <w:right w:val="single" w:color="000000" w:sz="2" w:space="0"/>
+            <w:insideH w:val="single" w:color="000000" w:sz="2" w:space="0"/>
+            <w:insideV w:val="single" w:color="000000" w:sz="2" w:space="0"/>
+          </w:tblBorders>
+          <w:tblCellMar>
+            <w:top w:w="0" w:type="dxa"/>
+            <w:left w:w="0" w:type="dxa"/>
+            <w:bottom w:w="0" w:type="dxa"/>
+            <w:right w:w="0" w:type="dxa"/>
+          </w:tblCellMar>
         </w:tblPrEx>
         <w:trPr>
-          <w:trHeight w:val="628"/>
+          <w:trHeight w:val="628" w:hRule="atLeast"/>
         </w:trPr>
         <w:tc>
           <w:tcPr>
@@ -903,7 +855,7 @@
           </w:tcPr>
           <w:p>
             <w:pPr>
-              <w:pStyle w:val="TableText"/>
+              <w:pStyle w:val="6"/>
             </w:pPr>
           </w:p>
         </w:tc>
@@ -913,7 +865,7 @@
           </w:tcPr>
           <w:p>
             <w:pPr>
-              <w:pStyle w:val="TableText"/>
+              <w:pStyle w:val="6"/>
             </w:pPr>
           </w:p>
         </w:tc>
@@ -923,7 +875,7 @@
           </w:tcPr>
           <w:p>
             <w:pPr>
-              <w:pStyle w:val="TableText"/>
+              <w:pStyle w:val="6"/>
             </w:pPr>
           </w:p>
         </w:tc>
@@ -933,7 +885,7 @@
           </w:tcPr>
           <w:p>
             <w:pPr>
-              <w:pStyle w:val="TableText"/>
+              <w:pStyle w:val="6"/>
             </w:pPr>
           </w:p>
         </w:tc>
@@ -943,19 +895,30 @@
           </w:tcPr>
           <w:p>
             <w:pPr>
-              <w:pStyle w:val="TableText"/>
+              <w:pStyle w:val="6"/>
             </w:pPr>
           </w:p>
         </w:tc>
       </w:tr>
       <w:tr>
         <w:tblPrEx>
-          <w:tblW w:w="8508" w:type="dxa"/>
-          <w:tblInd w:w="162" w:type="dxa"/>
-          <w:tblLayout w:type="fixed"/>
+          <w:tblBorders>
+            <w:top w:val="single" w:color="000000" w:sz="2" w:space="0"/>
+            <w:left w:val="single" w:color="000000" w:sz="2" w:space="0"/>
+            <w:bottom w:val="single" w:color="000000" w:sz="2" w:space="0"/>
+            <w:right w:val="single" w:color="000000" w:sz="2" w:space="0"/>
+            <w:insideH w:val="single" w:color="000000" w:sz="2" w:space="0"/>
+            <w:insideV w:val="single" w:color="000000" w:sz="2" w:space="0"/>
+          </w:tblBorders>
+          <w:tblCellMar>
+            <w:top w:w="0" w:type="dxa"/>
+            <w:left w:w="0" w:type="dxa"/>
+            <w:bottom w:w="0" w:type="dxa"/>
+            <w:right w:w="0" w:type="dxa"/>
+          </w:tblCellMar>
         </w:tblPrEx>
         <w:trPr>
-          <w:trHeight w:val="627"/>
+          <w:trHeight w:val="627" w:hRule="atLeast"/>
         </w:trPr>
         <w:tc>
           <w:tcPr>
@@ -963,7 +926,7 @@
           </w:tcPr>
           <w:p>
             <w:pPr>
-              <w:pStyle w:val="TableText"/>
+              <w:pStyle w:val="6"/>
             </w:pPr>
           </w:p>
         </w:tc>
@@ -973,7 +936,7 @@
           </w:tcPr>
           <w:p>
             <w:pPr>
-              <w:pStyle w:val="TableText"/>
+              <w:pStyle w:val="6"/>
             </w:pPr>
           </w:p>
         </w:tc>
@@ -983,7 +946,7 @@
           </w:tcPr>
           <w:p>
             <w:pPr>
-              <w:pStyle w:val="TableText"/>
+              <w:pStyle w:val="6"/>
             </w:pPr>
           </w:p>
         </w:tc>
@@ -993,7 +956,7 @@
           </w:tcPr>
           <w:p>
             <w:pPr>
-              <w:pStyle w:val="TableText"/>
+              <w:pStyle w:val="6"/>
             </w:pPr>
           </w:p>
         </w:tc>
@@ -1003,19 +966,30 @@
           </w:tcPr>
           <w:p>
             <w:pPr>
-              <w:pStyle w:val="TableText"/>
+              <w:pStyle w:val="6"/>
             </w:pPr>
           </w:p>
         </w:tc>
       </w:tr>
       <w:tr>
         <w:tblPrEx>
-          <w:tblW w:w="8508" w:type="dxa"/>
-          <w:tblInd w:w="162" w:type="dxa"/>
-          <w:tblLayout w:type="fixed"/>
+          <w:tblBorders>
+            <w:top w:val="single" w:color="000000" w:sz="2" w:space="0"/>
+            <w:left w:val="single" w:color="000000" w:sz="2" w:space="0"/>
+            <w:bottom w:val="single" w:color="000000" w:sz="2" w:space="0"/>
+            <w:right w:val="single" w:color="000000" w:sz="2" w:space="0"/>
+            <w:insideH w:val="single" w:color="000000" w:sz="2" w:space="0"/>
+            <w:insideV w:val="single" w:color="000000" w:sz="2" w:space="0"/>
+          </w:tblBorders>
+          <w:tblCellMar>
+            <w:top w:w="0" w:type="dxa"/>
+            <w:left w:w="0" w:type="dxa"/>
+            <w:bottom w:w="0" w:type="dxa"/>
+            <w:right w:w="0" w:type="dxa"/>
+          </w:tblCellMar>
         </w:tblPrEx>
         <w:trPr>
-          <w:trHeight w:val="627"/>
+          <w:trHeight w:val="627" w:hRule="atLeast"/>
         </w:trPr>
         <w:tc>
           <w:tcPr>
@@ -1023,7 +997,7 @@
           </w:tcPr>
           <w:p>
             <w:pPr>
-              <w:pStyle w:val="TableText"/>
+              <w:pStyle w:val="6"/>
             </w:pPr>
           </w:p>
         </w:tc>
@@ -1033,7 +1007,7 @@
           </w:tcPr>
           <w:p>
             <w:pPr>
-              <w:pStyle w:val="TableText"/>
+              <w:pStyle w:val="6"/>
             </w:pPr>
           </w:p>
         </w:tc>
@@ -1043,7 +1017,7 @@
           </w:tcPr>
           <w:p>
             <w:pPr>
-              <w:pStyle w:val="TableText"/>
+              <w:pStyle w:val="6"/>
             </w:pPr>
           </w:p>
         </w:tc>
@@ -1053,7 +1027,7 @@
           </w:tcPr>
           <w:p>
             <w:pPr>
-              <w:pStyle w:val="TableText"/>
+              <w:pStyle w:val="6"/>
             </w:pPr>
           </w:p>
         </w:tc>
@@ -1063,19 +1037,30 @@
           </w:tcPr>
           <w:p>
             <w:pPr>
-              <w:pStyle w:val="TableText"/>
+              <w:pStyle w:val="6"/>
             </w:pPr>
           </w:p>
         </w:tc>
       </w:tr>
       <w:tr>
         <w:tblPrEx>
-          <w:tblW w:w="8508" w:type="dxa"/>
-          <w:tblInd w:w="162" w:type="dxa"/>
-          <w:tblLayout w:type="fixed"/>
+          <w:tblBorders>
+            <w:top w:val="single" w:color="000000" w:sz="2" w:space="0"/>
+            <w:left w:val="single" w:color="000000" w:sz="2" w:space="0"/>
+            <w:bottom w:val="single" w:color="000000" w:sz="2" w:space="0"/>
+            <w:right w:val="single" w:color="000000" w:sz="2" w:space="0"/>
+            <w:insideH w:val="single" w:color="000000" w:sz="2" w:space="0"/>
+            <w:insideV w:val="single" w:color="000000" w:sz="2" w:space="0"/>
+          </w:tblBorders>
+          <w:tblCellMar>
+            <w:top w:w="0" w:type="dxa"/>
+            <w:left w:w="0" w:type="dxa"/>
+            <w:bottom w:w="0" w:type="dxa"/>
+            <w:right w:w="0" w:type="dxa"/>
+          </w:tblCellMar>
         </w:tblPrEx>
         <w:trPr>
-          <w:trHeight w:val="628"/>
+          <w:trHeight w:val="628" w:hRule="atLeast"/>
         </w:trPr>
         <w:tc>
           <w:tcPr>
@@ -1083,7 +1068,7 @@
           </w:tcPr>
           <w:p>
             <w:pPr>
-              <w:pStyle w:val="TableText"/>
+              <w:pStyle w:val="6"/>
             </w:pPr>
           </w:p>
         </w:tc>
@@ -1093,7 +1078,7 @@
           </w:tcPr>
           <w:p>
             <w:pPr>
-              <w:pStyle w:val="TableText"/>
+              <w:pStyle w:val="6"/>
             </w:pPr>
           </w:p>
         </w:tc>
@@ -1103,7 +1088,7 @@
           </w:tcPr>
           <w:p>
             <w:pPr>
-              <w:pStyle w:val="TableText"/>
+              <w:pStyle w:val="6"/>
             </w:pPr>
           </w:p>
         </w:tc>
@@ -1113,7 +1098,7 @@
           </w:tcPr>
           <w:p>
             <w:pPr>
-              <w:pStyle w:val="TableText"/>
+              <w:pStyle w:val="6"/>
             </w:pPr>
           </w:p>
         </w:tc>
@@ -1123,19 +1108,30 @@
           </w:tcPr>
           <w:p>
             <w:pPr>
-              <w:pStyle w:val="TableText"/>
+              <w:pStyle w:val="6"/>
             </w:pPr>
           </w:p>
         </w:tc>
       </w:tr>
       <w:tr>
         <w:tblPrEx>
-          <w:tblW w:w="8508" w:type="dxa"/>
-          <w:tblInd w:w="162" w:type="dxa"/>
-          <w:tblLayout w:type="fixed"/>
+          <w:tblBorders>
+            <w:top w:val="single" w:color="000000" w:sz="2" w:space="0"/>
+            <w:left w:val="single" w:color="000000" w:sz="2" w:space="0"/>
+            <w:bottom w:val="single" w:color="000000" w:sz="2" w:space="0"/>
+            <w:right w:val="single" w:color="000000" w:sz="2" w:space="0"/>
+            <w:insideH w:val="single" w:color="000000" w:sz="2" w:space="0"/>
+            <w:insideV w:val="single" w:color="000000" w:sz="2" w:space="0"/>
+          </w:tblBorders>
+          <w:tblCellMar>
+            <w:top w:w="0" w:type="dxa"/>
+            <w:left w:w="0" w:type="dxa"/>
+            <w:bottom w:w="0" w:type="dxa"/>
+            <w:right w:w="0" w:type="dxa"/>
+          </w:tblCellMar>
         </w:tblPrEx>
         <w:trPr>
-          <w:trHeight w:val="628"/>
+          <w:trHeight w:val="628" w:hRule="atLeast"/>
         </w:trPr>
         <w:tc>
           <w:tcPr>
@@ -1143,7 +1139,7 @@
           </w:tcPr>
           <w:p>
             <w:pPr>
-              <w:pStyle w:val="TableText"/>
+              <w:pStyle w:val="6"/>
             </w:pPr>
           </w:p>
         </w:tc>
@@ -1153,7 +1149,7 @@
           </w:tcPr>
           <w:p>
             <w:pPr>
-              <w:pStyle w:val="TableText"/>
+              <w:pStyle w:val="6"/>
             </w:pPr>
           </w:p>
         </w:tc>
@@ -1163,7 +1159,7 @@
           </w:tcPr>
           <w:p>
             <w:pPr>
-              <w:pStyle w:val="TableText"/>
+              <w:pStyle w:val="6"/>
             </w:pPr>
           </w:p>
         </w:tc>
@@ -1173,7 +1169,7 @@
           </w:tcPr>
           <w:p>
             <w:pPr>
-              <w:pStyle w:val="TableText"/>
+              <w:pStyle w:val="6"/>
             </w:pPr>
           </w:p>
         </w:tc>
@@ -1183,19 +1179,30 @@
           </w:tcPr>
           <w:p>
             <w:pPr>
-              <w:pStyle w:val="TableText"/>
+              <w:pStyle w:val="6"/>
             </w:pPr>
           </w:p>
         </w:tc>
       </w:tr>
       <w:tr>
         <w:tblPrEx>
-          <w:tblW w:w="8508" w:type="dxa"/>
-          <w:tblInd w:w="162" w:type="dxa"/>
-          <w:tblLayout w:type="fixed"/>
+          <w:tblBorders>
+            <w:top w:val="single" w:color="000000" w:sz="2" w:space="0"/>
+            <w:left w:val="single" w:color="000000" w:sz="2" w:space="0"/>
+            <w:bottom w:val="single" w:color="000000" w:sz="2" w:space="0"/>
+            <w:right w:val="single" w:color="000000" w:sz="2" w:space="0"/>
+            <w:insideH w:val="single" w:color="000000" w:sz="2" w:space="0"/>
+            <w:insideV w:val="single" w:color="000000" w:sz="2" w:space="0"/>
+          </w:tblBorders>
+          <w:tblCellMar>
+            <w:top w:w="0" w:type="dxa"/>
+            <w:left w:w="0" w:type="dxa"/>
+            <w:bottom w:w="0" w:type="dxa"/>
+            <w:right w:w="0" w:type="dxa"/>
+          </w:tblCellMar>
         </w:tblPrEx>
         <w:trPr>
-          <w:trHeight w:val="629"/>
+          <w:trHeight w:val="629" w:hRule="atLeast"/>
         </w:trPr>
         <w:tc>
           <w:tcPr>
@@ -1203,7 +1210,7 @@
           </w:tcPr>
           <w:p>
             <w:pPr>
-              <w:pStyle w:val="TableText"/>
+              <w:pStyle w:val="6"/>
             </w:pPr>
           </w:p>
         </w:tc>
@@ -1213,7 +1220,7 @@
           </w:tcPr>
           <w:p>
             <w:pPr>
-              <w:pStyle w:val="TableText"/>
+              <w:pStyle w:val="6"/>
             </w:pPr>
           </w:p>
         </w:tc>
@@ -1223,7 +1230,7 @@
           </w:tcPr>
           <w:p>
             <w:pPr>
-              <w:pStyle w:val="TableText"/>
+              <w:pStyle w:val="6"/>
             </w:pPr>
           </w:p>
         </w:tc>
@@ -1233,7 +1240,7 @@
           </w:tcPr>
           <w:p>
             <w:pPr>
-              <w:pStyle w:val="TableText"/>
+              <w:pStyle w:val="6"/>
             </w:pPr>
           </w:p>
         </w:tc>
@@ -1243,19 +1250,30 @@
           </w:tcPr>
           <w:p>
             <w:pPr>
-              <w:pStyle w:val="TableText"/>
+              <w:pStyle w:val="6"/>
             </w:pPr>
           </w:p>
         </w:tc>
       </w:tr>
       <w:tr>
         <w:tblPrEx>
-          <w:tblW w:w="8508" w:type="dxa"/>
-          <w:tblInd w:w="162" w:type="dxa"/>
-          <w:tblLayout w:type="fixed"/>
+          <w:tblBorders>
+            <w:top w:val="single" w:color="000000" w:sz="2" w:space="0"/>
+            <w:left w:val="single" w:color="000000" w:sz="2" w:space="0"/>
+            <w:bottom w:val="single" w:color="000000" w:sz="2" w:space="0"/>
+            <w:right w:val="single" w:color="000000" w:sz="2" w:space="0"/>
+            <w:insideH w:val="single" w:color="000000" w:sz="2" w:space="0"/>
+            <w:insideV w:val="single" w:color="000000" w:sz="2" w:space="0"/>
+          </w:tblBorders>
+          <w:tblCellMar>
+            <w:top w:w="0" w:type="dxa"/>
+            <w:left w:w="0" w:type="dxa"/>
+            <w:bottom w:w="0" w:type="dxa"/>
+            <w:right w:w="0" w:type="dxa"/>
+          </w:tblCellMar>
         </w:tblPrEx>
         <w:trPr>
-          <w:trHeight w:val="628"/>
+          <w:trHeight w:val="628" w:hRule="atLeast"/>
         </w:trPr>
         <w:tc>
           <w:tcPr>
@@ -1263,7 +1281,7 @@
           </w:tcPr>
           <w:p>
             <w:pPr>
-              <w:pStyle w:val="TableText"/>
+              <w:pStyle w:val="6"/>
             </w:pPr>
           </w:p>
         </w:tc>
@@ -1273,7 +1291,7 @@
           </w:tcPr>
           <w:p>
             <w:pPr>
-              <w:pStyle w:val="TableText"/>
+              <w:pStyle w:val="6"/>
             </w:pPr>
           </w:p>
         </w:tc>
@@ -1283,7 +1301,7 @@
           </w:tcPr>
           <w:p>
             <w:pPr>
-              <w:pStyle w:val="TableText"/>
+              <w:pStyle w:val="6"/>
             </w:pPr>
           </w:p>
         </w:tc>
@@ -1293,7 +1311,7 @@
           </w:tcPr>
           <w:p>
             <w:pPr>
-              <w:pStyle w:val="TableText"/>
+              <w:pStyle w:val="6"/>
             </w:pPr>
           </w:p>
         </w:tc>
@@ -1303,19 +1321,30 @@
           </w:tcPr>
           <w:p>
             <w:pPr>
-              <w:pStyle w:val="TableText"/>
+              <w:pStyle w:val="6"/>
             </w:pPr>
           </w:p>
         </w:tc>
       </w:tr>
       <w:tr>
         <w:tblPrEx>
-          <w:tblW w:w="8508" w:type="dxa"/>
-          <w:tblInd w:w="162" w:type="dxa"/>
-          <w:tblLayout w:type="fixed"/>
+          <w:tblBorders>
+            <w:top w:val="single" w:color="000000" w:sz="2" w:space="0"/>
+            <w:left w:val="single" w:color="000000" w:sz="2" w:space="0"/>
+            <w:bottom w:val="single" w:color="000000" w:sz="2" w:space="0"/>
+            <w:right w:val="single" w:color="000000" w:sz="2" w:space="0"/>
+            <w:insideH w:val="single" w:color="000000" w:sz="2" w:space="0"/>
+            <w:insideV w:val="single" w:color="000000" w:sz="2" w:space="0"/>
+          </w:tblBorders>
+          <w:tblCellMar>
+            <w:top w:w="0" w:type="dxa"/>
+            <w:left w:w="0" w:type="dxa"/>
+            <w:bottom w:w="0" w:type="dxa"/>
+            <w:right w:w="0" w:type="dxa"/>
+          </w:tblCellMar>
         </w:tblPrEx>
         <w:trPr>
-          <w:trHeight w:val="632"/>
+          <w:trHeight w:val="632" w:hRule="atLeast"/>
         </w:trPr>
         <w:tc>
           <w:tcPr>
@@ -1323,7 +1352,7 @@
           </w:tcPr>
           <w:p>
             <w:pPr>
-              <w:pStyle w:val="TableText"/>
+              <w:pStyle w:val="6"/>
             </w:pPr>
           </w:p>
         </w:tc>
@@ -1333,7 +1362,7 @@
           </w:tcPr>
           <w:p>
             <w:pPr>
-              <w:pStyle w:val="TableText"/>
+              <w:pStyle w:val="6"/>
             </w:pPr>
           </w:p>
         </w:tc>
@@ -1343,7 +1372,7 @@
           </w:tcPr>
           <w:p>
             <w:pPr>
-              <w:pStyle w:val="TableText"/>
+              <w:pStyle w:val="6"/>
             </w:pPr>
           </w:p>
         </w:tc>
@@ -1353,7 +1382,7 @@
           </w:tcPr>
           <w:p>
             <w:pPr>
-              <w:pStyle w:val="TableText"/>
+              <w:pStyle w:val="6"/>
             </w:pPr>
           </w:p>
         </w:tc>
@@ -1363,7 +1392,7 @@
           </w:tcPr>
           <w:p>
             <w:pPr>
-              <w:pStyle w:val="TableText"/>
+              <w:pStyle w:val="6"/>
             </w:pPr>
           </w:p>
         </w:tc>
@@ -1371,16 +1400,16 @@
     </w:tbl>
     <w:p>
       <w:pPr>
-        <w:pStyle w:val="BodyText"/>
+        <w:pStyle w:val="2"/>
       </w:pPr>
     </w:p>
     <w:p>
       <w:pPr>
         <w:sectPr>
-          <w:footerReference w:type="default" r:id="rId6"/>
+          <w:footerReference r:id="rId6" w:type="default"/>
           <w:pgSz w:w="11910" w:h="16840"/>
           <w:pgMar w:top="837" w:right="1457" w:bottom="961" w:left="1779" w:header="0" w:footer="726" w:gutter="0"/>
-          <w:cols w:space="720"/>
+          <w:cols w:space="720" w:num="1"/>
         </w:sectPr>
       </w:pPr>
     </w:p>
@@ -1395,7 +1424,7 @@
         </w:rPr>
         <w:drawing>
           <wp:inline distT="0" distB="0" distL="0" distR="0">
-            <wp:extent cx="696350" cy="271753"/>
+            <wp:extent cx="695960" cy="271145"/>
             <wp:effectExtent l="0" t="0" r="0" b="0"/>
             <wp:docPr id="6" name="IM 6"/>
             <wp:cNvGraphicFramePr/>
@@ -1407,13 +1436,13 @@
                     <pic:cNvPicPr/>
                   </pic:nvPicPr>
                   <pic:blipFill>
-                    <a:blip xmlns:r="http://schemas.openxmlformats.org/officeDocument/2006/relationships" r:embed="rId4"/>
+                    <a:blip r:embed="rId10"/>
                     <a:stretch>
                       <a:fillRect/>
                     </a:stretch>
                   </pic:blipFill>
                   <pic:spPr>
-                    <a:xfrm rot="0">
+                    <a:xfrm>
                       <a:off x="0" y="0"/>
                       <a:ext cx="696350" cy="271753"/>
                     </a:xfrm>
@@ -1431,7 +1460,7 @@
     <w:sdt>
       <w:sdtPr>
         <w:rPr>
-          <w:rFonts w:ascii="SimSun" w:eastAsia="SimSun" w:hAnsi="SimSun" w:cs="SimSun"/>
+          <w:rFonts w:ascii="宋体" w:hAnsi="宋体" w:eastAsia="宋体" w:cs="宋体"/>
           <w:sz w:val="24"/>
           <w:szCs w:val="24"/>
         </w:rPr>
@@ -1443,7 +1472,7 @@
       </w:sdtPr>
       <w:sdtEndPr>
         <w:rPr>
-          <w:rFonts w:ascii="SimSun" w:eastAsia="SimSun" w:hAnsi="SimSun" w:cs="SimSun"/>
+          <w:rFonts w:ascii="宋体" w:hAnsi="宋体" w:eastAsia="宋体" w:cs="宋体"/>
           <w:sz w:val="24"/>
           <w:szCs w:val="24"/>
         </w:rPr>
@@ -1454,14 +1483,14 @@
             <w:spacing w:before="149" w:line="221" w:lineRule="auto"/>
             <w:ind w:left="4877"/>
             <w:rPr>
-              <w:rFonts w:ascii="SimSun" w:eastAsia="SimSun" w:hAnsi="SimSun" w:cs="SimSun"/>
+              <w:rFonts w:ascii="宋体" w:hAnsi="宋体" w:eastAsia="宋体" w:cs="宋体"/>
               <w:sz w:val="24"/>
               <w:szCs w:val="24"/>
             </w:rPr>
           </w:pPr>
           <w:r>
             <w:rPr>
-              <w:rFonts w:ascii="SimSun" w:eastAsia="SimSun" w:hAnsi="SimSun" w:cs="SimSun"/>
+              <w:rFonts w:ascii="宋体" w:hAnsi="宋体" w:eastAsia="宋体" w:cs="宋体"/>
               <w:spacing w:val="-28"/>
               <w:sz w:val="24"/>
               <w:szCs w:val="24"/>
@@ -1477,7 +1506,7 @@
             <w:spacing w:before="180" w:line="185" w:lineRule="auto"/>
             <w:ind w:left="18"/>
             <w:rPr>
-              <w:rFonts w:ascii="SimSun" w:eastAsia="SimSun" w:hAnsi="SimSun" w:cs="SimSun"/>
+              <w:rFonts w:ascii="宋体" w:hAnsi="宋体" w:eastAsia="宋体" w:cs="宋体"/>
               <w:sz w:val="24"/>
               <w:szCs w:val="24"/>
             </w:rPr>
@@ -1493,7 +1522,7 @@
           </w:r>
           <w:r>
             <w:rPr>
-              <w:rFonts w:ascii="SimSun" w:eastAsia="SimSun" w:hAnsi="SimSun" w:cs="SimSun"/>
+              <w:rFonts w:ascii="宋体" w:hAnsi="宋体" w:eastAsia="宋体" w:cs="宋体"/>
               <w:spacing w:val="-21"/>
               <w:sz w:val="24"/>
               <w:szCs w:val="24"/>
@@ -1502,7 +1531,7 @@
           </w:r>
           <w:r>
             <w:rPr>
-              <w:rFonts w:ascii="SimSun" w:eastAsia="SimSun" w:hAnsi="SimSun" w:cs="SimSun"/>
+              <w:rFonts w:ascii="宋体" w:hAnsi="宋体" w:eastAsia="宋体" w:cs="宋体"/>
               <w:spacing w:val="55"/>
               <w:sz w:val="24"/>
               <w:szCs w:val="24"/>
@@ -1511,7 +1540,7 @@
           </w:r>
           <w:r>
             <w:rPr>
-              <w:rFonts w:ascii="SimSun" w:eastAsia="SimSun" w:hAnsi="SimSun" w:cs="SimSun"/>
+              <w:rFonts w:ascii="宋体" w:hAnsi="宋体" w:eastAsia="宋体" w:cs="宋体"/>
               <w:spacing w:val="-21"/>
               <w:sz w:val="24"/>
               <w:szCs w:val="24"/>
@@ -1520,7 +1549,7 @@
           </w:r>
           <w:r>
             <w:rPr>
-              <w:rFonts w:ascii="SimSun" w:eastAsia="SimSun" w:hAnsi="SimSun" w:cs="SimSun"/>
+              <w:rFonts w:ascii="宋体" w:hAnsi="宋体" w:eastAsia="宋体" w:cs="宋体"/>
               <w:sz w:val="24"/>
               <w:szCs w:val="24"/>
             </w:rPr>
@@ -1528,7 +1557,7 @@
           </w:r>
           <w:r>
             <w:rPr>
-              <w:rFonts w:ascii="SimSun" w:eastAsia="SimSun" w:hAnsi="SimSun" w:cs="SimSun"/>
+              <w:rFonts w:ascii="宋体" w:hAnsi="宋体" w:eastAsia="宋体" w:cs="宋体"/>
               <w:spacing w:val="-83"/>
               <w:sz w:val="24"/>
               <w:szCs w:val="24"/>
@@ -1537,7 +1566,7 @@
           </w:r>
           <w:r>
             <w:rPr>
-              <w:rFonts w:ascii="SimSun" w:eastAsia="SimSun" w:hAnsi="SimSun" w:cs="SimSun"/>
+              <w:rFonts w:ascii="宋体" w:hAnsi="宋体" w:eastAsia="宋体" w:cs="宋体"/>
               <w:spacing w:val="-9"/>
               <w:sz w:val="24"/>
               <w:szCs w:val="24"/>
@@ -1556,7 +1585,7 @@
             <w:spacing w:before="225" w:line="185" w:lineRule="auto"/>
             <w:ind w:left="3"/>
             <w:rPr>
-              <w:rFonts w:ascii="SimSun" w:eastAsia="SimSun" w:hAnsi="SimSun" w:cs="SimSun"/>
+              <w:rFonts w:ascii="宋体" w:hAnsi="宋体" w:eastAsia="宋体" w:cs="宋体"/>
               <w:sz w:val="24"/>
               <w:szCs w:val="24"/>
             </w:rPr>
@@ -1572,7 +1601,7 @@
           </w:r>
           <w:r>
             <w:rPr>
-              <w:rFonts w:ascii="SimSun" w:eastAsia="SimSun" w:hAnsi="SimSun" w:cs="SimSun"/>
+              <w:rFonts w:ascii="宋体" w:hAnsi="宋体" w:eastAsia="宋体" w:cs="宋体"/>
               <w:spacing w:val="-7"/>
               <w:sz w:val="24"/>
               <w:szCs w:val="24"/>
@@ -1581,7 +1610,7 @@
           </w:r>
           <w:r>
             <w:rPr>
-              <w:rFonts w:ascii="SimSun" w:eastAsia="SimSun" w:hAnsi="SimSun" w:cs="SimSun"/>
+              <w:rFonts w:ascii="宋体" w:hAnsi="宋体" w:eastAsia="宋体" w:cs="宋体"/>
               <w:spacing w:val="15"/>
               <w:sz w:val="24"/>
               <w:szCs w:val="24"/>
@@ -1590,7 +1619,7 @@
           </w:r>
           <w:r>
             <w:rPr>
-              <w:rFonts w:ascii="SimSun" w:eastAsia="SimSun" w:hAnsi="SimSun" w:cs="SimSun"/>
+              <w:rFonts w:ascii="宋体" w:hAnsi="宋体" w:eastAsia="宋体" w:cs="宋体"/>
               <w:spacing w:val="-7"/>
               <w:sz w:val="24"/>
               <w:szCs w:val="24"/>
@@ -1599,7 +1628,7 @@
           </w:r>
           <w:r>
             <w:rPr>
-              <w:rFonts w:ascii="SimSun" w:eastAsia="SimSun" w:hAnsi="SimSun" w:cs="SimSun"/>
+              <w:rFonts w:ascii="宋体" w:hAnsi="宋体" w:eastAsia="宋体" w:cs="宋体"/>
               <w:sz w:val="24"/>
               <w:szCs w:val="24"/>
             </w:rPr>
@@ -1607,7 +1636,7 @@
           </w:r>
           <w:r>
             <w:rPr>
-              <w:rFonts w:ascii="SimSun" w:eastAsia="SimSun" w:hAnsi="SimSun" w:cs="SimSun"/>
+              <w:rFonts w:ascii="宋体" w:hAnsi="宋体" w:eastAsia="宋体" w:cs="宋体"/>
               <w:spacing w:val="-83"/>
               <w:sz w:val="24"/>
               <w:szCs w:val="24"/>
@@ -1616,7 +1645,7 @@
           </w:r>
           <w:r>
             <w:rPr>
-              <w:rFonts w:ascii="SimSun" w:eastAsia="SimSun" w:hAnsi="SimSun" w:cs="SimSun"/>
+              <w:rFonts w:ascii="宋体" w:hAnsi="宋体" w:eastAsia="宋体" w:cs="宋体"/>
               <w:spacing w:val="-9"/>
               <w:sz w:val="24"/>
               <w:szCs w:val="24"/>
@@ -1635,7 +1664,7 @@
             <w:spacing w:before="227" w:line="185" w:lineRule="auto"/>
             <w:ind w:left="5"/>
             <w:rPr>
-              <w:rFonts w:ascii="SimSun" w:eastAsia="SimSun" w:hAnsi="SimSun" w:cs="SimSun"/>
+              <w:rFonts w:ascii="宋体" w:hAnsi="宋体" w:eastAsia="宋体" w:cs="宋体"/>
               <w:sz w:val="24"/>
               <w:szCs w:val="24"/>
             </w:rPr>
@@ -1651,7 +1680,7 @@
           </w:r>
           <w:r>
             <w:rPr>
-              <w:rFonts w:ascii="SimSun" w:eastAsia="SimSun" w:hAnsi="SimSun" w:cs="SimSun"/>
+              <w:rFonts w:ascii="宋体" w:hAnsi="宋体" w:eastAsia="宋体" w:cs="宋体"/>
               <w:spacing w:val="-7"/>
               <w:sz w:val="24"/>
               <w:szCs w:val="24"/>
@@ -1660,7 +1689,7 @@
           </w:r>
           <w:r>
             <w:rPr>
-              <w:rFonts w:ascii="SimSun" w:eastAsia="SimSun" w:hAnsi="SimSun" w:cs="SimSun"/>
+              <w:rFonts w:ascii="宋体" w:hAnsi="宋体" w:eastAsia="宋体" w:cs="宋体"/>
               <w:spacing w:val="12"/>
               <w:sz w:val="24"/>
               <w:szCs w:val="24"/>
@@ -1669,7 +1698,7 @@
           </w:r>
           <w:r>
             <w:rPr>
-              <w:rFonts w:ascii="SimSun" w:eastAsia="SimSun" w:hAnsi="SimSun" w:cs="SimSun"/>
+              <w:rFonts w:ascii="宋体" w:hAnsi="宋体" w:eastAsia="宋体" w:cs="宋体"/>
               <w:spacing w:val="-7"/>
               <w:sz w:val="24"/>
               <w:szCs w:val="24"/>
@@ -1678,7 +1707,7 @@
           </w:r>
           <w:r>
             <w:rPr>
-              <w:rFonts w:ascii="SimSun" w:eastAsia="SimSun" w:hAnsi="SimSun" w:cs="SimSun"/>
+              <w:rFonts w:ascii="宋体" w:hAnsi="宋体" w:eastAsia="宋体" w:cs="宋体"/>
               <w:sz w:val="24"/>
               <w:szCs w:val="24"/>
             </w:rPr>
@@ -1686,7 +1715,7 @@
           </w:r>
           <w:r>
             <w:rPr>
-              <w:rFonts w:ascii="SimSun" w:eastAsia="SimSun" w:hAnsi="SimSun" w:cs="SimSun"/>
+              <w:rFonts w:ascii="宋体" w:hAnsi="宋体" w:eastAsia="宋体" w:cs="宋体"/>
               <w:spacing w:val="-83"/>
               <w:sz w:val="24"/>
               <w:szCs w:val="24"/>
@@ -1695,7 +1724,7 @@
           </w:r>
           <w:r>
             <w:rPr>
-              <w:rFonts w:ascii="SimSun" w:eastAsia="SimSun" w:hAnsi="SimSun" w:cs="SimSun"/>
+              <w:rFonts w:ascii="宋体" w:hAnsi="宋体" w:eastAsia="宋体" w:cs="宋体"/>
               <w:spacing w:val="-9"/>
               <w:sz w:val="24"/>
               <w:szCs w:val="24"/>
@@ -1713,7 +1742,7 @@
             </w:tabs>
             <w:spacing w:before="225" w:line="185" w:lineRule="auto"/>
             <w:rPr>
-              <w:rFonts w:ascii="SimSun" w:eastAsia="SimSun" w:hAnsi="SimSun" w:cs="SimSun"/>
+              <w:rFonts w:ascii="宋体" w:hAnsi="宋体" w:eastAsia="宋体" w:cs="宋体"/>
               <w:sz w:val="24"/>
               <w:szCs w:val="24"/>
             </w:rPr>
@@ -1729,7 +1758,7 @@
           </w:r>
           <w:r>
             <w:rPr>
-              <w:rFonts w:ascii="SimSun" w:eastAsia="SimSun" w:hAnsi="SimSun" w:cs="SimSun"/>
+              <w:rFonts w:ascii="宋体" w:hAnsi="宋体" w:eastAsia="宋体" w:cs="宋体"/>
               <w:spacing w:val="-4"/>
               <w:sz w:val="24"/>
               <w:szCs w:val="24"/>
@@ -1738,7 +1767,7 @@
           </w:r>
           <w:r>
             <w:rPr>
-              <w:rFonts w:ascii="SimSun" w:eastAsia="SimSun" w:hAnsi="SimSun" w:cs="SimSun"/>
+              <w:rFonts w:ascii="宋体" w:hAnsi="宋体" w:eastAsia="宋体" w:cs="宋体"/>
               <w:spacing w:val="14"/>
               <w:sz w:val="24"/>
               <w:szCs w:val="24"/>
@@ -1747,7 +1776,7 @@
           </w:r>
           <w:r>
             <w:rPr>
-              <w:rFonts w:ascii="SimSun" w:eastAsia="SimSun" w:hAnsi="SimSun" w:cs="SimSun"/>
+              <w:rFonts w:ascii="宋体" w:hAnsi="宋体" w:eastAsia="宋体" w:cs="宋体"/>
               <w:spacing w:val="-4"/>
               <w:sz w:val="24"/>
               <w:szCs w:val="24"/>
@@ -1756,7 +1785,7 @@
           </w:r>
           <w:r>
             <w:rPr>
-              <w:rFonts w:ascii="SimSun" w:eastAsia="SimSun" w:hAnsi="SimSun" w:cs="SimSun"/>
+              <w:rFonts w:ascii="宋体" w:hAnsi="宋体" w:eastAsia="宋体" w:cs="宋体"/>
               <w:sz w:val="24"/>
               <w:szCs w:val="24"/>
             </w:rPr>
@@ -1764,7 +1793,7 @@
           </w:r>
           <w:r>
             <w:rPr>
-              <w:rFonts w:ascii="SimSun" w:eastAsia="SimSun" w:hAnsi="SimSun" w:cs="SimSun"/>
+              <w:rFonts w:ascii="宋体" w:hAnsi="宋体" w:eastAsia="宋体" w:cs="宋体"/>
               <w:spacing w:val="-77"/>
               <w:sz w:val="24"/>
               <w:szCs w:val="24"/>
@@ -1773,7 +1802,7 @@
           </w:r>
           <w:r>
             <w:rPr>
-              <w:rFonts w:ascii="SimSun" w:eastAsia="SimSun" w:hAnsi="SimSun" w:cs="SimSun"/>
+              <w:rFonts w:ascii="宋体" w:hAnsi="宋体" w:eastAsia="宋体" w:cs="宋体"/>
               <w:spacing w:val="-15"/>
               <w:sz w:val="24"/>
               <w:szCs w:val="24"/>
@@ -1792,7 +1821,7 @@
             <w:spacing w:before="228" w:line="185" w:lineRule="auto"/>
             <w:ind w:left="439"/>
             <w:rPr>
-              <w:rFonts w:ascii="SimSun" w:eastAsia="SimSun" w:hAnsi="SimSun" w:cs="SimSun"/>
+              <w:rFonts w:ascii="宋体" w:hAnsi="宋体" w:eastAsia="宋体" w:cs="宋体"/>
               <w:sz w:val="24"/>
               <w:szCs w:val="24"/>
             </w:rPr>
@@ -1808,7 +1837,7 @@
           </w:r>
           <w:r>
             <w:rPr>
-              <w:rFonts w:ascii="SimSun" w:eastAsia="SimSun" w:hAnsi="SimSun" w:cs="SimSun"/>
+              <w:rFonts w:ascii="宋体" w:hAnsi="宋体" w:eastAsia="宋体" w:cs="宋体"/>
               <w:spacing w:val="-2"/>
               <w:sz w:val="24"/>
               <w:szCs w:val="24"/>
@@ -1817,7 +1846,7 @@
           </w:r>
           <w:r>
             <w:rPr>
-              <w:rFonts w:ascii="SimSun" w:eastAsia="SimSun" w:hAnsi="SimSun" w:cs="SimSun"/>
+              <w:rFonts w:ascii="宋体" w:hAnsi="宋体" w:eastAsia="宋体" w:cs="宋体"/>
               <w:sz w:val="24"/>
               <w:szCs w:val="24"/>
             </w:rPr>
@@ -1825,7 +1854,7 @@
           </w:r>
           <w:r>
             <w:rPr>
-              <w:rFonts w:ascii="SimSun" w:eastAsia="SimSun" w:hAnsi="SimSun" w:cs="SimSun"/>
+              <w:rFonts w:ascii="宋体" w:hAnsi="宋体" w:eastAsia="宋体" w:cs="宋体"/>
               <w:spacing w:val="-96"/>
               <w:sz w:val="24"/>
               <w:szCs w:val="24"/>
@@ -1834,7 +1863,7 @@
           </w:r>
           <w:r>
             <w:rPr>
-              <w:rFonts w:ascii="SimSun" w:eastAsia="SimSun" w:hAnsi="SimSun" w:cs="SimSun"/>
+              <w:rFonts w:ascii="宋体" w:hAnsi="宋体" w:eastAsia="宋体" w:cs="宋体"/>
               <w:spacing w:val="-15"/>
               <w:sz w:val="24"/>
               <w:szCs w:val="24"/>
@@ -1853,7 +1882,7 @@
             <w:spacing w:before="225" w:line="185" w:lineRule="auto"/>
             <w:ind w:left="439"/>
             <w:rPr>
-              <w:rFonts w:ascii="SimSun" w:eastAsia="SimSun" w:hAnsi="SimSun" w:cs="SimSun"/>
+              <w:rFonts w:ascii="宋体" w:hAnsi="宋体" w:eastAsia="宋体" w:cs="宋体"/>
               <w:sz w:val="24"/>
               <w:szCs w:val="24"/>
             </w:rPr>
@@ -1869,7 +1898,7 @@
           </w:r>
           <w:r>
             <w:rPr>
-              <w:rFonts w:ascii="SimSun" w:eastAsia="SimSun" w:hAnsi="SimSun" w:cs="SimSun"/>
+              <w:rFonts w:ascii="宋体" w:hAnsi="宋体" w:eastAsia="宋体" w:cs="宋体"/>
               <w:spacing w:val="-1"/>
               <w:sz w:val="24"/>
               <w:szCs w:val="24"/>
@@ -1878,7 +1907,7 @@
           </w:r>
           <w:r>
             <w:rPr>
-              <w:rFonts w:ascii="SimSun" w:eastAsia="SimSun" w:hAnsi="SimSun" w:cs="SimSun"/>
+              <w:rFonts w:ascii="宋体" w:hAnsi="宋体" w:eastAsia="宋体" w:cs="宋体"/>
               <w:sz w:val="24"/>
               <w:szCs w:val="24"/>
             </w:rPr>
@@ -1886,7 +1915,7 @@
           </w:r>
           <w:r>
             <w:rPr>
-              <w:rFonts w:ascii="SimSun" w:eastAsia="SimSun" w:hAnsi="SimSun" w:cs="SimSun"/>
+              <w:rFonts w:ascii="宋体" w:hAnsi="宋体" w:eastAsia="宋体" w:cs="宋体"/>
               <w:spacing w:val="-95"/>
               <w:sz w:val="24"/>
               <w:szCs w:val="24"/>
@@ -1895,7 +1924,7 @@
           </w:r>
           <w:r>
             <w:rPr>
-              <w:rFonts w:ascii="SimSun" w:eastAsia="SimSun" w:hAnsi="SimSun" w:cs="SimSun"/>
+              <w:rFonts w:ascii="宋体" w:hAnsi="宋体" w:eastAsia="宋体" w:cs="宋体"/>
               <w:spacing w:val="-16"/>
               <w:sz w:val="24"/>
               <w:szCs w:val="24"/>
@@ -1914,7 +1943,7 @@
             <w:spacing w:before="227" w:line="185" w:lineRule="auto"/>
             <w:ind w:left="439"/>
             <w:rPr>
-              <w:rFonts w:ascii="SimSun" w:eastAsia="SimSun" w:hAnsi="SimSun" w:cs="SimSun"/>
+              <w:rFonts w:ascii="宋体" w:hAnsi="宋体" w:eastAsia="宋体" w:cs="宋体"/>
               <w:sz w:val="24"/>
               <w:szCs w:val="24"/>
             </w:rPr>
@@ -1930,7 +1959,7 @@
           </w:r>
           <w:r>
             <w:rPr>
-              <w:rFonts w:ascii="SimSun" w:eastAsia="SimSun" w:hAnsi="SimSun" w:cs="SimSun"/>
+              <w:rFonts w:ascii="宋体" w:hAnsi="宋体" w:eastAsia="宋体" w:cs="宋体"/>
               <w:spacing w:val="-1"/>
               <w:sz w:val="24"/>
               <w:szCs w:val="24"/>
@@ -1939,7 +1968,7 @@
           </w:r>
           <w:r>
             <w:rPr>
-              <w:rFonts w:ascii="SimSun" w:eastAsia="SimSun" w:hAnsi="SimSun" w:cs="SimSun"/>
+              <w:rFonts w:ascii="宋体" w:hAnsi="宋体" w:eastAsia="宋体" w:cs="宋体"/>
               <w:sz w:val="24"/>
               <w:szCs w:val="24"/>
             </w:rPr>
@@ -1947,7 +1976,7 @@
           </w:r>
           <w:r>
             <w:rPr>
-              <w:rFonts w:ascii="SimSun" w:eastAsia="SimSun" w:hAnsi="SimSun" w:cs="SimSun"/>
+              <w:rFonts w:ascii="宋体" w:hAnsi="宋体" w:eastAsia="宋体" w:cs="宋体"/>
               <w:spacing w:val="-95"/>
               <w:sz w:val="24"/>
               <w:szCs w:val="24"/>
@@ -1956,7 +1985,7 @@
           </w:r>
           <w:r>
             <w:rPr>
-              <w:rFonts w:ascii="SimSun" w:eastAsia="SimSun" w:hAnsi="SimSun" w:cs="SimSun"/>
+              <w:rFonts w:ascii="宋体" w:hAnsi="宋体" w:eastAsia="宋体" w:cs="宋体"/>
               <w:spacing w:val="-16"/>
               <w:sz w:val="24"/>
               <w:szCs w:val="24"/>
@@ -1975,7 +2004,7 @@
             <w:spacing w:before="228" w:line="184" w:lineRule="auto"/>
             <w:ind w:left="439"/>
             <w:rPr>
-              <w:rFonts w:ascii="SimSun" w:eastAsia="SimSun" w:hAnsi="SimSun" w:cs="SimSun"/>
+              <w:rFonts w:ascii="宋体" w:hAnsi="宋体" w:eastAsia="宋体" w:cs="宋体"/>
               <w:sz w:val="24"/>
               <w:szCs w:val="24"/>
             </w:rPr>
@@ -1991,7 +2020,7 @@
           </w:r>
           <w:r>
             <w:rPr>
-              <w:rFonts w:ascii="SimSun" w:eastAsia="SimSun" w:hAnsi="SimSun" w:cs="SimSun"/>
+              <w:rFonts w:ascii="宋体" w:hAnsi="宋体" w:eastAsia="宋体" w:cs="宋体"/>
               <w:spacing w:val="-1"/>
               <w:sz w:val="24"/>
               <w:szCs w:val="24"/>
@@ -2000,7 +2029,7 @@
           </w:r>
           <w:r>
             <w:rPr>
-              <w:rFonts w:ascii="SimSun" w:eastAsia="SimSun" w:hAnsi="SimSun" w:cs="SimSun"/>
+              <w:rFonts w:ascii="宋体" w:hAnsi="宋体" w:eastAsia="宋体" w:cs="宋体"/>
               <w:sz w:val="24"/>
               <w:szCs w:val="24"/>
             </w:rPr>
@@ -2008,7 +2037,7 @@
           </w:r>
           <w:r>
             <w:rPr>
-              <w:rFonts w:ascii="SimSun" w:eastAsia="SimSun" w:hAnsi="SimSun" w:cs="SimSun"/>
+              <w:rFonts w:ascii="宋体" w:hAnsi="宋体" w:eastAsia="宋体" w:cs="宋体"/>
               <w:spacing w:val="-95"/>
               <w:sz w:val="24"/>
               <w:szCs w:val="24"/>
@@ -2017,7 +2046,7 @@
           </w:r>
           <w:r>
             <w:rPr>
-              <w:rFonts w:ascii="SimSun" w:eastAsia="SimSun" w:hAnsi="SimSun" w:cs="SimSun"/>
+              <w:rFonts w:ascii="宋体" w:hAnsi="宋体" w:eastAsia="宋体" w:cs="宋体"/>
               <w:spacing w:val="-16"/>
               <w:sz w:val="24"/>
               <w:szCs w:val="24"/>
@@ -2036,7 +2065,7 @@
             <w:spacing w:before="226" w:line="185" w:lineRule="auto"/>
             <w:ind w:left="439"/>
             <w:rPr>
-              <w:rFonts w:ascii="SimSun" w:eastAsia="SimSun" w:hAnsi="SimSun" w:cs="SimSun"/>
+              <w:rFonts w:ascii="宋体" w:hAnsi="宋体" w:eastAsia="宋体" w:cs="宋体"/>
               <w:sz w:val="24"/>
               <w:szCs w:val="24"/>
             </w:rPr>
@@ -2052,7 +2081,7 @@
           </w:r>
           <w:r>
             <w:rPr>
-              <w:rFonts w:ascii="SimSun" w:eastAsia="SimSun" w:hAnsi="SimSun" w:cs="SimSun"/>
+              <w:rFonts w:ascii="宋体" w:hAnsi="宋体" w:eastAsia="宋体" w:cs="宋体"/>
               <w:spacing w:val="-1"/>
               <w:sz w:val="24"/>
               <w:szCs w:val="24"/>
@@ -2061,7 +2090,7 @@
           </w:r>
           <w:r>
             <w:rPr>
-              <w:rFonts w:ascii="SimSun" w:eastAsia="SimSun" w:hAnsi="SimSun" w:cs="SimSun"/>
+              <w:rFonts w:ascii="宋体" w:hAnsi="宋体" w:eastAsia="宋体" w:cs="宋体"/>
               <w:sz w:val="24"/>
               <w:szCs w:val="24"/>
             </w:rPr>
@@ -2069,7 +2098,7 @@
           </w:r>
           <w:r>
             <w:rPr>
-              <w:rFonts w:ascii="SimSun" w:eastAsia="SimSun" w:hAnsi="SimSun" w:cs="SimSun"/>
+              <w:rFonts w:ascii="宋体" w:hAnsi="宋体" w:eastAsia="宋体" w:cs="宋体"/>
               <w:spacing w:val="-95"/>
               <w:sz w:val="24"/>
               <w:szCs w:val="24"/>
@@ -2078,7 +2107,7 @@
           </w:r>
           <w:r>
             <w:rPr>
-              <w:rFonts w:ascii="SimSun" w:eastAsia="SimSun" w:hAnsi="SimSun" w:cs="SimSun"/>
+              <w:rFonts w:ascii="宋体" w:hAnsi="宋体" w:eastAsia="宋体" w:cs="宋体"/>
               <w:spacing w:val="-16"/>
               <w:sz w:val="24"/>
               <w:szCs w:val="24"/>
@@ -2097,7 +2126,7 @@
             <w:spacing w:before="225" w:line="185" w:lineRule="auto"/>
             <w:ind w:left="5"/>
             <w:rPr>
-              <w:rFonts w:ascii="SimSun" w:eastAsia="SimSun" w:hAnsi="SimSun" w:cs="SimSun"/>
+              <w:rFonts w:ascii="宋体" w:hAnsi="宋体" w:eastAsia="宋体" w:cs="宋体"/>
               <w:sz w:val="24"/>
               <w:szCs w:val="24"/>
             </w:rPr>
@@ -2113,7 +2142,7 @@
           </w:r>
           <w:r>
             <w:rPr>
-              <w:rFonts w:ascii="SimSun" w:eastAsia="SimSun" w:hAnsi="SimSun" w:cs="SimSun"/>
+              <w:rFonts w:ascii="宋体" w:hAnsi="宋体" w:eastAsia="宋体" w:cs="宋体"/>
               <w:spacing w:val="-3"/>
               <w:sz w:val="24"/>
               <w:szCs w:val="24"/>
@@ -2122,7 +2151,7 @@
           </w:r>
           <w:r>
             <w:rPr>
-              <w:rFonts w:ascii="SimSun" w:eastAsia="SimSun" w:hAnsi="SimSun" w:cs="SimSun"/>
+              <w:rFonts w:ascii="宋体" w:hAnsi="宋体" w:eastAsia="宋体" w:cs="宋体"/>
               <w:sz w:val="24"/>
               <w:szCs w:val="24"/>
             </w:rPr>
@@ -2130,7 +2159,7 @@
           </w:r>
           <w:r>
             <w:rPr>
-              <w:rFonts w:ascii="SimSun" w:eastAsia="SimSun" w:hAnsi="SimSun" w:cs="SimSun"/>
+              <w:rFonts w:ascii="宋体" w:hAnsi="宋体" w:eastAsia="宋体" w:cs="宋体"/>
               <w:spacing w:val="-81"/>
               <w:sz w:val="24"/>
               <w:szCs w:val="24"/>
@@ -2139,7 +2168,7 @@
           </w:r>
           <w:r>
             <w:rPr>
-              <w:rFonts w:ascii="SimSun" w:eastAsia="SimSun" w:hAnsi="SimSun" w:cs="SimSun"/>
+              <w:rFonts w:ascii="宋体" w:hAnsi="宋体" w:eastAsia="宋体" w:cs="宋体"/>
               <w:spacing w:val="-11"/>
               <w:sz w:val="24"/>
               <w:szCs w:val="24"/>
@@ -2158,7 +2187,7 @@
             <w:spacing w:before="228" w:line="220" w:lineRule="auto"/>
             <w:ind w:left="2"/>
             <w:rPr>
-              <w:rFonts w:ascii="SimSun" w:eastAsia="SimSun" w:hAnsi="SimSun" w:cs="SimSun"/>
+              <w:rFonts w:ascii="宋体" w:hAnsi="宋体" w:eastAsia="宋体" w:cs="宋体"/>
               <w:sz w:val="24"/>
               <w:szCs w:val="24"/>
             </w:rPr>
@@ -2174,7 +2203,7 @@
           </w:r>
           <w:r>
             <w:rPr>
-              <w:rFonts w:ascii="SimSun" w:eastAsia="SimSun" w:hAnsi="SimSun" w:cs="SimSun"/>
+              <w:rFonts w:ascii="宋体" w:hAnsi="宋体" w:eastAsia="宋体" w:cs="宋体"/>
               <w:spacing w:val="-4"/>
               <w:sz w:val="24"/>
               <w:szCs w:val="24"/>
@@ -2183,7 +2212,7 @@
           </w:r>
           <w:r>
             <w:rPr>
-              <w:rFonts w:ascii="SimSun" w:eastAsia="SimSun" w:hAnsi="SimSun" w:cs="SimSun"/>
+              <w:rFonts w:ascii="宋体" w:hAnsi="宋体" w:eastAsia="宋体" w:cs="宋体"/>
               <w:spacing w:val="11"/>
               <w:sz w:val="24"/>
               <w:szCs w:val="24"/>
@@ -2192,7 +2221,7 @@
           </w:r>
           <w:r>
             <w:rPr>
-              <w:rFonts w:ascii="SimSun" w:eastAsia="SimSun" w:hAnsi="SimSun" w:cs="SimSun"/>
+              <w:rFonts w:ascii="宋体" w:hAnsi="宋体" w:eastAsia="宋体" w:cs="宋体"/>
               <w:spacing w:val="-4"/>
               <w:sz w:val="24"/>
               <w:szCs w:val="24"/>
@@ -2201,7 +2230,7 @@
           </w:r>
           <w:r>
             <w:rPr>
-              <w:rFonts w:ascii="SimSun" w:eastAsia="SimSun" w:hAnsi="SimSun" w:cs="SimSun"/>
+              <w:rFonts w:ascii="宋体" w:hAnsi="宋体" w:eastAsia="宋体" w:cs="宋体"/>
               <w:sz w:val="24"/>
               <w:szCs w:val="24"/>
             </w:rPr>
@@ -2209,7 +2238,7 @@
           </w:r>
           <w:r>
             <w:rPr>
-              <w:rFonts w:ascii="SimSun" w:eastAsia="SimSun" w:hAnsi="SimSun" w:cs="SimSun"/>
+              <w:rFonts w:ascii="宋体" w:hAnsi="宋体" w:eastAsia="宋体" w:cs="宋体"/>
               <w:spacing w:val="-81"/>
               <w:sz w:val="24"/>
               <w:szCs w:val="24"/>
@@ -2218,7 +2247,7 @@
           </w:r>
           <w:r>
             <w:rPr>
-              <w:rFonts w:ascii="SimSun" w:eastAsia="SimSun" w:hAnsi="SimSun" w:cs="SimSun"/>
+              <w:rFonts w:ascii="宋体" w:hAnsi="宋体" w:eastAsia="宋体" w:cs="宋体"/>
               <w:spacing w:val="-11"/>
               <w:sz w:val="24"/>
               <w:szCs w:val="24"/>
@@ -2235,15 +2264,15 @@
       <w:pPr>
         <w:spacing w:line="220" w:lineRule="auto"/>
         <w:rPr>
-          <w:rFonts w:ascii="SimSun" w:eastAsia="SimSun" w:hAnsi="SimSun" w:cs="SimSun"/>
+          <w:rFonts w:ascii="宋体" w:hAnsi="宋体" w:eastAsia="宋体" w:cs="宋体"/>
           <w:sz w:val="24"/>
           <w:szCs w:val="24"/>
         </w:rPr>
         <w:sectPr>
-          <w:footerReference w:type="default" r:id="rId7"/>
+          <w:footerReference r:id="rId7" w:type="default"/>
           <w:pgSz w:w="11910" w:h="16840"/>
           <w:pgMar w:top="837" w:right="1561" w:bottom="961" w:left="1688" w:header="0" w:footer="728" w:gutter="0"/>
-          <w:cols w:space="720"/>
+          <w:cols w:space="720" w:num="1"/>
         </w:sectPr>
       </w:pPr>
     </w:p>
@@ -2257,7 +2286,7 @@
         </w:rPr>
         <w:drawing>
           <wp:inline distT="0" distB="0" distL="0" distR="0">
-            <wp:extent cx="696350" cy="271753"/>
+            <wp:extent cx="695960" cy="271145"/>
             <wp:effectExtent l="0" t="0" r="0" b="0"/>
             <wp:docPr id="8" name="IM 8"/>
             <wp:cNvGraphicFramePr/>
@@ -2269,13 +2298,13 @@
                     <pic:cNvPicPr/>
                   </pic:nvPicPr>
                   <pic:blipFill>
-                    <a:blip xmlns:r="http://schemas.openxmlformats.org/officeDocument/2006/relationships" r:embed="rId4"/>
+                    <a:blip r:embed="rId10"/>
                     <a:stretch>
                       <a:fillRect/>
                     </a:stretch>
                   </pic:blipFill>
                   <pic:spPr>
-                    <a:xfrm rot="0">
+                    <a:xfrm>
                       <a:off x="0" y="0"/>
                       <a:ext cx="696350" cy="271753"/>
                     </a:xfrm>
@@ -2292,36 +2321,12 @@
     </w:p>
     <w:p>
       <w:pPr>
-        <w:pStyle w:val="BodyText"/>
-        <w:spacing w:line="291" w:lineRule="auto"/>
-      </w:pPr>
-    </w:p>
-    <w:p>
-      <w:pPr>
-        <w:pStyle w:val="BodyText"/>
-        <w:spacing w:line="291" w:lineRule="auto"/>
-      </w:pPr>
-    </w:p>
-    <w:p>
-      <w:pPr>
-        <w:pStyle w:val="BodyText"/>
-        <w:spacing w:line="291" w:lineRule="auto"/>
-      </w:pPr>
-    </w:p>
-    <w:p>
-      <w:pPr>
-        <w:pStyle w:val="BodyText"/>
-        <w:spacing w:line="291" w:lineRule="auto"/>
-      </w:pPr>
-    </w:p>
-    <w:p>
-      <w:pPr>
-        <w:pStyle w:val="BodyText"/>
+        <w:pStyle w:val="2"/>
         <w:spacing w:before="101" w:line="228" w:lineRule="auto"/>
         <w:ind w:left="43"/>
         <w:outlineLvl w:val="0"/>
         <w:rPr>
-          <w:rFonts w:ascii="SimHei" w:eastAsia="SimHei" w:hAnsi="SimHei" w:cs="SimHei"/>
+          <w:rFonts w:ascii="黑体" w:hAnsi="黑体" w:eastAsia="黑体" w:cs="黑体"/>
           <w:sz w:val="31"/>
           <w:szCs w:val="31"/>
         </w:rPr>
@@ -2350,7 +2355,7 @@
       </w:r>
       <w:r>
         <w:rPr>
-          <w:rFonts w:ascii="SimHei" w:eastAsia="SimHei" w:hAnsi="SimHei" w:cs="SimHei"/>
+          <w:rFonts w:ascii="黑体" w:hAnsi="黑体" w:eastAsia="黑体" w:cs="黑体"/>
           <w:b/>
           <w:bCs/>
           <w:spacing w:val="-17"/>
@@ -2362,23 +2367,17 @@
     </w:p>
     <w:p>
       <w:pPr>
-        <w:pStyle w:val="BodyText"/>
-        <w:spacing w:line="306" w:lineRule="auto"/>
-      </w:pPr>
-    </w:p>
-    <w:p>
-      <w:pPr>
         <w:spacing w:before="78" w:line="366" w:lineRule="auto"/>
         <w:ind w:left="27" w:right="146" w:firstLine="481"/>
         <w:rPr>
-          <w:rFonts w:ascii="SimSun" w:eastAsia="SimSun" w:hAnsi="SimSun" w:cs="SimSun"/>
-          <w:sz w:val="24"/>
-          <w:szCs w:val="24"/>
-        </w:rPr>
-      </w:pPr>
-      <w:r>
-        <w:rPr>
-          <w:rFonts w:ascii="SimSun" w:eastAsia="SimSun" w:hAnsi="SimSun" w:cs="SimSun"/>
+          <w:rFonts w:ascii="宋体" w:hAnsi="宋体" w:eastAsia="宋体" w:cs="宋体"/>
+          <w:sz w:val="24"/>
+          <w:szCs w:val="24"/>
+        </w:rPr>
+      </w:pPr>
+      <w:r>
+        <w:rPr>
+          <w:rFonts w:ascii="宋体" w:hAnsi="宋体" w:eastAsia="宋体" w:cs="宋体"/>
           <w:spacing w:val="-7"/>
           <w:sz w:val="24"/>
           <w:szCs w:val="24"/>
@@ -2387,7 +2386,7 @@
       </w:r>
       <w:r>
         <w:rPr>
-          <w:rFonts w:ascii="SimSun" w:eastAsia="SimSun" w:hAnsi="SimSun" w:cs="SimSun"/>
+          <w:rFonts w:ascii="宋体" w:hAnsi="宋体" w:eastAsia="宋体" w:cs="宋体"/>
           <w:spacing w:val="-8"/>
           <w:sz w:val="24"/>
           <w:szCs w:val="24"/>
@@ -2396,7 +2395,7 @@
       </w:r>
       <w:r>
         <w:rPr>
-          <w:rFonts w:ascii="SimSun" w:eastAsia="SimSun" w:hAnsi="SimSun" w:cs="SimSun"/>
+          <w:rFonts w:ascii="宋体" w:hAnsi="宋体" w:eastAsia="宋体" w:cs="宋体"/>
           <w:spacing w:val="-1"/>
           <w:sz w:val="24"/>
           <w:szCs w:val="24"/>
@@ -2406,12 +2405,12 @@
     </w:p>
     <w:p>
       <w:pPr>
-        <w:pStyle w:val="BodyText"/>
+        <w:pStyle w:val="2"/>
         <w:spacing w:before="165" w:line="228" w:lineRule="auto"/>
         <w:ind w:left="27"/>
         <w:outlineLvl w:val="0"/>
         <w:rPr>
-          <w:rFonts w:ascii="SimHei" w:eastAsia="SimHei" w:hAnsi="SimHei" w:cs="SimHei"/>
+          <w:rFonts w:ascii="黑体" w:hAnsi="黑体" w:eastAsia="黑体" w:cs="黑体"/>
           <w:sz w:val="31"/>
           <w:szCs w:val="31"/>
         </w:rPr>
@@ -2440,7 +2439,7 @@
       </w:r>
       <w:r>
         <w:rPr>
-          <w:rFonts w:ascii="SimHei" w:eastAsia="SimHei" w:hAnsi="SimHei" w:cs="SimHei"/>
+          <w:rFonts w:ascii="黑体" w:hAnsi="黑体" w:eastAsia="黑体" w:cs="黑体"/>
           <w:b/>
           <w:bCs/>
           <w:spacing w:val="-4"/>
@@ -2452,23 +2451,17 @@
     </w:p>
     <w:p>
       <w:pPr>
-        <w:pStyle w:val="BodyText"/>
-        <w:spacing w:line="310" w:lineRule="auto"/>
-      </w:pPr>
-    </w:p>
-    <w:p>
-      <w:pPr>
         <w:spacing w:before="78" w:line="219" w:lineRule="auto"/>
         <w:ind w:left="509"/>
         <w:rPr>
-          <w:rFonts w:ascii="SimSun" w:eastAsia="SimSun" w:hAnsi="SimSun" w:cs="SimSun"/>
-          <w:sz w:val="24"/>
-          <w:szCs w:val="24"/>
-        </w:rPr>
-      </w:pPr>
-      <w:r>
-        <w:rPr>
-          <w:rFonts w:ascii="SimSun" w:eastAsia="SimSun" w:hAnsi="SimSun" w:cs="SimSun"/>
+          <w:rFonts w:ascii="宋体" w:hAnsi="宋体" w:eastAsia="宋体" w:cs="宋体"/>
+          <w:sz w:val="24"/>
+          <w:szCs w:val="24"/>
+        </w:rPr>
+      </w:pPr>
+      <w:r>
+        <w:rPr>
+          <w:rFonts w:ascii="宋体" w:hAnsi="宋体" w:eastAsia="宋体" w:cs="宋体"/>
           <w:spacing w:val="-1"/>
           <w:sz w:val="24"/>
           <w:szCs w:val="24"/>
@@ -2478,18 +2471,12 @@
     </w:p>
     <w:p>
       <w:pPr>
-        <w:pStyle w:val="BodyText"/>
-        <w:spacing w:line="255" w:lineRule="auto"/>
-      </w:pPr>
-    </w:p>
-    <w:p>
-      <w:pPr>
-        <w:pStyle w:val="BodyText"/>
+        <w:pStyle w:val="2"/>
         <w:spacing w:before="101" w:line="226" w:lineRule="auto"/>
         <w:ind w:left="31"/>
         <w:outlineLvl w:val="0"/>
         <w:rPr>
-          <w:rFonts w:ascii="SimHei" w:eastAsia="SimHei" w:hAnsi="SimHei" w:cs="SimHei"/>
+          <w:rFonts w:ascii="黑体" w:hAnsi="黑体" w:eastAsia="黑体" w:cs="黑体"/>
           <w:sz w:val="31"/>
           <w:szCs w:val="31"/>
         </w:rPr>
@@ -2508,7 +2495,7 @@
       </w:r>
       <w:r>
         <w:rPr>
-          <w:rFonts w:ascii="SimHei" w:eastAsia="SimHei" w:hAnsi="SimHei" w:cs="SimHei"/>
+          <w:rFonts w:ascii="黑体" w:hAnsi="黑体" w:eastAsia="黑体" w:cs="黑体"/>
           <w:b/>
           <w:bCs/>
           <w:spacing w:val="4"/>
@@ -2520,23 +2507,17 @@
     </w:p>
     <w:p>
       <w:pPr>
-        <w:pStyle w:val="BodyText"/>
-        <w:spacing w:line="415" w:lineRule="auto"/>
-      </w:pPr>
-    </w:p>
-    <w:p>
-      <w:pPr>
         <w:spacing w:before="79" w:line="277" w:lineRule="auto"/>
         <w:ind w:left="872" w:right="133" w:hanging="412"/>
         <w:rPr>
-          <w:rFonts w:ascii="SimSun" w:eastAsia="SimSun" w:hAnsi="SimSun" w:cs="SimSun"/>
-          <w:sz w:val="24"/>
-          <w:szCs w:val="24"/>
-        </w:rPr>
-      </w:pPr>
-      <w:r>
-        <w:rPr>
-          <w:rFonts w:ascii="Wingdings" w:eastAsia="Wingdings" w:hAnsi="Wingdings" w:cs="Wingdings"/>
+          <w:rFonts w:ascii="宋体" w:hAnsi="宋体" w:eastAsia="宋体" w:cs="宋体"/>
+          <w:sz w:val="24"/>
+          <w:szCs w:val="24"/>
+        </w:rPr>
+      </w:pPr>
+      <w:r>
+        <w:rPr>
+          <w:rFonts w:ascii="Wingdings" w:hAnsi="Wingdings" w:eastAsia="Wingdings" w:cs="Wingdings"/>
           <w:spacing w:val="-3"/>
           <w:sz w:val="24"/>
           <w:szCs w:val="24"/>
@@ -2545,7 +2526,7 @@
       </w:r>
       <w:r>
         <w:rPr>
-          <w:rFonts w:ascii="SimSun" w:eastAsia="SimSun" w:hAnsi="SimSun" w:cs="SimSun"/>
+          <w:rFonts w:ascii="宋体" w:hAnsi="宋体" w:eastAsia="宋体" w:cs="宋体"/>
           <w:spacing w:val="-3"/>
           <w:sz w:val="24"/>
           <w:szCs w:val="24"/>
@@ -2554,7 +2535,7 @@
       </w:r>
       <w:r>
         <w:rPr>
-          <w:rFonts w:ascii="SimSun" w:eastAsia="SimSun" w:hAnsi="SimSun" w:cs="SimSun"/>
+          <w:rFonts w:ascii="宋体" w:hAnsi="宋体" w:eastAsia="宋体" w:cs="宋体"/>
           <w:spacing w:val="-4"/>
           <w:sz w:val="24"/>
           <w:szCs w:val="24"/>
@@ -2563,7 +2544,7 @@
       </w:r>
       <w:r>
         <w:rPr>
-          <w:rFonts w:ascii="SimSun" w:eastAsia="SimSun" w:hAnsi="SimSun" w:cs="SimSun"/>
+          <w:rFonts w:ascii="宋体" w:hAnsi="宋体" w:eastAsia="宋体" w:cs="宋体"/>
           <w:spacing w:val="-2"/>
           <w:sz w:val="24"/>
           <w:szCs w:val="24"/>
@@ -2576,14 +2557,14 @@
         <w:spacing w:before="135" w:line="239" w:lineRule="auto"/>
         <w:ind w:left="460"/>
         <w:rPr>
-          <w:rFonts w:ascii="SimSun" w:eastAsia="SimSun" w:hAnsi="SimSun" w:cs="SimSun"/>
-          <w:sz w:val="24"/>
-          <w:szCs w:val="24"/>
-        </w:rPr>
-      </w:pPr>
-      <w:r>
-        <w:rPr>
-          <w:rFonts w:ascii="Wingdings" w:eastAsia="Wingdings" w:hAnsi="Wingdings" w:cs="Wingdings"/>
+          <w:rFonts w:ascii="宋体" w:hAnsi="宋体" w:eastAsia="宋体" w:cs="宋体"/>
+          <w:sz w:val="24"/>
+          <w:szCs w:val="24"/>
+        </w:rPr>
+      </w:pPr>
+      <w:r>
+        <w:rPr>
+          <w:rFonts w:ascii="Wingdings" w:hAnsi="Wingdings" w:eastAsia="Wingdings" w:cs="Wingdings"/>
           <w:spacing w:val="-2"/>
           <w:sz w:val="24"/>
           <w:szCs w:val="24"/>
@@ -2592,7 +2573,7 @@
       </w:r>
       <w:r>
         <w:rPr>
-          <w:rFonts w:ascii="SimSun" w:eastAsia="SimSun" w:hAnsi="SimSun" w:cs="SimSun"/>
+          <w:rFonts w:ascii="宋体" w:hAnsi="宋体" w:eastAsia="宋体" w:cs="宋体"/>
           <w:spacing w:val="-2"/>
           <w:sz w:val="24"/>
           <w:szCs w:val="24"/>
@@ -2602,55 +2583,94 @@
     </w:p>
     <w:p>
       <w:pPr>
-        <w:spacing w:line="239" w:lineRule="auto"/>
-        <w:rPr>
-          <w:rFonts w:ascii="SimSun" w:eastAsia="SimSun" w:hAnsi="SimSun" w:cs="SimSun"/>
-          <w:sz w:val="24"/>
-          <w:szCs w:val="24"/>
-        </w:rPr>
-        <w:sectPr>
-          <w:footerReference w:type="default" r:id="rId8"/>
-          <w:pgSz w:w="11910" w:h="16840"/>
-          <w:pgMar w:top="837" w:right="1786" w:bottom="961" w:left="1779" w:header="0" w:footer="726" w:gutter="0"/>
-          <w:cols w:space="720"/>
-        </w:sectPr>
-      </w:pPr>
-    </w:p>
-    <w:p>
-      <w:pPr>
-        <w:spacing w:line="427" w:lineRule="exact"/>
-      </w:pPr>
-      <w:r>
-        <w:rPr>
-          <w:position w:val="-8"/>
-        </w:rPr>
+        <w:pStyle w:val="2"/>
+        <w:spacing w:before="222" w:line="227" w:lineRule="auto"/>
+        <w:ind w:left="1499"/>
+        <w:outlineLvl w:val="0"/>
+        <w:rPr>
+          <w:rFonts w:ascii="黑体" w:hAnsi="黑体" w:eastAsia="黑体" w:cs="黑体"/>
+          <w:sz w:val="31"/>
+          <w:szCs w:val="31"/>
+        </w:rPr>
+      </w:pPr>
+      <w:bookmarkStart w:id="3" w:name="bookmark5"/>
+      <w:bookmarkEnd w:id="3"/>
+      <w:bookmarkStart w:id="4" w:name="bookmark4"/>
+      <w:bookmarkEnd w:id="4"/>
+      <w:r>
+        <w:rPr>
+          <w:b/>
+          <w:bCs/>
+          <w:spacing w:val="1"/>
+          <w:sz w:val="30"/>
+          <w:szCs w:val="30"/>
+        </w:rPr>
+        <w:t>4.</w:t>
+      </w:r>
+      <w:r>
+        <w:rPr>
+          <w:b/>
+          <w:bCs/>
+          <w:spacing w:val="-47"/>
+          <w:sz w:val="30"/>
+          <w:szCs w:val="30"/>
+        </w:rPr>
+        <w:t xml:space="preserve"> </w:t>
+      </w:r>
+      <w:r>
+        <w:rPr>
+          <w:rFonts w:ascii="黑体" w:hAnsi="黑体" w:eastAsia="黑体" w:cs="黑体"/>
+          <w:b/>
+          <w:bCs/>
+          <w:spacing w:val="1"/>
+          <w:sz w:val="31"/>
+          <w:szCs w:val="31"/>
+        </w:rPr>
+        <w:t>工作程序</w:t>
+      </w:r>
+    </w:p>
+    <w:p>
+      <w:pPr>
+        <w:bidi w:val="0"/>
+      </w:pPr>
+      <w:bookmarkStart w:id="5" w:name="bookmark12"/>
+      <w:bookmarkEnd w:id="5"/>
+      <w:r>
         <w:drawing>
-          <wp:inline distT="0" distB="0" distL="0" distR="0">
-            <wp:extent cx="696350" cy="271753"/>
-            <wp:effectExtent l="0" t="0" r="0" b="0"/>
-            <wp:docPr id="10" name="IM 10"/>
-            <wp:cNvGraphicFramePr/>
+          <wp:inline distT="0" distB="0" distL="114300" distR="114300">
+            <wp:extent cx="2903855" cy="5531485"/>
+            <wp:effectExtent l="0" t="0" r="10795" b="12065"/>
+            <wp:docPr id="3" name="图片 2"/>
+            <wp:cNvGraphicFramePr>
+              <a:graphicFrameLocks xmlns:a="http://schemas.openxmlformats.org/drawingml/2006/main" noChangeAspect="1"/>
+            </wp:cNvGraphicFramePr>
             <a:graphic xmlns:a="http://schemas.openxmlformats.org/drawingml/2006/main">
               <a:graphicData uri="http://schemas.openxmlformats.org/drawingml/2006/picture">
                 <pic:pic xmlns:pic="http://schemas.openxmlformats.org/drawingml/2006/picture">
                   <pic:nvPicPr>
-                    <pic:cNvPr id="10" name="IM 10"/>
-                    <pic:cNvPicPr/>
+                    <pic:cNvPr id="3" name="图片 2"/>
+                    <pic:cNvPicPr>
+                      <a:picLocks noChangeAspect="1"/>
+                    </pic:cNvPicPr>
                   </pic:nvPicPr>
                   <pic:blipFill>
-                    <a:blip xmlns:r="http://schemas.openxmlformats.org/officeDocument/2006/relationships" r:embed="rId4"/>
+                    <a:blip r:embed="rId11"/>
                     <a:stretch>
                       <a:fillRect/>
                     </a:stretch>
                   </pic:blipFill>
                   <pic:spPr>
-                    <a:xfrm rot="0">
+                    <a:xfrm>
                       <a:off x="0" y="0"/>
-                      <a:ext cx="696350" cy="271753"/>
+                      <a:ext cx="2903855" cy="5531485"/>
                     </a:xfrm>
                     <a:prstGeom prst="rect">
                       <a:avLst/>
                     </a:prstGeom>
+                    <a:noFill/>
+                    <a:ln>
+                      <a:noFill/>
+                    </a:ln>
                   </pic:spPr>
                 </pic:pic>
               </a:graphicData>
@@ -2661,462 +2681,71 @@
     </w:p>
     <w:p>
       <w:pPr>
-        <w:pStyle w:val="BodyText"/>
-        <w:spacing w:before="222" w:line="227" w:lineRule="auto"/>
-        <w:ind w:left="1499"/>
-        <w:outlineLvl w:val="0"/>
-        <w:rPr>
-          <w:rFonts w:ascii="SimHei" w:eastAsia="SimHei" w:hAnsi="SimHei" w:cs="SimHei"/>
-          <w:sz w:val="31"/>
-          <w:szCs w:val="31"/>
-        </w:rPr>
-      </w:pPr>
-      <w:bookmarkStart w:id="3" w:name="bookmark4"/>
-      <w:bookmarkEnd w:id="3"/>
-      <w:bookmarkStart w:id="4" w:name="bookmark5"/>
-      <w:bookmarkEnd w:id="4"/>
-      <w:r>
+        <w:pStyle w:val="2"/>
+        <w:spacing w:before="336" w:line="222" w:lineRule="auto"/>
+        <w:ind w:left="25"/>
+        <w:outlineLvl w:val="1"/>
         <w:rPr>
           <w:b/>
           <w:bCs/>
-          <w:spacing w:val="1"/>
-          <w:sz w:val="30"/>
-          <w:szCs w:val="30"/>
-        </w:rPr>
-        <w:t>4.</w:t>
-      </w:r>
+          <w:spacing w:val="-3"/>
+          <w:sz w:val="30"/>
+          <w:szCs w:val="30"/>
+        </w:rPr>
+      </w:pPr>
       <w:r>
         <w:rPr>
           <w:b/>
           <w:bCs/>
-          <w:spacing w:val="-47"/>
-          <w:sz w:val="30"/>
-          <w:szCs w:val="30"/>
-        </w:rPr>
-        <w:t xml:space="preserve"> </w:t>
-      </w:r>
-      <w:r>
-        <w:rPr>
-          <w:rFonts w:ascii="SimHei" w:eastAsia="SimHei" w:hAnsi="SimHei" w:cs="SimHei"/>
-          <w:b/>
-          <w:bCs/>
-          <w:spacing w:val="1"/>
-          <w:sz w:val="31"/>
-          <w:szCs w:val="31"/>
-        </w:rPr>
-        <w:t>工作程序</w:t>
-      </w:r>
-    </w:p>
-    <w:p>
-      <w:pPr>
-        <w:pStyle w:val="BodyText"/>
-        <w:spacing w:line="261" w:lineRule="auto"/>
-      </w:pPr>
-    </w:p>
-    <w:p>
-      <w:pPr>
-        <w:pStyle w:val="BodyText"/>
-        <w:spacing w:line="261" w:lineRule="auto"/>
-      </w:pPr>
-    </w:p>
-    <w:p>
-      <w:pPr>
-        <w:pStyle w:val="BodyText"/>
-        <w:spacing w:before="98" w:line="221" w:lineRule="auto"/>
-        <w:ind w:left="25"/>
-        <w:outlineLvl w:val="1"/>
-        <w:rPr>
-          <w:rFonts w:ascii="SimHei" w:eastAsia="SimHei" w:hAnsi="SimHei" w:cs="SimHei"/>
-          <w:sz w:val="30"/>
-          <w:szCs w:val="30"/>
-        </w:rPr>
-      </w:pPr>
-      <w:bookmarkStart w:id="5" w:name="bookmark12"/>
-      <w:bookmarkEnd w:id="5"/>
-      <w:r>
-        <w:rPr>
-          <w:b/>
-          <w:bCs/>
-          <w:spacing w:val="-4"/>
-          <w:sz w:val="30"/>
-          <w:szCs w:val="30"/>
-        </w:rPr>
-        <w:t xml:space="preserve">4.1  </w:t>
-      </w:r>
-      <w:r>
-        <w:rPr>
-          <w:rFonts w:ascii="SimHei" w:eastAsia="SimHei" w:hAnsi="SimHei" w:cs="SimHei"/>
-          <w:b/>
-          <w:bCs/>
-          <w:spacing w:val="-4"/>
-          <w:sz w:val="30"/>
-          <w:szCs w:val="30"/>
-        </w:rPr>
-        <w:t>程序概要</w:t>
-      </w:r>
-    </w:p>
-    <w:p>
-      <w:pPr>
-        <w:pStyle w:val="BodyText"/>
-        <w:spacing w:line="243" w:lineRule="auto"/>
-      </w:pPr>
-    </w:p>
-    <w:p>
-      <w:pPr>
-        <w:pStyle w:val="BodyText"/>
-        <w:spacing w:line="243" w:lineRule="auto"/>
-      </w:pPr>
-    </w:p>
-    <w:p>
-      <w:pPr>
-        <w:spacing w:before="72" w:line="221" w:lineRule="auto"/>
-        <w:ind w:left="3944"/>
-        <w:rPr>
-          <w:rFonts w:ascii="SimSun" w:eastAsia="SimSun" w:hAnsi="SimSun" w:cs="SimSun"/>
-          <w:sz w:val="22"/>
-          <w:szCs w:val="22"/>
-        </w:rPr>
-      </w:pPr>
+          <w:spacing w:val="-3"/>
+          <w:sz w:val="30"/>
+          <w:szCs w:val="30"/>
+        </w:rPr>
+        <w:t>4.1  程序概要</w:t>
+      </w:r>
+    </w:p>
+    <w:p>
+      <w:pPr>
+        <w:bidi w:val="0"/>
+      </w:pPr>
+      <w:bookmarkStart w:id="6" w:name="bookmark6"/>
+      <w:bookmarkEnd w:id="6"/>
       <w:r>
         <w:drawing>
-          <wp:anchor distT="0" distB="0" distL="0" distR="0" simplePos="0" relativeHeight="251658240" behindDoc="1" locked="0" layoutInCell="1" allowOverlap="1">
-            <wp:simplePos x="0" y="0"/>
-            <wp:positionH relativeFrom="column">
-              <wp:posOffset>2075375</wp:posOffset>
-            </wp:positionH>
-            <wp:positionV relativeFrom="paragraph">
-              <wp:posOffset>-2983</wp:posOffset>
-            </wp:positionV>
-            <wp:extent cx="1136396" cy="3806317"/>
-            <wp:effectExtent l="0" t="0" r="0" b="0"/>
-            <wp:wrapNone/>
-            <wp:docPr id="12" name="IM 12"/>
-            <wp:cNvGraphicFramePr/>
+          <wp:inline distT="0" distB="0" distL="114300" distR="114300">
+            <wp:extent cx="4667250" cy="6953250"/>
+            <wp:effectExtent l="0" t="0" r="11430" b="11430"/>
+            <wp:docPr id="5" name="图片 3"/>
+            <wp:cNvGraphicFramePr>
+              <a:graphicFrameLocks xmlns:a="http://schemas.openxmlformats.org/drawingml/2006/main" noChangeAspect="1"/>
+            </wp:cNvGraphicFramePr>
             <a:graphic xmlns:a="http://schemas.openxmlformats.org/drawingml/2006/main">
               <a:graphicData uri="http://schemas.openxmlformats.org/drawingml/2006/picture">
                 <pic:pic xmlns:pic="http://schemas.openxmlformats.org/drawingml/2006/picture">
                   <pic:nvPicPr>
-                    <pic:cNvPr id="12" name="IM 12"/>
-                    <pic:cNvPicPr/>
+                    <pic:cNvPr id="5" name="图片 3"/>
+                    <pic:cNvPicPr>
+                      <a:picLocks noChangeAspect="1"/>
+                    </pic:cNvPicPr>
                   </pic:nvPicPr>
                   <pic:blipFill>
-                    <a:blip xmlns:r="http://schemas.openxmlformats.org/officeDocument/2006/relationships" r:embed="rId9"/>
+                    <a:blip r:embed="rId12"/>
                     <a:stretch>
                       <a:fillRect/>
                     </a:stretch>
                   </pic:blipFill>
                   <pic:spPr>
-                    <a:xfrm rot="0">
+                    <a:xfrm>
                       <a:off x="0" y="0"/>
-                      <a:ext cx="1136396" cy="3806317"/>
+                      <a:ext cx="4667250" cy="6953250"/>
                     </a:xfrm>
                     <a:prstGeom prst="rect">
                       <a:avLst/>
                     </a:prstGeom>
-                  </pic:spPr>
-                </pic:pic>
-              </a:graphicData>
-            </a:graphic>
-          </wp:anchor>
-        </w:drawing>
-      </w:r>
-      <w:r>
-        <w:rPr>
-          <w:rFonts w:ascii="SimSun" w:eastAsia="SimSun" w:hAnsi="SimSun" w:cs="SimSun"/>
-          <w:spacing w:val="-4"/>
-          <w:sz w:val="22"/>
-          <w:szCs w:val="22"/>
-        </w:rPr>
-        <w:t>制定</w:t>
-      </w:r>
-    </w:p>
-    <w:p>
-      <w:pPr>
-        <w:spacing w:before="29" w:line="220" w:lineRule="auto"/>
-        <w:ind w:left="3393"/>
-        <w:rPr>
-          <w:rFonts w:ascii="SimSun" w:eastAsia="SimSun" w:hAnsi="SimSun" w:cs="SimSun"/>
-          <w:sz w:val="22"/>
-          <w:szCs w:val="22"/>
-        </w:rPr>
-      </w:pPr>
-      <w:r>
-        <w:rPr>
-          <w:rFonts w:ascii="SimSun" w:eastAsia="SimSun" w:hAnsi="SimSun" w:cs="SimSun"/>
-          <w:spacing w:val="-2"/>
-          <w:sz w:val="22"/>
-          <w:szCs w:val="22"/>
-        </w:rPr>
-        <w:t>满意度调查计划</w:t>
-      </w:r>
-    </w:p>
-    <w:p>
-      <w:pPr>
-        <w:pStyle w:val="BodyText"/>
-        <w:spacing w:line="348" w:lineRule="auto"/>
-      </w:pPr>
-    </w:p>
-    <w:p>
-      <w:pPr>
-        <w:pStyle w:val="BodyText"/>
-        <w:spacing w:line="348" w:lineRule="auto"/>
-      </w:pPr>
-    </w:p>
-    <w:p>
-      <w:pPr>
-        <w:spacing w:before="72" w:line="221" w:lineRule="auto"/>
-        <w:ind w:left="3948"/>
-        <w:rPr>
-          <w:rFonts w:ascii="SimSun" w:eastAsia="SimSun" w:hAnsi="SimSun" w:cs="SimSun"/>
-          <w:sz w:val="22"/>
-          <w:szCs w:val="22"/>
-        </w:rPr>
-      </w:pPr>
-      <w:r>
-        <w:rPr>
-          <w:rFonts w:ascii="SimSun" w:eastAsia="SimSun" w:hAnsi="SimSun" w:cs="SimSun"/>
-          <w:spacing w:val="-7"/>
-          <w:sz w:val="22"/>
-          <w:szCs w:val="22"/>
-        </w:rPr>
-        <w:t>实施</w:t>
-      </w:r>
-    </w:p>
-    <w:p>
-      <w:pPr>
-        <w:spacing w:before="30" w:line="220" w:lineRule="auto"/>
-        <w:ind w:left="3614"/>
-        <w:rPr>
-          <w:rFonts w:ascii="SimSun" w:eastAsia="SimSun" w:hAnsi="SimSun" w:cs="SimSun"/>
-          <w:sz w:val="22"/>
-          <w:szCs w:val="22"/>
-        </w:rPr>
-      </w:pPr>
-      <w:r>
-        <w:rPr>
-          <w:rFonts w:ascii="SimSun" w:eastAsia="SimSun" w:hAnsi="SimSun" w:cs="SimSun"/>
-          <w:spacing w:val="-2"/>
-          <w:sz w:val="22"/>
-          <w:szCs w:val="22"/>
-        </w:rPr>
-        <w:t>满意度调查</w:t>
-      </w:r>
-    </w:p>
-    <w:p>
-      <w:pPr>
-        <w:pStyle w:val="BodyText"/>
-        <w:spacing w:line="347" w:lineRule="auto"/>
-      </w:pPr>
-    </w:p>
-    <w:p>
-      <w:pPr>
-        <w:pStyle w:val="BodyText"/>
-        <w:spacing w:line="347" w:lineRule="auto"/>
-      </w:pPr>
-    </w:p>
-    <w:p>
-      <w:pPr>
-        <w:spacing w:before="72" w:line="222" w:lineRule="auto"/>
-        <w:ind w:left="3942"/>
-        <w:rPr>
-          <w:rFonts w:ascii="SimSun" w:eastAsia="SimSun" w:hAnsi="SimSun" w:cs="SimSun"/>
-          <w:sz w:val="22"/>
-          <w:szCs w:val="22"/>
-        </w:rPr>
-      </w:pPr>
-      <w:r>
-        <w:rPr>
-          <w:rFonts w:ascii="SimSun" w:eastAsia="SimSun" w:hAnsi="SimSun" w:cs="SimSun"/>
-          <w:spacing w:val="-3"/>
-          <w:sz w:val="22"/>
-          <w:szCs w:val="22"/>
-        </w:rPr>
-        <w:t>记录</w:t>
-      </w:r>
-    </w:p>
-    <w:p>
-      <w:pPr>
-        <w:spacing w:before="28" w:line="220" w:lineRule="auto"/>
-        <w:ind w:left="3395"/>
-        <w:rPr>
-          <w:rFonts w:ascii="SimSun" w:eastAsia="SimSun" w:hAnsi="SimSun" w:cs="SimSun"/>
-          <w:sz w:val="22"/>
-          <w:szCs w:val="22"/>
-        </w:rPr>
-      </w:pPr>
-      <w:r>
-        <w:rPr>
-          <w:rFonts w:ascii="SimSun" w:eastAsia="SimSun" w:hAnsi="SimSun" w:cs="SimSun"/>
-          <w:spacing w:val="-2"/>
-          <w:sz w:val="22"/>
-          <w:szCs w:val="22"/>
-        </w:rPr>
-        <w:t>客户建议与意见</w:t>
-      </w:r>
-    </w:p>
-    <w:p>
-      <w:pPr>
-        <w:pStyle w:val="BodyText"/>
-        <w:spacing w:line="348" w:lineRule="auto"/>
-      </w:pPr>
-    </w:p>
-    <w:p>
-      <w:pPr>
-        <w:pStyle w:val="BodyText"/>
-        <w:spacing w:line="348" w:lineRule="auto"/>
-      </w:pPr>
-    </w:p>
-    <w:p>
-      <w:pPr>
-        <w:spacing w:before="72" w:line="220" w:lineRule="auto"/>
-        <w:ind w:left="3945"/>
-        <w:rPr>
-          <w:rFonts w:ascii="SimSun" w:eastAsia="SimSun" w:hAnsi="SimSun" w:cs="SimSun"/>
-          <w:sz w:val="22"/>
-          <w:szCs w:val="22"/>
-        </w:rPr>
-      </w:pPr>
-      <w:r>
-        <w:rPr>
-          <w:rFonts w:ascii="SimSun" w:eastAsia="SimSun" w:hAnsi="SimSun" w:cs="SimSun"/>
-          <w:spacing w:val="-5"/>
-          <w:sz w:val="22"/>
-          <w:szCs w:val="22"/>
-        </w:rPr>
-        <w:t>编制</w:t>
-      </w:r>
-    </w:p>
-    <w:p>
-      <w:pPr>
-        <w:spacing w:before="30" w:line="219" w:lineRule="auto"/>
-        <w:ind w:left="3393"/>
-        <w:rPr>
-          <w:rFonts w:ascii="SimSun" w:eastAsia="SimSun" w:hAnsi="SimSun" w:cs="SimSun"/>
-          <w:sz w:val="22"/>
-          <w:szCs w:val="22"/>
-        </w:rPr>
-      </w:pPr>
-      <w:r>
-        <w:rPr>
-          <w:rFonts w:ascii="SimSun" w:eastAsia="SimSun" w:hAnsi="SimSun" w:cs="SimSun"/>
-          <w:spacing w:val="-2"/>
-          <w:sz w:val="22"/>
-          <w:szCs w:val="22"/>
-        </w:rPr>
-        <w:t>满意度统计报告</w:t>
-      </w:r>
-    </w:p>
-    <w:p>
-      <w:pPr>
-        <w:pStyle w:val="BodyText"/>
-        <w:spacing w:line="347" w:lineRule="auto"/>
-      </w:pPr>
-    </w:p>
-    <w:p>
-      <w:pPr>
-        <w:pStyle w:val="BodyText"/>
-        <w:spacing w:line="347" w:lineRule="auto"/>
-      </w:pPr>
-    </w:p>
-    <w:p>
-      <w:pPr>
-        <w:spacing w:before="72" w:line="248" w:lineRule="auto"/>
-        <w:ind w:left="3727" w:right="3744" w:firstLine="216"/>
-        <w:rPr>
-          <w:rFonts w:ascii="SimSun" w:eastAsia="SimSun" w:hAnsi="SimSun" w:cs="SimSun"/>
-          <w:sz w:val="22"/>
-          <w:szCs w:val="22"/>
-        </w:rPr>
-      </w:pPr>
-      <w:r>
-        <w:rPr>
-          <w:rFonts w:ascii="SimSun" w:eastAsia="SimSun" w:hAnsi="SimSun" w:cs="SimSun"/>
-          <w:spacing w:val="-10"/>
-          <w:sz w:val="22"/>
-          <w:szCs w:val="22"/>
-        </w:rPr>
-        <w:t>报</w:t>
-      </w:r>
-      <w:r>
-        <w:rPr>
-          <w:rFonts w:ascii="SimSun" w:eastAsia="SimSun" w:hAnsi="SimSun" w:cs="SimSun"/>
-          <w:spacing w:val="11"/>
-          <w:sz w:val="22"/>
-          <w:szCs w:val="22"/>
-        </w:rPr>
-        <w:t xml:space="preserve"> </w:t>
-      </w:r>
-      <w:r>
-        <w:rPr>
-          <w:rFonts w:ascii="SimSun" w:eastAsia="SimSun" w:hAnsi="SimSun" w:cs="SimSun"/>
-          <w:spacing w:val="-10"/>
-          <w:sz w:val="22"/>
-          <w:szCs w:val="22"/>
-        </w:rPr>
-        <w:t>告</w:t>
-      </w:r>
-      <w:r>
-        <w:rPr>
-          <w:rFonts w:ascii="SimSun" w:eastAsia="SimSun" w:hAnsi="SimSun" w:cs="SimSun"/>
-          <w:spacing w:val="-2"/>
-          <w:sz w:val="22"/>
-          <w:szCs w:val="22"/>
-        </w:rPr>
-        <w:t>相关部门</w:t>
-      </w:r>
-    </w:p>
-    <w:p>
-      <w:pPr>
-        <w:spacing w:line="248" w:lineRule="auto"/>
-        <w:rPr>
-          <w:rFonts w:ascii="SimSun" w:eastAsia="SimSun" w:hAnsi="SimSun" w:cs="SimSun"/>
-          <w:sz w:val="22"/>
-          <w:szCs w:val="22"/>
-        </w:rPr>
-        <w:sectPr>
-          <w:footerReference w:type="default" r:id="rId10"/>
-          <w:pgSz w:w="11910" w:h="16840"/>
-          <w:pgMar w:top="837" w:right="1786" w:bottom="961" w:left="1779" w:header="0" w:footer="728" w:gutter="0"/>
-          <w:cols w:space="720"/>
-        </w:sectPr>
-      </w:pPr>
-    </w:p>
-    <w:p>
-      <w:pPr>
-        <w:spacing w:line="427" w:lineRule="exact"/>
-        <w:ind w:firstLine="206"/>
-      </w:pPr>
-      <w:r>
-        <w:rPr>
-          <w:position w:val="-8"/>
-        </w:rPr>
-        <w:drawing>
-          <wp:inline distT="0" distB="0" distL="0" distR="0">
-            <wp:extent cx="696350" cy="271753"/>
-            <wp:effectExtent l="0" t="0" r="0" b="0"/>
-            <wp:docPr id="14" name="IM 14"/>
-            <wp:cNvGraphicFramePr/>
-            <a:graphic xmlns:a="http://schemas.openxmlformats.org/drawingml/2006/main">
-              <a:graphicData uri="http://schemas.openxmlformats.org/drawingml/2006/picture">
-                <pic:pic xmlns:pic="http://schemas.openxmlformats.org/drawingml/2006/picture">
-                  <pic:nvPicPr>
-                    <pic:cNvPr id="14" name="IM 14"/>
-                    <pic:cNvPicPr/>
-                  </pic:nvPicPr>
-                  <pic:blipFill>
-                    <a:blip xmlns:r="http://schemas.openxmlformats.org/officeDocument/2006/relationships" r:embed="rId4"/>
-                    <a:stretch>
-                      <a:fillRect/>
-                    </a:stretch>
-                  </pic:blipFill>
-                  <pic:spPr>
-                    <a:xfrm rot="0">
-                      <a:off x="0" y="0"/>
-                      <a:ext cx="696350" cy="271753"/>
-                    </a:xfrm>
-                    <a:prstGeom prst="rect">
-                      <a:avLst/>
-                    </a:prstGeom>
+                    <a:noFill/>
+                    <a:ln>
+                      <a:noFill/>
+                    </a:ln>
                   </pic:spPr>
                 </pic:pic>
               </a:graphicData>
@@ -3127,1428 +2756,16 @@
     </w:p>
     <w:p>
       <w:pPr>
-        <w:spacing w:before="24"/>
-      </w:pPr>
-    </w:p>
-    <w:p>
-      <w:pPr>
-        <w:spacing w:before="23"/>
-      </w:pPr>
-    </w:p>
-    <w:p>
-      <w:pPr>
-        <w:spacing w:before="23"/>
-      </w:pPr>
-    </w:p>
-    <w:tbl>
-      <w:tblPr>
-        <w:tblStyle w:val="TableNormal"/>
-        <w:tblW w:w="8752" w:type="dxa"/>
-        <w:tblInd w:w="5" w:type="dxa"/>
-        <w:tblBorders>
-          <w:top w:val="nil"/>
-          <w:left w:val="nil"/>
-          <w:bottom w:val="nil"/>
-          <w:right w:val="nil"/>
-          <w:insideH w:val="nil"/>
-          <w:insideV w:val="nil"/>
-        </w:tblBorders>
-        <w:tblLayout w:type="fixed"/>
-      </w:tblPr>
-      <w:tblGrid>
-        <w:gridCol w:w="3873"/>
-        <w:gridCol w:w="913"/>
-        <w:gridCol w:w="2942"/>
-        <w:gridCol w:w="1024"/>
-      </w:tblGrid>
-      <w:tr>
-        <w:tblPrEx>
-          <w:tblW w:w="8752" w:type="dxa"/>
-          <w:tblInd w:w="5" w:type="dxa"/>
-          <w:tblBorders>
-            <w:top w:val="nil"/>
-            <w:left w:val="nil"/>
-            <w:bottom w:val="nil"/>
-            <w:right w:val="nil"/>
-            <w:insideH w:val="nil"/>
-            <w:insideV w:val="nil"/>
-          </w:tblBorders>
-          <w:tblLayout w:type="fixed"/>
-        </w:tblPrEx>
-        <w:trPr>
-          <w:trHeight w:val="302"/>
-        </w:trPr>
-        <w:tc>
-          <w:tcPr>
-            <w:tcW w:w="8752" w:type="dxa"/>
-            <w:gridSpan w:val="4"/>
-            <w:tcBorders>
-              <w:top w:val="single" w:sz="8" w:space="0" w:color="000000"/>
-              <w:left w:val="single" w:sz="4" w:space="0" w:color="000000"/>
-              <w:bottom w:val="single" w:sz="8" w:space="0" w:color="000000"/>
-            </w:tcBorders>
-          </w:tcPr>
-          <w:p>
-            <w:pPr>
-              <w:spacing w:before="29" w:line="202" w:lineRule="auto"/>
-              <w:ind w:left="3322"/>
-              <w:rPr>
-                <w:rFonts w:ascii="SimSun" w:eastAsia="SimSun" w:hAnsi="SimSun" w:cs="SimSun"/>
-                <w:sz w:val="24"/>
-                <w:szCs w:val="24"/>
-              </w:rPr>
-            </w:pPr>
-            <w:r>
-              <w:drawing>
-                <wp:anchor distT="0" distB="0" distL="0" distR="0" simplePos="0" relativeHeight="251659264" behindDoc="1" locked="0" layoutInCell="1" allowOverlap="1">
-                  <wp:simplePos x="0" y="0"/>
-                  <wp:positionH relativeFrom="column">
-                    <wp:posOffset>634</wp:posOffset>
-                  </wp:positionH>
-                  <wp:positionV relativeFrom="paragraph">
-                    <wp:posOffset>-11709</wp:posOffset>
-                  </wp:positionV>
-                  <wp:extent cx="5554344" cy="8375014"/>
-                  <wp:effectExtent l="0" t="0" r="0" b="0"/>
-                  <wp:wrapNone/>
-                  <wp:docPr id="16" name="IM 16"/>
-                  <wp:cNvGraphicFramePr/>
-                  <a:graphic xmlns:a="http://schemas.openxmlformats.org/drawingml/2006/main">
-                    <a:graphicData uri="http://schemas.openxmlformats.org/drawingml/2006/picture">
-                      <pic:pic xmlns:pic="http://schemas.openxmlformats.org/drawingml/2006/picture">
-                        <pic:nvPicPr>
-                          <pic:cNvPr id="16" name="IM 16"/>
-                          <pic:cNvPicPr/>
-                        </pic:nvPicPr>
-                        <pic:blipFill>
-                          <a:blip xmlns:r="http://schemas.openxmlformats.org/officeDocument/2006/relationships" r:embed="rId11"/>
-                          <a:stretch>
-                            <a:fillRect/>
-                          </a:stretch>
-                        </pic:blipFill>
-                        <pic:spPr>
-                          <a:xfrm rot="0">
-                            <a:off x="0" y="0"/>
-                            <a:ext cx="5554344" cy="8375014"/>
-                          </a:xfrm>
-                          <a:prstGeom prst="rect">
-                            <a:avLst/>
-                          </a:prstGeom>
-                        </pic:spPr>
-                      </pic:pic>
-                    </a:graphicData>
-                  </a:graphic>
-                </wp:anchor>
-              </w:drawing>
-            </w:r>
-            <w:r>
-              <w:rPr>
-                <w:rFonts w:ascii="SimSun" w:eastAsia="SimSun" w:hAnsi="SimSun" w:cs="SimSun"/>
-                <w:b/>
-                <w:bCs/>
-                <w:spacing w:val="-3"/>
-                <w:sz w:val="24"/>
-                <w:szCs w:val="24"/>
-              </w:rPr>
-              <w:t>顾客满意度工作流程</w:t>
-            </w:r>
-          </w:p>
-        </w:tc>
-      </w:tr>
-      <w:tr>
-        <w:tblPrEx>
-          <w:tblW w:w="8752" w:type="dxa"/>
-          <w:tblInd w:w="5" w:type="dxa"/>
-          <w:tblLayout w:type="fixed"/>
-        </w:tblPrEx>
-        <w:trPr>
-          <w:trHeight w:val="307"/>
-        </w:trPr>
-        <w:tc>
-          <w:tcPr>
-            <w:tcW w:w="4786" w:type="dxa"/>
-            <w:gridSpan w:val="2"/>
-            <w:tcBorders>
-              <w:top w:val="single" w:sz="8" w:space="0" w:color="000000"/>
-              <w:left w:val="single" w:sz="4" w:space="0" w:color="000000"/>
-              <w:bottom w:val="single" w:sz="4" w:space="0" w:color="000000"/>
-              <w:right w:val="single" w:sz="4" w:space="0" w:color="000000"/>
-            </w:tcBorders>
-          </w:tcPr>
-          <w:p>
-            <w:pPr>
-              <w:spacing w:before="29" w:line="206" w:lineRule="auto"/>
-              <w:ind w:left="2065"/>
-              <w:rPr>
-                <w:rFonts w:ascii="SimSun" w:eastAsia="SimSun" w:hAnsi="SimSun" w:cs="SimSun"/>
-                <w:sz w:val="24"/>
-                <w:szCs w:val="24"/>
-              </w:rPr>
-            </w:pPr>
-            <w:r>
-              <w:rPr>
-                <w:rFonts w:ascii="SimSun" w:eastAsia="SimSun" w:hAnsi="SimSun" w:cs="SimSun"/>
-                <w:spacing w:val="-4"/>
-                <w:sz w:val="24"/>
-                <w:szCs w:val="24"/>
-              </w:rPr>
-              <w:t>质量部</w:t>
-            </w:r>
-          </w:p>
-        </w:tc>
-        <w:tc>
-          <w:tcPr>
-            <w:tcW w:w="3966" w:type="dxa"/>
-            <w:gridSpan w:val="2"/>
-            <w:tcBorders>
-              <w:top w:val="single" w:sz="8" w:space="0" w:color="000000"/>
-              <w:left w:val="single" w:sz="4" w:space="0" w:color="000000"/>
-              <w:bottom w:val="single" w:sz="4" w:space="0" w:color="000000"/>
-            </w:tcBorders>
-          </w:tcPr>
-          <w:p>
-            <w:pPr>
-              <w:spacing w:before="29" w:line="206" w:lineRule="auto"/>
-              <w:ind w:left="1649"/>
-              <w:rPr>
-                <w:rFonts w:ascii="SimSun" w:eastAsia="SimSun" w:hAnsi="SimSun" w:cs="SimSun"/>
-                <w:sz w:val="24"/>
-                <w:szCs w:val="24"/>
-              </w:rPr>
-            </w:pPr>
-            <w:r>
-              <w:rPr>
-                <w:rFonts w:ascii="SimSun" w:eastAsia="SimSun" w:hAnsi="SimSun" w:cs="SimSun"/>
-                <w:spacing w:val="-4"/>
-                <w:sz w:val="24"/>
-                <w:szCs w:val="24"/>
-              </w:rPr>
-              <w:t>运维部</w:t>
-            </w:r>
-          </w:p>
-        </w:tc>
-      </w:tr>
-      <w:tr>
-        <w:tblPrEx>
-          <w:tblW w:w="8752" w:type="dxa"/>
-          <w:tblInd w:w="5" w:type="dxa"/>
-          <w:tblLayout w:type="fixed"/>
-        </w:tblPrEx>
-        <w:trPr>
-          <w:trHeight w:val="5113"/>
-        </w:trPr>
-        <w:tc>
-          <w:tcPr>
-            <w:tcW w:w="4786" w:type="dxa"/>
-            <w:gridSpan w:val="2"/>
-            <w:tcBorders>
-              <w:top w:val="single" w:sz="4" w:space="0" w:color="000000"/>
-              <w:left w:val="single" w:sz="4" w:space="0" w:color="000000"/>
-              <w:right w:val="single" w:sz="4" w:space="0" w:color="000000"/>
-            </w:tcBorders>
-          </w:tcPr>
-          <w:p>
-            <w:pPr>
-              <w:pStyle w:val="TableText"/>
-              <w:spacing w:line="278" w:lineRule="auto"/>
-            </w:pPr>
-          </w:p>
-          <w:p>
-            <w:pPr>
-              <w:spacing w:before="54" w:line="192" w:lineRule="auto"/>
-              <w:ind w:left="485"/>
-              <w:rPr>
-                <w:rFonts w:ascii="Times New Roman" w:eastAsia="Times New Roman" w:hAnsi="Times New Roman" w:cs="Times New Roman"/>
-                <w:sz w:val="19"/>
-                <w:szCs w:val="19"/>
-              </w:rPr>
-            </w:pPr>
-            <w:r>
-              <w:rPr>
-                <w:rFonts w:ascii="Times New Roman" w:eastAsia="Times New Roman" w:hAnsi="Times New Roman" w:cs="Times New Roman"/>
-                <w:spacing w:val="3"/>
-                <w:sz w:val="19"/>
-                <w:szCs w:val="19"/>
-              </w:rPr>
-              <w:t>N</w:t>
-            </w:r>
-          </w:p>
-          <w:p>
-            <w:pPr>
-              <w:spacing w:before="30" w:line="231" w:lineRule="auto"/>
-              <w:ind w:left="1656"/>
-              <w:rPr>
-                <w:rFonts w:ascii="SimSun" w:eastAsia="SimSun" w:hAnsi="SimSun" w:cs="SimSun"/>
-                <w:sz w:val="14"/>
-                <w:szCs w:val="14"/>
-              </w:rPr>
-            </w:pPr>
-            <w:r>
-              <w:rPr>
-                <w:rFonts w:ascii="SimSun" w:eastAsia="SimSun" w:hAnsi="SimSun" w:cs="SimSun"/>
-                <w:spacing w:val="8"/>
-                <w:sz w:val="14"/>
-                <w:szCs w:val="14"/>
-              </w:rPr>
-              <w:t>需要进行满意度调查</w:t>
-            </w:r>
-          </w:p>
-          <w:p>
-            <w:pPr>
-              <w:pStyle w:val="TableText"/>
-              <w:spacing w:line="424" w:lineRule="auto"/>
-            </w:pPr>
-          </w:p>
-          <w:p>
-            <w:pPr>
-              <w:spacing w:before="54" w:line="192" w:lineRule="auto"/>
-              <w:ind w:left="2508"/>
-              <w:rPr>
-                <w:rFonts w:ascii="Times New Roman" w:eastAsia="Times New Roman" w:hAnsi="Times New Roman" w:cs="Times New Roman"/>
-                <w:sz w:val="19"/>
-                <w:szCs w:val="19"/>
-              </w:rPr>
-            </w:pPr>
-            <w:r>
-              <w:rPr>
-                <w:rFonts w:ascii="Times New Roman" w:eastAsia="Times New Roman" w:hAnsi="Times New Roman" w:cs="Times New Roman"/>
-                <w:sz w:val="19"/>
-                <w:szCs w:val="19"/>
-              </w:rPr>
-              <w:t>Y</w:t>
-            </w:r>
-          </w:p>
-          <w:p>
-            <w:pPr>
-              <w:pStyle w:val="TableText"/>
-              <w:spacing w:line="393" w:lineRule="auto"/>
-            </w:pPr>
-          </w:p>
-          <w:p>
-            <w:pPr>
-              <w:spacing w:before="65" w:line="287" w:lineRule="auto"/>
-              <w:ind w:left="1161" w:right="1160"/>
-              <w:rPr>
-                <w:rFonts w:ascii="SimSun" w:eastAsia="SimSun" w:hAnsi="SimSun" w:cs="SimSun"/>
-                <w:sz w:val="20"/>
-                <w:szCs w:val="20"/>
-              </w:rPr>
-            </w:pPr>
-            <w:r>
-              <w:rPr>
-                <w:rFonts w:ascii="SimSun" w:eastAsia="SimSun" w:hAnsi="SimSun" w:cs="SimSun"/>
-                <w:spacing w:val="4"/>
-                <w:sz w:val="20"/>
-                <w:szCs w:val="20"/>
-              </w:rPr>
-              <w:t>根据需要，制定调查方法及</w:t>
-            </w:r>
-            <w:r>
-              <w:rPr>
-                <w:rFonts w:ascii="SimSun" w:eastAsia="SimSun" w:hAnsi="SimSun" w:cs="SimSun"/>
-                <w:spacing w:val="7"/>
-                <w:sz w:val="20"/>
-                <w:szCs w:val="20"/>
-              </w:rPr>
-              <w:t>拟定满意度调查表</w:t>
-            </w:r>
-          </w:p>
-          <w:p>
-            <w:pPr>
-              <w:spacing w:before="269" w:line="186" w:lineRule="auto"/>
-              <w:ind w:left="1708"/>
-              <w:rPr>
-                <w:rFonts w:ascii="Times New Roman" w:eastAsia="Times New Roman" w:hAnsi="Times New Roman" w:cs="Times New Roman"/>
-                <w:sz w:val="20"/>
-                <w:szCs w:val="20"/>
-              </w:rPr>
-            </w:pPr>
-            <w:r>
-              <w:rPr>
-                <w:rFonts w:ascii="Times New Roman" w:eastAsia="Times New Roman" w:hAnsi="Times New Roman" w:cs="Times New Roman"/>
-                <w:sz w:val="20"/>
-                <w:szCs w:val="20"/>
-              </w:rPr>
-              <w:t>DOC</w:t>
-            </w:r>
-            <w:r>
-              <w:rPr>
-                <w:rFonts w:ascii="Times New Roman" w:eastAsia="Times New Roman" w:hAnsi="Times New Roman" w:cs="Times New Roman"/>
-                <w:spacing w:val="8"/>
-                <w:sz w:val="20"/>
-                <w:szCs w:val="20"/>
-              </w:rPr>
-              <w:t>1</w:t>
-            </w:r>
-            <w:r>
-              <w:rPr>
-                <w:rFonts w:ascii="Times New Roman" w:eastAsia="Times New Roman" w:hAnsi="Times New Roman" w:cs="Times New Roman"/>
-                <w:spacing w:val="-22"/>
-                <w:sz w:val="20"/>
-                <w:szCs w:val="20"/>
-              </w:rPr>
-              <w:t xml:space="preserve"> </w:t>
-            </w:r>
-            <w:r>
-              <w:rPr>
-                <w:rFonts w:ascii="SimSun" w:eastAsia="SimSun" w:hAnsi="SimSun" w:cs="SimSun"/>
-                <w:spacing w:val="8"/>
-                <w:sz w:val="20"/>
-                <w:szCs w:val="20"/>
-              </w:rPr>
-              <w:t>，</w:t>
-            </w:r>
-            <w:r>
-              <w:rPr>
-                <w:rFonts w:ascii="Times New Roman" w:eastAsia="Times New Roman" w:hAnsi="Times New Roman" w:cs="Times New Roman"/>
-                <w:sz w:val="20"/>
-                <w:szCs w:val="20"/>
-              </w:rPr>
-              <w:t>REC</w:t>
-            </w:r>
-            <w:r>
-              <w:rPr>
-                <w:rFonts w:ascii="Times New Roman" w:eastAsia="Times New Roman" w:hAnsi="Times New Roman" w:cs="Times New Roman"/>
-                <w:spacing w:val="8"/>
-                <w:sz w:val="20"/>
-                <w:szCs w:val="20"/>
-              </w:rPr>
-              <w:t>01</w:t>
-            </w:r>
-          </w:p>
-          <w:p>
-            <w:pPr>
-              <w:spacing w:before="38" w:line="195" w:lineRule="auto"/>
-              <w:ind w:left="4067"/>
-              <w:rPr>
-                <w:rFonts w:ascii="Times New Roman" w:eastAsia="Times New Roman" w:hAnsi="Times New Roman" w:cs="Times New Roman"/>
-                <w:sz w:val="20"/>
-                <w:szCs w:val="20"/>
-              </w:rPr>
-            </w:pPr>
-            <w:r>
-              <w:rPr>
-                <w:rFonts w:ascii="Times New Roman" w:eastAsia="Times New Roman" w:hAnsi="Times New Roman" w:cs="Times New Roman"/>
-                <w:sz w:val="20"/>
-                <w:szCs w:val="20"/>
-              </w:rPr>
-              <w:t>1</w:t>
-            </w:r>
-          </w:p>
-          <w:p>
-            <w:pPr>
-              <w:pStyle w:val="TableText"/>
-              <w:spacing w:line="250" w:lineRule="auto"/>
-            </w:pPr>
-          </w:p>
-          <w:p>
-            <w:pPr>
-              <w:pStyle w:val="TableText"/>
-              <w:spacing w:line="250" w:lineRule="auto"/>
-            </w:pPr>
-          </w:p>
-          <w:p>
-            <w:pPr>
-              <w:pStyle w:val="TableText"/>
-              <w:spacing w:line="251" w:lineRule="auto"/>
-            </w:pPr>
-          </w:p>
-          <w:p>
-            <w:pPr>
-              <w:pStyle w:val="TableText"/>
-              <w:spacing w:line="251" w:lineRule="auto"/>
-            </w:pPr>
-          </w:p>
-          <w:p>
-            <w:pPr>
-              <w:pStyle w:val="TableText"/>
-              <w:spacing w:line="251" w:lineRule="auto"/>
-            </w:pPr>
-          </w:p>
-          <w:p>
-            <w:pPr>
-              <w:spacing w:before="58" w:line="219" w:lineRule="auto"/>
-              <w:ind w:left="1507"/>
-              <w:rPr>
-                <w:rFonts w:ascii="SimSun" w:eastAsia="SimSun" w:hAnsi="SimSun" w:cs="SimSun"/>
-                <w:sz w:val="18"/>
-                <w:szCs w:val="18"/>
-              </w:rPr>
-            </w:pPr>
-            <w:r>
-              <w:rPr>
-                <w:rFonts w:ascii="SimSun" w:eastAsia="SimSun" w:hAnsi="SimSun" w:cs="SimSun"/>
-                <w:spacing w:val="-2"/>
-                <w:sz w:val="18"/>
-                <w:szCs w:val="18"/>
-              </w:rPr>
-              <w:t>收集、汇总满意度信息</w:t>
-            </w:r>
-          </w:p>
-        </w:tc>
-        <w:tc>
-          <w:tcPr>
-            <w:tcW w:w="3966" w:type="dxa"/>
-            <w:gridSpan w:val="2"/>
-            <w:tcBorders>
-              <w:top w:val="single" w:sz="4" w:space="0" w:color="000000"/>
-              <w:left w:val="single" w:sz="4" w:space="0" w:color="000000"/>
-            </w:tcBorders>
-          </w:tcPr>
-          <w:p>
-            <w:pPr>
-              <w:pStyle w:val="TableText"/>
-              <w:spacing w:line="246" w:lineRule="auto"/>
-            </w:pPr>
-          </w:p>
-          <w:p>
-            <w:pPr>
-              <w:pStyle w:val="TableText"/>
-              <w:spacing w:line="247" w:lineRule="auto"/>
-            </w:pPr>
-          </w:p>
-          <w:p>
-            <w:pPr>
-              <w:spacing w:before="65" w:line="228" w:lineRule="auto"/>
-              <w:ind w:left="854"/>
-              <w:rPr>
-                <w:rFonts w:ascii="SimSun" w:eastAsia="SimSun" w:hAnsi="SimSun" w:cs="SimSun"/>
-                <w:sz w:val="20"/>
-                <w:szCs w:val="20"/>
-              </w:rPr>
-            </w:pPr>
-            <w:r>
-              <w:rPr>
-                <w:rFonts w:ascii="SimSun" w:eastAsia="SimSun" w:hAnsi="SimSun" w:cs="SimSun"/>
-                <w:spacing w:val="8"/>
-                <w:sz w:val="20"/>
-                <w:szCs w:val="20"/>
-              </w:rPr>
-              <w:t>提交相关信息</w:t>
-            </w:r>
-          </w:p>
-          <w:p>
-            <w:pPr>
-              <w:pStyle w:val="TableText"/>
-              <w:spacing w:line="247" w:lineRule="auto"/>
-            </w:pPr>
-          </w:p>
-          <w:p>
-            <w:pPr>
-              <w:pStyle w:val="TableText"/>
-              <w:spacing w:line="247" w:lineRule="auto"/>
-            </w:pPr>
-          </w:p>
-          <w:p>
-            <w:pPr>
-              <w:pStyle w:val="TableText"/>
-              <w:spacing w:line="247" w:lineRule="auto"/>
-            </w:pPr>
-          </w:p>
-          <w:p>
-            <w:pPr>
-              <w:pStyle w:val="TableText"/>
-              <w:spacing w:line="247" w:lineRule="auto"/>
-            </w:pPr>
-          </w:p>
-          <w:p>
-            <w:pPr>
-              <w:spacing w:before="58" w:line="192" w:lineRule="auto"/>
-              <w:ind w:left="2793"/>
-              <w:rPr>
-                <w:rFonts w:ascii="Times New Roman" w:eastAsia="Times New Roman" w:hAnsi="Times New Roman" w:cs="Times New Roman"/>
-                <w:sz w:val="20"/>
-                <w:szCs w:val="20"/>
-              </w:rPr>
-            </w:pPr>
-            <w:r>
-              <w:rPr>
-                <w:rFonts w:ascii="Times New Roman" w:eastAsia="Times New Roman" w:hAnsi="Times New Roman" w:cs="Times New Roman"/>
-                <w:spacing w:val="4"/>
-                <w:sz w:val="20"/>
-                <w:szCs w:val="20"/>
-              </w:rPr>
-              <w:t>Y</w:t>
-            </w:r>
-          </w:p>
-          <w:p>
-            <w:pPr>
-              <w:spacing w:before="142" w:line="220" w:lineRule="auto"/>
-              <w:ind w:left="1471"/>
-              <w:rPr>
-                <w:rFonts w:ascii="SimSun" w:eastAsia="SimSun" w:hAnsi="SimSun" w:cs="SimSun"/>
-                <w:sz w:val="18"/>
-                <w:szCs w:val="18"/>
-              </w:rPr>
-            </w:pPr>
-            <w:r>
-              <w:rPr>
-                <w:rFonts w:ascii="SimSun" w:eastAsia="SimSun" w:hAnsi="SimSun" w:cs="SimSun"/>
-                <w:spacing w:val="-4"/>
-                <w:sz w:val="18"/>
-                <w:szCs w:val="18"/>
-              </w:rPr>
-              <w:t>确认</w:t>
-            </w:r>
-          </w:p>
-          <w:p>
-            <w:pPr>
-              <w:pStyle w:val="TableText"/>
-              <w:spacing w:line="244" w:lineRule="auto"/>
-            </w:pPr>
-          </w:p>
-          <w:p>
-            <w:pPr>
-              <w:spacing w:before="57" w:line="192" w:lineRule="auto"/>
-              <w:ind w:left="1200"/>
-              <w:rPr>
-                <w:rFonts w:ascii="Times New Roman" w:eastAsia="Times New Roman" w:hAnsi="Times New Roman" w:cs="Times New Roman"/>
-                <w:sz w:val="20"/>
-                <w:szCs w:val="20"/>
-              </w:rPr>
-            </w:pPr>
-            <w:r>
-              <w:rPr>
-                <w:rFonts w:ascii="Times New Roman" w:eastAsia="Times New Roman" w:hAnsi="Times New Roman" w:cs="Times New Roman"/>
-                <w:spacing w:val="8"/>
-                <w:sz w:val="20"/>
-                <w:szCs w:val="20"/>
-              </w:rPr>
-              <w:t>N</w:t>
-            </w:r>
-          </w:p>
-          <w:p>
-            <w:pPr>
-              <w:pStyle w:val="TableText"/>
-              <w:spacing w:line="320" w:lineRule="auto"/>
-            </w:pPr>
-          </w:p>
-          <w:p>
-            <w:pPr>
-              <w:pStyle w:val="TableText"/>
-              <w:spacing w:line="320" w:lineRule="auto"/>
-            </w:pPr>
-          </w:p>
-          <w:p>
-            <w:pPr>
-              <w:spacing w:before="59" w:line="219" w:lineRule="auto"/>
-              <w:ind w:left="1162"/>
-              <w:rPr>
-                <w:rFonts w:ascii="SimSun" w:eastAsia="SimSun" w:hAnsi="SimSun" w:cs="SimSun"/>
-                <w:sz w:val="18"/>
-                <w:szCs w:val="18"/>
-              </w:rPr>
-            </w:pPr>
-            <w:r>
-              <w:rPr>
-                <w:rFonts w:ascii="SimSun" w:eastAsia="SimSun" w:hAnsi="SimSun" w:cs="SimSun"/>
-                <w:spacing w:val="-2"/>
-                <w:sz w:val="18"/>
-                <w:szCs w:val="18"/>
-              </w:rPr>
-              <w:t>修改方案等</w:t>
-            </w:r>
-          </w:p>
-        </w:tc>
-      </w:tr>
-      <w:tr>
-        <w:tblPrEx>
-          <w:tblW w:w="8752" w:type="dxa"/>
-          <w:tblInd w:w="5" w:type="dxa"/>
-          <w:tblLayout w:type="fixed"/>
-        </w:tblPrEx>
-        <w:trPr>
-          <w:trHeight w:val="5088"/>
-        </w:trPr>
-        <w:tc>
-          <w:tcPr>
-            <w:tcW w:w="3873" w:type="dxa"/>
-            <w:tcBorders>
-              <w:left w:val="single" w:sz="4" w:space="0" w:color="000000"/>
-            </w:tcBorders>
-          </w:tcPr>
-          <w:p>
-            <w:pPr>
-              <w:pStyle w:val="TableText"/>
-              <w:spacing w:line="404" w:lineRule="auto"/>
-            </w:pPr>
-          </w:p>
-          <w:p>
-            <w:pPr>
-              <w:spacing w:before="58" w:line="257" w:lineRule="auto"/>
-              <w:ind w:left="1164" w:right="240"/>
-              <w:rPr>
-                <w:rFonts w:ascii="SimSun" w:eastAsia="SimSun" w:hAnsi="SimSun" w:cs="SimSun"/>
-                <w:sz w:val="18"/>
-                <w:szCs w:val="18"/>
-              </w:rPr>
-            </w:pPr>
-            <w:r>
-              <w:rPr>
-                <w:rFonts w:ascii="SimSun" w:eastAsia="SimSun" w:hAnsi="SimSun" w:cs="SimSun"/>
-                <w:spacing w:val="9"/>
-                <w:sz w:val="18"/>
-                <w:szCs w:val="18"/>
-              </w:rPr>
-              <w:t>满意度调查，将反馈信息录入</w:t>
-            </w:r>
-            <w:r>
-              <w:rPr>
-                <w:rFonts w:ascii="SimSun" w:eastAsia="SimSun" w:hAnsi="SimSun" w:cs="SimSun"/>
-                <w:spacing w:val="7"/>
-                <w:sz w:val="18"/>
-                <w:szCs w:val="18"/>
-              </w:rPr>
-              <w:t>表格中</w:t>
-            </w:r>
-          </w:p>
-          <w:p>
-            <w:pPr>
-              <w:spacing w:before="165" w:line="195" w:lineRule="auto"/>
-              <w:ind w:left="2097"/>
-              <w:rPr>
-                <w:rFonts w:ascii="Times New Roman" w:eastAsia="Times New Roman" w:hAnsi="Times New Roman" w:cs="Times New Roman"/>
-                <w:sz w:val="20"/>
-                <w:szCs w:val="20"/>
-              </w:rPr>
-            </w:pPr>
-            <w:r>
-              <w:rPr>
-                <w:rFonts w:ascii="Times New Roman" w:eastAsia="Times New Roman" w:hAnsi="Times New Roman" w:cs="Times New Roman"/>
-                <w:sz w:val="20"/>
-                <w:szCs w:val="20"/>
-              </w:rPr>
-              <w:t>REC</w:t>
-            </w:r>
-            <w:r>
-              <w:rPr>
-                <w:rFonts w:ascii="Times New Roman" w:eastAsia="Times New Roman" w:hAnsi="Times New Roman" w:cs="Times New Roman"/>
-                <w:spacing w:val="12"/>
-                <w:sz w:val="20"/>
-                <w:szCs w:val="20"/>
-              </w:rPr>
-              <w:t>01</w:t>
-            </w:r>
-          </w:p>
-          <w:p>
-            <w:pPr>
-              <w:pStyle w:val="TableText"/>
-              <w:spacing w:line="281" w:lineRule="auto"/>
-            </w:pPr>
-          </w:p>
-          <w:p>
-            <w:pPr>
-              <w:pStyle w:val="TableText"/>
-              <w:spacing w:line="281" w:lineRule="auto"/>
-            </w:pPr>
-          </w:p>
-          <w:p>
-            <w:pPr>
-              <w:spacing w:before="58" w:line="228" w:lineRule="auto"/>
-              <w:ind w:left="1162"/>
-              <w:rPr>
-                <w:rFonts w:ascii="SimSun" w:eastAsia="SimSun" w:hAnsi="SimSun" w:cs="SimSun"/>
-                <w:sz w:val="18"/>
-                <w:szCs w:val="18"/>
-              </w:rPr>
-            </w:pPr>
-            <w:r>
-              <w:rPr>
-                <w:rFonts w:ascii="SimSun" w:eastAsia="SimSun" w:hAnsi="SimSun" w:cs="SimSun"/>
-                <w:spacing w:val="9"/>
-                <w:sz w:val="18"/>
-                <w:szCs w:val="18"/>
-              </w:rPr>
-              <w:t>汇总数据，制作调查报告</w:t>
-            </w:r>
-          </w:p>
-          <w:p>
-            <w:pPr>
-              <w:pStyle w:val="TableText"/>
-              <w:spacing w:line="363" w:lineRule="auto"/>
-            </w:pPr>
-          </w:p>
-          <w:p>
-            <w:pPr>
-              <w:spacing w:before="58" w:line="195" w:lineRule="auto"/>
-              <w:ind w:left="2092"/>
-              <w:rPr>
-                <w:rFonts w:ascii="Times New Roman" w:eastAsia="Times New Roman" w:hAnsi="Times New Roman" w:cs="Times New Roman"/>
-                <w:sz w:val="20"/>
-                <w:szCs w:val="20"/>
-              </w:rPr>
-            </w:pPr>
-            <w:r>
-              <w:rPr>
-                <w:rFonts w:ascii="Times New Roman" w:eastAsia="Times New Roman" w:hAnsi="Times New Roman" w:cs="Times New Roman"/>
-                <w:sz w:val="20"/>
-                <w:szCs w:val="20"/>
-              </w:rPr>
-              <w:t>REC</w:t>
-            </w:r>
-            <w:r>
-              <w:rPr>
-                <w:rFonts w:ascii="Times New Roman" w:eastAsia="Times New Roman" w:hAnsi="Times New Roman" w:cs="Times New Roman"/>
-                <w:spacing w:val="11"/>
-                <w:sz w:val="20"/>
-                <w:szCs w:val="20"/>
-              </w:rPr>
-              <w:t>02</w:t>
-            </w:r>
-          </w:p>
-          <w:p>
-            <w:pPr>
-              <w:pStyle w:val="TableText"/>
-              <w:spacing w:line="282" w:lineRule="auto"/>
-            </w:pPr>
-          </w:p>
-          <w:p>
-            <w:pPr>
-              <w:spacing w:before="63" w:line="188" w:lineRule="auto"/>
-              <w:ind w:left="3591"/>
-              <w:rPr>
-                <w:rFonts w:ascii="SimSun" w:eastAsia="SimSun" w:hAnsi="SimSun" w:cs="SimSun"/>
-                <w:sz w:val="19"/>
-                <w:szCs w:val="19"/>
-              </w:rPr>
-            </w:pPr>
-            <w:r>
-              <w:rPr>
-                <w:rFonts w:ascii="SimSun" w:eastAsia="SimSun" w:hAnsi="SimSun" w:cs="SimSun"/>
-                <w:sz w:val="19"/>
-                <w:szCs w:val="19"/>
-              </w:rPr>
-              <w:t>Y</w:t>
-            </w:r>
-          </w:p>
-          <w:p>
-            <w:pPr>
-              <w:spacing w:before="157" w:line="220" w:lineRule="auto"/>
-              <w:ind w:left="2138"/>
-              <w:rPr>
-                <w:rFonts w:ascii="SimSun" w:eastAsia="SimSun" w:hAnsi="SimSun" w:cs="SimSun"/>
-                <w:sz w:val="18"/>
-                <w:szCs w:val="18"/>
-              </w:rPr>
-            </w:pPr>
-            <w:r>
-              <w:rPr>
-                <w:rFonts w:ascii="SimSun" w:eastAsia="SimSun" w:hAnsi="SimSun" w:cs="SimSun"/>
-                <w:spacing w:val="-9"/>
-                <w:sz w:val="18"/>
-                <w:szCs w:val="18"/>
-              </w:rPr>
-              <w:t>审核</w:t>
-            </w:r>
-          </w:p>
-          <w:p>
-            <w:pPr>
-              <w:spacing w:before="208" w:line="185" w:lineRule="auto"/>
-              <w:ind w:left="1878"/>
-              <w:rPr>
-                <w:rFonts w:ascii="Times New Roman" w:eastAsia="Times New Roman" w:hAnsi="Times New Roman" w:cs="Times New Roman"/>
-                <w:sz w:val="18"/>
-                <w:szCs w:val="18"/>
-              </w:rPr>
-            </w:pPr>
-            <w:r>
-              <w:rPr>
-                <w:rFonts w:ascii="Times New Roman" w:eastAsia="Times New Roman" w:hAnsi="Times New Roman" w:cs="Times New Roman"/>
-                <w:sz w:val="18"/>
-                <w:szCs w:val="18"/>
-              </w:rPr>
-              <w:t>N</w:t>
-            </w:r>
-          </w:p>
-          <w:p>
-            <w:pPr>
-              <w:pStyle w:val="TableText"/>
-              <w:spacing w:line="326" w:lineRule="auto"/>
-            </w:pPr>
-          </w:p>
-          <w:p>
-            <w:pPr>
-              <w:spacing w:before="62" w:line="227" w:lineRule="auto"/>
-              <w:ind w:left="1772"/>
-              <w:rPr>
-                <w:rFonts w:ascii="SimSun" w:eastAsia="SimSun" w:hAnsi="SimSun" w:cs="SimSun"/>
-                <w:sz w:val="19"/>
-                <w:szCs w:val="19"/>
-              </w:rPr>
-            </w:pPr>
-            <w:r>
-              <w:rPr>
-                <w:rFonts w:ascii="SimSun" w:eastAsia="SimSun" w:hAnsi="SimSun" w:cs="SimSun"/>
-                <w:spacing w:val="7"/>
-                <w:sz w:val="19"/>
-                <w:szCs w:val="19"/>
-              </w:rPr>
-              <w:t>修改报告</w:t>
-            </w:r>
-          </w:p>
-        </w:tc>
-        <w:tc>
-          <w:tcPr>
-            <w:tcW w:w="913" w:type="dxa"/>
-            <w:tcBorders>
-              <w:right w:val="single" w:sz="4" w:space="0" w:color="000000"/>
-            </w:tcBorders>
-          </w:tcPr>
-          <w:p>
-            <w:pPr>
-              <w:pStyle w:val="TableText"/>
-              <w:spacing w:line="289" w:lineRule="auto"/>
-            </w:pPr>
-          </w:p>
-          <w:p>
-            <w:pPr>
-              <w:pStyle w:val="TableText"/>
-              <w:spacing w:line="289" w:lineRule="auto"/>
-            </w:pPr>
-          </w:p>
-          <w:p>
-            <w:pPr>
-              <w:pStyle w:val="TableText"/>
-              <w:spacing w:line="289" w:lineRule="auto"/>
-            </w:pPr>
-          </w:p>
-          <w:p>
-            <w:pPr>
-              <w:pStyle w:val="TableText"/>
-              <w:spacing w:line="289" w:lineRule="auto"/>
-            </w:pPr>
-          </w:p>
-          <w:p>
-            <w:pPr>
-              <w:spacing w:before="58" w:line="195" w:lineRule="auto"/>
-              <w:ind w:left="178"/>
-              <w:rPr>
-                <w:rFonts w:ascii="Times New Roman" w:eastAsia="Times New Roman" w:hAnsi="Times New Roman" w:cs="Times New Roman"/>
-                <w:sz w:val="20"/>
-                <w:szCs w:val="20"/>
-              </w:rPr>
-            </w:pPr>
-            <w:r>
-              <w:rPr>
-                <w:rFonts w:ascii="Times New Roman" w:eastAsia="Times New Roman" w:hAnsi="Times New Roman" w:cs="Times New Roman"/>
-                <w:sz w:val="20"/>
-                <w:szCs w:val="20"/>
-              </w:rPr>
-              <w:t>2</w:t>
-            </w:r>
-          </w:p>
-        </w:tc>
-        <w:tc>
-          <w:tcPr>
-            <w:tcW w:w="2942" w:type="dxa"/>
-            <w:vMerge w:val="restart"/>
-            <w:tcBorders>
-              <w:left w:val="single" w:sz="4" w:space="0" w:color="000000"/>
-              <w:bottom w:val="nil"/>
-            </w:tcBorders>
-          </w:tcPr>
-          <w:p>
-            <w:pPr>
-              <w:pStyle w:val="TableText"/>
-              <w:spacing w:line="241" w:lineRule="auto"/>
-            </w:pPr>
-          </w:p>
-          <w:p>
-            <w:pPr>
-              <w:pStyle w:val="TableText"/>
-              <w:spacing w:line="241" w:lineRule="auto"/>
-            </w:pPr>
-          </w:p>
-          <w:p>
-            <w:pPr>
-              <w:pStyle w:val="TableText"/>
-              <w:spacing w:line="241" w:lineRule="auto"/>
-            </w:pPr>
-          </w:p>
-          <w:p>
-            <w:pPr>
-              <w:pStyle w:val="TableText"/>
-              <w:spacing w:line="241" w:lineRule="auto"/>
-            </w:pPr>
-          </w:p>
-          <w:p>
-            <w:pPr>
-              <w:pStyle w:val="TableText"/>
-              <w:spacing w:line="242" w:lineRule="auto"/>
-            </w:pPr>
-          </w:p>
-          <w:p>
-            <w:pPr>
-              <w:pStyle w:val="TableText"/>
-              <w:spacing w:line="242" w:lineRule="auto"/>
-            </w:pPr>
-          </w:p>
-          <w:p>
-            <w:pPr>
-              <w:pStyle w:val="TableText"/>
-              <w:spacing w:line="242" w:lineRule="auto"/>
-            </w:pPr>
-          </w:p>
-          <w:p>
-            <w:pPr>
-              <w:pStyle w:val="TableText"/>
-              <w:spacing w:line="242" w:lineRule="auto"/>
-            </w:pPr>
-          </w:p>
-          <w:p>
-            <w:pPr>
-              <w:pStyle w:val="TableText"/>
-              <w:spacing w:line="242" w:lineRule="auto"/>
-            </w:pPr>
-          </w:p>
-          <w:p>
-            <w:pPr>
-              <w:pStyle w:val="TableText"/>
-              <w:spacing w:line="242" w:lineRule="auto"/>
-            </w:pPr>
-          </w:p>
-          <w:p>
-            <w:pPr>
-              <w:pStyle w:val="TableText"/>
-              <w:spacing w:line="242" w:lineRule="auto"/>
-            </w:pPr>
-          </w:p>
-          <w:p>
-            <w:pPr>
-              <w:pStyle w:val="TableText"/>
-              <w:spacing w:line="242" w:lineRule="auto"/>
-            </w:pPr>
-          </w:p>
-          <w:p>
-            <w:pPr>
-              <w:pStyle w:val="TableText"/>
-              <w:spacing w:line="242" w:lineRule="auto"/>
-            </w:pPr>
-          </w:p>
-          <w:p>
-            <w:pPr>
-              <w:pStyle w:val="TableText"/>
-              <w:spacing w:line="242" w:lineRule="auto"/>
-            </w:pPr>
-          </w:p>
-          <w:p>
-            <w:pPr>
-              <w:spacing w:before="59" w:line="219" w:lineRule="auto"/>
-              <w:ind w:left="1145"/>
-              <w:rPr>
-                <w:rFonts w:ascii="SimSun" w:eastAsia="SimSun" w:hAnsi="SimSun" w:cs="SimSun"/>
-                <w:sz w:val="18"/>
-                <w:szCs w:val="18"/>
-              </w:rPr>
-            </w:pPr>
-            <w:r>
-              <w:rPr>
-                <w:rFonts w:ascii="SimSun" w:eastAsia="SimSun" w:hAnsi="SimSun" w:cs="SimSun"/>
-                <w:spacing w:val="-2"/>
-                <w:sz w:val="18"/>
-                <w:szCs w:val="18"/>
-              </w:rPr>
-              <w:t>提交相关部门</w:t>
-            </w:r>
-          </w:p>
-          <w:p>
-            <w:pPr>
-              <w:pStyle w:val="TableText"/>
-              <w:spacing w:line="347" w:lineRule="auto"/>
-            </w:pPr>
-          </w:p>
-          <w:p>
-            <w:pPr>
-              <w:pStyle w:val="TableText"/>
-              <w:spacing w:line="348" w:lineRule="auto"/>
-            </w:pPr>
-          </w:p>
-          <w:p>
-            <w:pPr>
-              <w:spacing w:before="39" w:line="270" w:lineRule="auto"/>
-              <w:ind w:left="1405" w:right="803" w:hanging="2"/>
-              <w:rPr>
-                <w:rFonts w:ascii="SimSun" w:eastAsia="SimSun" w:hAnsi="SimSun" w:cs="SimSun"/>
-                <w:sz w:val="12"/>
-                <w:szCs w:val="12"/>
-              </w:rPr>
-            </w:pPr>
-            <w:r>
-              <w:rPr>
-                <w:rFonts w:ascii="SimSun" w:eastAsia="SimSun" w:hAnsi="SimSun" w:cs="SimSun"/>
-                <w:spacing w:val="1"/>
-                <w:sz w:val="12"/>
-                <w:szCs w:val="12"/>
-              </w:rPr>
-              <w:t>报告中的问题</w:t>
-            </w:r>
-            <w:r>
-              <w:rPr>
-                <w:rFonts w:ascii="SimSun" w:eastAsia="SimSun" w:hAnsi="SimSun" w:cs="SimSun"/>
-                <w:spacing w:val="1"/>
-                <w:sz w:val="12"/>
-                <w:szCs w:val="12"/>
-              </w:rPr>
-              <w:t>是否需要整改</w:t>
-            </w:r>
-          </w:p>
-          <w:p>
-            <w:pPr>
-              <w:pStyle w:val="TableText"/>
-              <w:spacing w:line="278" w:lineRule="auto"/>
-            </w:pPr>
-          </w:p>
-          <w:p>
-            <w:pPr>
-              <w:spacing w:before="62" w:line="188" w:lineRule="auto"/>
-              <w:ind w:left="2097"/>
-              <w:rPr>
-                <w:rFonts w:ascii="SimSun" w:eastAsia="SimSun" w:hAnsi="SimSun" w:cs="SimSun"/>
-                <w:sz w:val="19"/>
-                <w:szCs w:val="19"/>
-              </w:rPr>
-            </w:pPr>
-            <w:r>
-              <w:rPr>
-                <w:rFonts w:ascii="SimSun" w:eastAsia="SimSun" w:hAnsi="SimSun" w:cs="SimSun"/>
-                <w:sz w:val="19"/>
-                <w:szCs w:val="19"/>
-              </w:rPr>
-              <w:t>Y</w:t>
-            </w:r>
-          </w:p>
-          <w:p>
-            <w:pPr>
-              <w:spacing w:before="229" w:line="219" w:lineRule="auto"/>
-              <w:ind w:left="926"/>
-              <w:rPr>
-                <w:rFonts w:ascii="SimSun" w:eastAsia="SimSun" w:hAnsi="SimSun" w:cs="SimSun"/>
-                <w:sz w:val="18"/>
-                <w:szCs w:val="18"/>
-              </w:rPr>
-            </w:pPr>
-            <w:r>
-              <w:rPr>
-                <w:rFonts w:ascii="SimSun" w:eastAsia="SimSun" w:hAnsi="SimSun" w:cs="SimSun"/>
-                <w:spacing w:val="-1"/>
-                <w:sz w:val="18"/>
-                <w:szCs w:val="18"/>
-              </w:rPr>
-              <w:t>采取措施并组织实施</w:t>
-            </w:r>
-          </w:p>
-        </w:tc>
-        <w:tc>
-          <w:tcPr>
-            <w:tcW w:w="1024" w:type="dxa"/>
-            <w:vMerge w:val="restart"/>
-            <w:tcBorders>
-              <w:bottom w:val="nil"/>
-            </w:tcBorders>
-          </w:tcPr>
-          <w:p>
-            <w:pPr>
-              <w:pStyle w:val="TableText"/>
-              <w:spacing w:line="243" w:lineRule="auto"/>
-            </w:pPr>
-          </w:p>
-          <w:p>
-            <w:pPr>
-              <w:pStyle w:val="TableText"/>
-              <w:spacing w:line="243" w:lineRule="auto"/>
-            </w:pPr>
-          </w:p>
-          <w:p>
-            <w:pPr>
-              <w:pStyle w:val="TableText"/>
-              <w:spacing w:line="243" w:lineRule="auto"/>
-            </w:pPr>
-          </w:p>
-          <w:p>
-            <w:pPr>
-              <w:pStyle w:val="TableText"/>
-              <w:spacing w:line="244" w:lineRule="auto"/>
-            </w:pPr>
-          </w:p>
-          <w:p>
-            <w:pPr>
-              <w:pStyle w:val="TableText"/>
-              <w:spacing w:line="244" w:lineRule="auto"/>
-            </w:pPr>
-          </w:p>
-          <w:p>
-            <w:pPr>
-              <w:pStyle w:val="TableText"/>
-              <w:spacing w:line="244" w:lineRule="auto"/>
-            </w:pPr>
-          </w:p>
-          <w:p>
-            <w:pPr>
-              <w:pStyle w:val="TableText"/>
-              <w:spacing w:line="244" w:lineRule="auto"/>
-            </w:pPr>
-          </w:p>
-          <w:p>
-            <w:pPr>
-              <w:pStyle w:val="TableText"/>
-              <w:spacing w:line="244" w:lineRule="auto"/>
-            </w:pPr>
-          </w:p>
-          <w:p>
-            <w:pPr>
-              <w:pStyle w:val="TableText"/>
-              <w:spacing w:line="244" w:lineRule="auto"/>
-            </w:pPr>
-          </w:p>
-          <w:p>
-            <w:pPr>
-              <w:pStyle w:val="TableText"/>
-              <w:spacing w:line="244" w:lineRule="auto"/>
-            </w:pPr>
-          </w:p>
-          <w:p>
-            <w:pPr>
-              <w:pStyle w:val="TableText"/>
-              <w:spacing w:line="244" w:lineRule="auto"/>
-            </w:pPr>
-          </w:p>
-          <w:p>
-            <w:pPr>
-              <w:pStyle w:val="TableText"/>
-              <w:spacing w:line="244" w:lineRule="auto"/>
-            </w:pPr>
-          </w:p>
-          <w:p>
-            <w:pPr>
-              <w:pStyle w:val="TableText"/>
-              <w:spacing w:line="244" w:lineRule="auto"/>
-            </w:pPr>
-          </w:p>
-          <w:p>
-            <w:pPr>
-              <w:pStyle w:val="TableText"/>
-              <w:spacing w:line="244" w:lineRule="auto"/>
-            </w:pPr>
-          </w:p>
-          <w:p>
-            <w:pPr>
-              <w:pStyle w:val="TableText"/>
-              <w:spacing w:line="244" w:lineRule="auto"/>
-            </w:pPr>
-          </w:p>
-          <w:p>
-            <w:pPr>
-              <w:pStyle w:val="TableText"/>
-              <w:spacing w:line="244" w:lineRule="auto"/>
-            </w:pPr>
-          </w:p>
-          <w:p>
-            <w:pPr>
-              <w:pStyle w:val="TableText"/>
-              <w:spacing w:line="244" w:lineRule="auto"/>
-            </w:pPr>
-          </w:p>
-          <w:p>
-            <w:pPr>
-              <w:spacing w:before="51" w:line="185" w:lineRule="auto"/>
-              <w:ind w:left="397"/>
-              <w:rPr>
-                <w:rFonts w:ascii="Times New Roman" w:eastAsia="Times New Roman" w:hAnsi="Times New Roman" w:cs="Times New Roman"/>
-                <w:sz w:val="18"/>
-                <w:szCs w:val="18"/>
-              </w:rPr>
-            </w:pPr>
-            <w:r>
-              <w:rPr>
-                <w:rFonts w:ascii="Times New Roman" w:eastAsia="Times New Roman" w:hAnsi="Times New Roman" w:cs="Times New Roman"/>
-                <w:sz w:val="18"/>
-                <w:szCs w:val="18"/>
-              </w:rPr>
-              <w:t>N</w:t>
-            </w:r>
-          </w:p>
-        </w:tc>
-      </w:tr>
-      <w:tr>
-        <w:tblPrEx>
-          <w:tblW w:w="8752" w:type="dxa"/>
-          <w:tblInd w:w="5" w:type="dxa"/>
-          <w:tblLayout w:type="fixed"/>
-        </w:tblPrEx>
-        <w:trPr>
-          <w:trHeight w:val="2331"/>
-        </w:trPr>
-        <w:tc>
-          <w:tcPr>
-            <w:tcW w:w="4786" w:type="dxa"/>
-            <w:gridSpan w:val="2"/>
-            <w:tcBorders>
-              <w:left w:val="single" w:sz="4" w:space="0" w:color="000000"/>
-              <w:right w:val="single" w:sz="4" w:space="0" w:color="000000"/>
-            </w:tcBorders>
-          </w:tcPr>
-          <w:p>
-            <w:pPr>
-              <w:pStyle w:val="TableText"/>
-              <w:spacing w:line="381" w:lineRule="auto"/>
-            </w:pPr>
-          </w:p>
-          <w:p>
-            <w:pPr>
-              <w:spacing w:before="59" w:line="219" w:lineRule="auto"/>
-              <w:ind w:left="1938"/>
-              <w:rPr>
-                <w:rFonts w:ascii="SimSun" w:eastAsia="SimSun" w:hAnsi="SimSun" w:cs="SimSun"/>
-                <w:sz w:val="18"/>
-                <w:szCs w:val="18"/>
-              </w:rPr>
-            </w:pPr>
-            <w:r>
-              <w:rPr>
-                <w:rFonts w:ascii="SimSun" w:eastAsia="SimSun" w:hAnsi="SimSun" w:cs="SimSun"/>
-                <w:spacing w:val="-2"/>
-                <w:sz w:val="18"/>
-                <w:szCs w:val="18"/>
-              </w:rPr>
-              <w:t>监督执行</w:t>
-            </w:r>
-          </w:p>
-          <w:p>
-            <w:pPr>
-              <w:pStyle w:val="TableText"/>
-              <w:spacing w:line="256" w:lineRule="auto"/>
-            </w:pPr>
-          </w:p>
-          <w:p>
-            <w:pPr>
-              <w:pStyle w:val="TableText"/>
-              <w:spacing w:line="256" w:lineRule="auto"/>
-            </w:pPr>
-          </w:p>
-          <w:p>
-            <w:pPr>
-              <w:spacing w:before="58" w:line="219" w:lineRule="auto"/>
-              <w:ind w:left="1942"/>
-              <w:rPr>
-                <w:rFonts w:ascii="SimSun" w:eastAsia="SimSun" w:hAnsi="SimSun" w:cs="SimSun"/>
-                <w:sz w:val="18"/>
-                <w:szCs w:val="18"/>
-              </w:rPr>
-            </w:pPr>
-            <w:r>
-              <w:rPr>
-                <w:rFonts w:ascii="SimSun" w:eastAsia="SimSun" w:hAnsi="SimSun" w:cs="SimSun"/>
-                <w:spacing w:val="-4"/>
-                <w:sz w:val="18"/>
-                <w:szCs w:val="18"/>
-              </w:rPr>
-              <w:t>资料存档</w:t>
-            </w:r>
-          </w:p>
-        </w:tc>
-        <w:tc>
-          <w:tcPr>
-            <w:tcW w:w="2942" w:type="dxa"/>
-            <w:vMerge/>
-            <w:tcBorders>
-              <w:top w:val="nil"/>
-              <w:left w:val="single" w:sz="4" w:space="0" w:color="000000"/>
-            </w:tcBorders>
-          </w:tcPr>
-          <w:p>
-            <w:pPr>
-              <w:pStyle w:val="TableText"/>
-            </w:pPr>
-          </w:p>
-        </w:tc>
-        <w:tc>
-          <w:tcPr>
-            <w:tcW w:w="1024" w:type="dxa"/>
-            <w:vMerge/>
-            <w:tcBorders>
-              <w:top w:val="nil"/>
-            </w:tcBorders>
-          </w:tcPr>
-          <w:p>
-            <w:pPr>
-              <w:pStyle w:val="TableText"/>
-            </w:pPr>
-          </w:p>
-        </w:tc>
-      </w:tr>
-    </w:tbl>
-    <w:p>
-      <w:pPr>
-        <w:pStyle w:val="BodyText"/>
-      </w:pPr>
-    </w:p>
-    <w:p>
-      <w:pPr>
-        <w:sectPr>
-          <w:footerReference w:type="default" r:id="rId12"/>
-          <w:pgSz w:w="11910" w:h="16840"/>
-          <w:pgMar w:top="837" w:right="1579" w:bottom="961" w:left="1573" w:header="0" w:footer="728" w:gutter="0"/>
-          <w:cols w:space="720"/>
-        </w:sectPr>
-      </w:pPr>
-    </w:p>
-    <w:p>
-      <w:pPr>
-        <w:spacing w:line="427" w:lineRule="exact"/>
-      </w:pPr>
-      <w:r>
-        <w:rPr>
-          <w:position w:val="-8"/>
-        </w:rPr>
-        <w:drawing>
-          <wp:inline distT="0" distB="0" distL="0" distR="0">
-            <wp:extent cx="696350" cy="271753"/>
-            <wp:effectExtent l="0" t="0" r="0" b="0"/>
-            <wp:docPr id="18" name="IM 18"/>
-            <wp:cNvGraphicFramePr/>
-            <a:graphic xmlns:a="http://schemas.openxmlformats.org/drawingml/2006/main">
-              <a:graphicData uri="http://schemas.openxmlformats.org/drawingml/2006/picture">
-                <pic:pic xmlns:pic="http://schemas.openxmlformats.org/drawingml/2006/picture">
-                  <pic:nvPicPr>
-                    <pic:cNvPr id="18" name="IM 18"/>
-                    <pic:cNvPicPr/>
-                  </pic:nvPicPr>
-                  <pic:blipFill>
-                    <a:blip xmlns:r="http://schemas.openxmlformats.org/officeDocument/2006/relationships" r:embed="rId4"/>
-                    <a:stretch>
-                      <a:fillRect/>
-                    </a:stretch>
-                  </pic:blipFill>
-                  <pic:spPr>
-                    <a:xfrm rot="0">
-                      <a:off x="0" y="0"/>
-                      <a:ext cx="696350" cy="271753"/>
-                    </a:xfrm>
-                    <a:prstGeom prst="rect">
-                      <a:avLst/>
-                    </a:prstGeom>
-                  </pic:spPr>
-                </pic:pic>
-              </a:graphicData>
-            </a:graphic>
-          </wp:inline>
-        </w:drawing>
-      </w:r>
-    </w:p>
-    <w:p>
-      <w:pPr>
-        <w:pStyle w:val="BodyText"/>
+        <w:pStyle w:val="2"/>
         <w:spacing w:before="336" w:line="222" w:lineRule="auto"/>
         <w:ind w:left="25"/>
         <w:outlineLvl w:val="1"/>
         <w:rPr>
-          <w:rFonts w:ascii="SimHei" w:eastAsia="SimHei" w:hAnsi="SimHei" w:cs="SimHei"/>
-          <w:sz w:val="30"/>
-          <w:szCs w:val="30"/>
-        </w:rPr>
-      </w:pPr>
-      <w:bookmarkStart w:id="6" w:name="bookmark6"/>
-      <w:bookmarkEnd w:id="6"/>
+          <w:rFonts w:ascii="黑体" w:hAnsi="黑体" w:eastAsia="黑体" w:cs="黑体"/>
+          <w:sz w:val="30"/>
+          <w:szCs w:val="30"/>
+        </w:rPr>
+      </w:pPr>
       <w:r>
         <w:rPr>
           <w:b/>
@@ -4561,7 +2778,7 @@
       </w:r>
       <w:r>
         <w:rPr>
-          <w:rFonts w:ascii="SimHei" w:eastAsia="SimHei" w:hAnsi="SimHei" w:cs="SimHei"/>
+          <w:rFonts w:ascii="黑体" w:hAnsi="黑体" w:eastAsia="黑体" w:cs="黑体"/>
           <w:b/>
           <w:bCs/>
           <w:spacing w:val="-3"/>
@@ -4573,23 +2790,17 @@
     </w:p>
     <w:p>
       <w:pPr>
-        <w:pStyle w:val="BodyText"/>
-        <w:spacing w:line="403" w:lineRule="auto"/>
-      </w:pPr>
-    </w:p>
-    <w:p>
-      <w:pPr>
         <w:spacing w:before="78" w:line="364" w:lineRule="auto"/>
         <w:ind w:left="28" w:firstLine="481"/>
         <w:rPr>
-          <w:rFonts w:ascii="SimSun" w:eastAsia="SimSun" w:hAnsi="SimSun" w:cs="SimSun"/>
-          <w:sz w:val="24"/>
-          <w:szCs w:val="24"/>
-        </w:rPr>
-      </w:pPr>
-      <w:r>
-        <w:rPr>
-          <w:rFonts w:ascii="SimSun" w:eastAsia="SimSun" w:hAnsi="SimSun" w:cs="SimSun"/>
+          <w:rFonts w:ascii="宋体" w:hAnsi="宋体" w:eastAsia="宋体" w:cs="宋体"/>
+          <w:sz w:val="24"/>
+          <w:szCs w:val="24"/>
+        </w:rPr>
+      </w:pPr>
+      <w:r>
+        <w:rPr>
+          <w:rFonts w:ascii="宋体" w:hAnsi="宋体" w:eastAsia="宋体" w:cs="宋体"/>
           <w:spacing w:val="3"/>
           <w:sz w:val="24"/>
           <w:szCs w:val="24"/>
@@ -4598,7 +2809,7 @@
       </w:r>
       <w:r>
         <w:rPr>
-          <w:rFonts w:ascii="SimSun" w:eastAsia="SimSun" w:hAnsi="SimSun" w:cs="SimSun"/>
+          <w:rFonts w:ascii="宋体" w:hAnsi="宋体" w:eastAsia="宋体" w:cs="宋体"/>
           <w:spacing w:val="-1"/>
           <w:sz w:val="24"/>
           <w:szCs w:val="24"/>
@@ -4607,7 +2818,7 @@
       </w:r>
       <w:r>
         <w:rPr>
-          <w:rFonts w:ascii="SimSun" w:eastAsia="SimSun" w:hAnsi="SimSun" w:cs="SimSun"/>
+          <w:rFonts w:ascii="宋体" w:hAnsi="宋体" w:eastAsia="宋体" w:cs="宋体"/>
           <w:spacing w:val="-37"/>
           <w:w w:val="99"/>
           <w:sz w:val="24"/>
@@ -4617,7 +2828,7 @@
       </w:r>
       <w:r>
         <w:rPr>
-          <w:rFonts w:ascii="SimSun" w:eastAsia="SimSun" w:hAnsi="SimSun" w:cs="SimSun"/>
+          <w:rFonts w:ascii="宋体" w:hAnsi="宋体" w:eastAsia="宋体" w:cs="宋体"/>
           <w:spacing w:val="-22"/>
           <w:sz w:val="24"/>
           <w:szCs w:val="24"/>
@@ -4626,7 +2837,7 @@
       </w:r>
       <w:r>
         <w:rPr>
-          <w:rFonts w:ascii="SimSun" w:eastAsia="SimSun" w:hAnsi="SimSun" w:cs="SimSun"/>
+          <w:rFonts w:ascii="宋体" w:hAnsi="宋体" w:eastAsia="宋体" w:cs="宋体"/>
           <w:spacing w:val="-37"/>
           <w:w w:val="99"/>
           <w:sz w:val="24"/>
@@ -4636,7 +2847,7 @@
       </w:r>
       <w:r>
         <w:rPr>
-          <w:rFonts w:ascii="SimSun" w:eastAsia="SimSun" w:hAnsi="SimSun" w:cs="SimSun"/>
+          <w:rFonts w:ascii="宋体" w:hAnsi="宋体" w:eastAsia="宋体" w:cs="宋体"/>
           <w:spacing w:val="-36"/>
           <w:w w:val="99"/>
           <w:sz w:val="24"/>
@@ -4646,7 +2857,7 @@
       </w:r>
       <w:r>
         <w:rPr>
-          <w:rFonts w:ascii="SimSun" w:eastAsia="SimSun" w:hAnsi="SimSun" w:cs="SimSun"/>
+          <w:rFonts w:ascii="宋体" w:hAnsi="宋体" w:eastAsia="宋体" w:cs="宋体"/>
           <w:spacing w:val="-13"/>
           <w:w w:val="99"/>
           <w:sz w:val="24"/>
@@ -4656,7 +2867,7 @@
       </w:r>
       <w:r>
         <w:rPr>
-          <w:rFonts w:ascii="SimSun" w:eastAsia="SimSun" w:hAnsi="SimSun" w:cs="SimSun"/>
+          <w:rFonts w:ascii="宋体" w:hAnsi="宋体" w:eastAsia="宋体" w:cs="宋体"/>
           <w:spacing w:val="-13"/>
           <w:sz w:val="24"/>
           <w:szCs w:val="24"/>
@@ -4665,7 +2876,7 @@
       </w:r>
       <w:r>
         <w:rPr>
-          <w:rFonts w:ascii="Times New Roman" w:eastAsia="Times New Roman" w:hAnsi="Times New Roman" w:cs="Times New Roman"/>
+          <w:rFonts w:ascii="Times New Roman" w:hAnsi="Times New Roman" w:eastAsia="Times New Roman" w:cs="Times New Roman"/>
           <w:spacing w:val="-13"/>
           <w:sz w:val="24"/>
           <w:szCs w:val="24"/>
@@ -4674,7 +2885,7 @@
       </w:r>
       <w:r>
         <w:rPr>
-          <w:rFonts w:ascii="SimSun" w:eastAsia="SimSun" w:hAnsi="SimSun" w:cs="SimSun"/>
+          <w:rFonts w:ascii="宋体" w:hAnsi="宋体" w:eastAsia="宋体" w:cs="宋体"/>
           <w:spacing w:val="-13"/>
           <w:sz w:val="24"/>
           <w:szCs w:val="24"/>
@@ -4683,7 +2894,7 @@
       </w:r>
       <w:r>
         <w:rPr>
-          <w:rFonts w:ascii="Times New Roman" w:eastAsia="Times New Roman" w:hAnsi="Times New Roman" w:cs="Times New Roman"/>
+          <w:rFonts w:ascii="Times New Roman" w:hAnsi="Times New Roman" w:eastAsia="Times New Roman" w:cs="Times New Roman"/>
           <w:spacing w:val="-13"/>
           <w:sz w:val="24"/>
           <w:szCs w:val="24"/>
@@ -4692,7 +2903,7 @@
       </w:r>
       <w:r>
         <w:rPr>
-          <w:rFonts w:ascii="SimSun" w:eastAsia="SimSun" w:hAnsi="SimSun" w:cs="SimSun"/>
+          <w:rFonts w:ascii="宋体" w:hAnsi="宋体" w:eastAsia="宋体" w:cs="宋体"/>
           <w:spacing w:val="-13"/>
           <w:sz w:val="24"/>
           <w:szCs w:val="24"/>
@@ -4701,7 +2912,7 @@
       </w:r>
       <w:r>
         <w:rPr>
-          <w:rFonts w:ascii="Times New Roman" w:eastAsia="Times New Roman" w:hAnsi="Times New Roman" w:cs="Times New Roman"/>
+          <w:rFonts w:ascii="Times New Roman" w:hAnsi="Times New Roman" w:eastAsia="Times New Roman" w:cs="Times New Roman"/>
           <w:spacing w:val="-13"/>
           <w:sz w:val="24"/>
           <w:szCs w:val="24"/>
@@ -4710,7 +2921,7 @@
       </w:r>
       <w:r>
         <w:rPr>
-          <w:rFonts w:ascii="SimSun" w:eastAsia="SimSun" w:hAnsi="SimSun" w:cs="SimSun"/>
+          <w:rFonts w:ascii="宋体" w:hAnsi="宋体" w:eastAsia="宋体" w:cs="宋体"/>
           <w:spacing w:val="-13"/>
           <w:sz w:val="24"/>
           <w:szCs w:val="24"/>
@@ -4719,7 +2930,7 @@
       </w:r>
       <w:r>
         <w:rPr>
-          <w:rFonts w:ascii="Times New Roman" w:eastAsia="Times New Roman" w:hAnsi="Times New Roman" w:cs="Times New Roman"/>
+          <w:rFonts w:ascii="Times New Roman" w:hAnsi="Times New Roman" w:eastAsia="Times New Roman" w:cs="Times New Roman"/>
           <w:spacing w:val="-13"/>
           <w:sz w:val="24"/>
           <w:szCs w:val="24"/>
@@ -4728,7 +2939,7 @@
       </w:r>
       <w:r>
         <w:rPr>
-          <w:rFonts w:ascii="Times New Roman" w:eastAsia="Times New Roman" w:hAnsi="Times New Roman" w:cs="Times New Roman"/>
+          <w:rFonts w:ascii="Times New Roman" w:hAnsi="Times New Roman" w:eastAsia="Times New Roman" w:cs="Times New Roman"/>
           <w:spacing w:val="-16"/>
           <w:sz w:val="24"/>
           <w:szCs w:val="24"/>
@@ -4737,7 +2948,7 @@
       </w:r>
       <w:r>
         <w:rPr>
-          <w:rFonts w:ascii="SimSun" w:eastAsia="SimSun" w:hAnsi="SimSun" w:cs="SimSun"/>
+          <w:rFonts w:ascii="宋体" w:hAnsi="宋体" w:eastAsia="宋体" w:cs="宋体"/>
           <w:spacing w:val="-13"/>
           <w:sz w:val="24"/>
           <w:szCs w:val="24"/>
@@ -4747,12 +2958,12 @@
     </w:p>
     <w:p>
       <w:pPr>
-        <w:pStyle w:val="BodyText"/>
+        <w:pStyle w:val="2"/>
         <w:spacing w:before="311" w:line="221" w:lineRule="auto"/>
         <w:ind w:left="25"/>
         <w:outlineLvl w:val="1"/>
         <w:rPr>
-          <w:rFonts w:ascii="SimHei" w:eastAsia="SimHei" w:hAnsi="SimHei" w:cs="SimHei"/>
+          <w:rFonts w:ascii="黑体" w:hAnsi="黑体" w:eastAsia="黑体" w:cs="黑体"/>
           <w:sz w:val="30"/>
           <w:szCs w:val="30"/>
         </w:rPr>
@@ -4771,7 +2982,7 @@
       </w:r>
       <w:r>
         <w:rPr>
-          <w:rFonts w:ascii="SimHei" w:eastAsia="SimHei" w:hAnsi="SimHei" w:cs="SimHei"/>
+          <w:rFonts w:ascii="黑体" w:hAnsi="黑体" w:eastAsia="黑体" w:cs="黑体"/>
           <w:b/>
           <w:bCs/>
           <w:spacing w:val="-3"/>
@@ -4783,23 +2994,17 @@
     </w:p>
     <w:p>
       <w:pPr>
-        <w:pStyle w:val="BodyText"/>
-        <w:spacing w:line="403" w:lineRule="auto"/>
-      </w:pPr>
-    </w:p>
-    <w:p>
-      <w:pPr>
         <w:spacing w:before="78" w:line="366" w:lineRule="auto"/>
         <w:ind w:left="29" w:right="134" w:firstLine="480"/>
         <w:rPr>
-          <w:rFonts w:ascii="SimSun" w:eastAsia="SimSun" w:hAnsi="SimSun" w:cs="SimSun"/>
-          <w:sz w:val="24"/>
-          <w:szCs w:val="24"/>
-        </w:rPr>
-      </w:pPr>
-      <w:r>
-        <w:rPr>
-          <w:rFonts w:ascii="SimSun" w:eastAsia="SimSun" w:hAnsi="SimSun" w:cs="SimSun"/>
+          <w:rFonts w:ascii="宋体" w:hAnsi="宋体" w:eastAsia="宋体" w:cs="宋体"/>
+          <w:sz w:val="24"/>
+          <w:szCs w:val="24"/>
+        </w:rPr>
+      </w:pPr>
+      <w:r>
+        <w:rPr>
+          <w:rFonts w:ascii="宋体" w:hAnsi="宋体" w:eastAsia="宋体" w:cs="宋体"/>
           <w:spacing w:val="-5"/>
           <w:sz w:val="24"/>
           <w:szCs w:val="24"/>
@@ -4808,7 +3013,7 @@
       </w:r>
       <w:r>
         <w:rPr>
-          <w:rFonts w:ascii="SimSun" w:eastAsia="SimSun" w:hAnsi="SimSun" w:cs="SimSun"/>
+          <w:rFonts w:ascii="宋体" w:hAnsi="宋体" w:eastAsia="宋体" w:cs="宋体"/>
           <w:spacing w:val="-6"/>
           <w:sz w:val="24"/>
           <w:szCs w:val="24"/>
@@ -4817,7 +3022,7 @@
       </w:r>
       <w:r>
         <w:rPr>
-          <w:rFonts w:ascii="SimSun" w:eastAsia="SimSun" w:hAnsi="SimSun" w:cs="SimSun"/>
+          <w:rFonts w:ascii="宋体" w:hAnsi="宋体" w:eastAsia="宋体" w:cs="宋体"/>
           <w:sz w:val="24"/>
           <w:szCs w:val="24"/>
         </w:rPr>
@@ -4825,7 +3030,7 @@
       </w:r>
       <w:r>
         <w:rPr>
-          <w:rFonts w:ascii="SimSun" w:eastAsia="SimSun" w:hAnsi="SimSun" w:cs="SimSun"/>
+          <w:rFonts w:ascii="宋体" w:hAnsi="宋体" w:eastAsia="宋体" w:cs="宋体"/>
           <w:spacing w:val="-1"/>
           <w:sz w:val="24"/>
           <w:szCs w:val="24"/>
@@ -4834,7 +3039,7 @@
       </w:r>
       <w:r>
         <w:rPr>
-          <w:rFonts w:ascii="Times New Roman" w:eastAsia="Times New Roman" w:hAnsi="Times New Roman" w:cs="Times New Roman"/>
+          <w:rFonts w:ascii="Times New Roman" w:hAnsi="Times New Roman" w:eastAsia="Times New Roman" w:cs="Times New Roman"/>
           <w:spacing w:val="-1"/>
           <w:sz w:val="24"/>
           <w:szCs w:val="24"/>
@@ -4843,7 +3048,7 @@
       </w:r>
       <w:r>
         <w:rPr>
-          <w:rFonts w:ascii="SimSun" w:eastAsia="SimSun" w:hAnsi="SimSun" w:cs="SimSun"/>
+          <w:rFonts w:ascii="宋体" w:hAnsi="宋体" w:eastAsia="宋体" w:cs="宋体"/>
           <w:spacing w:val="-1"/>
           <w:sz w:val="24"/>
           <w:szCs w:val="24"/>
@@ -4853,12 +3058,12 @@
     </w:p>
     <w:p>
       <w:pPr>
-        <w:pStyle w:val="BodyText"/>
+        <w:pStyle w:val="2"/>
         <w:spacing w:before="308" w:line="221" w:lineRule="auto"/>
         <w:ind w:left="25"/>
         <w:outlineLvl w:val="1"/>
         <w:rPr>
-          <w:rFonts w:ascii="SimHei" w:eastAsia="SimHei" w:hAnsi="SimHei" w:cs="SimHei"/>
+          <w:rFonts w:ascii="黑体" w:hAnsi="黑体" w:eastAsia="黑体" w:cs="黑体"/>
           <w:sz w:val="30"/>
           <w:szCs w:val="30"/>
         </w:rPr>
@@ -4877,7 +3082,7 @@
       </w:r>
       <w:r>
         <w:rPr>
-          <w:rFonts w:ascii="SimHei" w:eastAsia="SimHei" w:hAnsi="SimHei" w:cs="SimHei"/>
+          <w:rFonts w:ascii="黑体" w:hAnsi="黑体" w:eastAsia="黑体" w:cs="黑体"/>
           <w:b/>
           <w:bCs/>
           <w:spacing w:val="-3"/>
@@ -4889,23 +3094,17 @@
     </w:p>
     <w:p>
       <w:pPr>
-        <w:pStyle w:val="BodyText"/>
-        <w:spacing w:line="405" w:lineRule="auto"/>
-      </w:pPr>
-    </w:p>
-    <w:p>
-      <w:pPr>
         <w:spacing w:before="78" w:line="362" w:lineRule="auto"/>
         <w:ind w:left="32" w:right="153" w:firstLine="418"/>
         <w:rPr>
-          <w:rFonts w:ascii="SimSun" w:eastAsia="SimSun" w:hAnsi="SimSun" w:cs="SimSun"/>
-          <w:sz w:val="24"/>
-          <w:szCs w:val="24"/>
-        </w:rPr>
-      </w:pPr>
-      <w:r>
-        <w:rPr>
-          <w:rFonts w:ascii="SimSun" w:eastAsia="SimSun" w:hAnsi="SimSun" w:cs="SimSun"/>
+          <w:rFonts w:ascii="宋体" w:hAnsi="宋体" w:eastAsia="宋体" w:cs="宋体"/>
+          <w:sz w:val="24"/>
+          <w:szCs w:val="24"/>
+        </w:rPr>
+      </w:pPr>
+      <w:r>
+        <w:rPr>
+          <w:rFonts w:ascii="宋体" w:hAnsi="宋体" w:eastAsia="宋体" w:cs="宋体"/>
           <w:spacing w:val="-1"/>
           <w:sz w:val="24"/>
           <w:szCs w:val="24"/>
@@ -4914,7 +3113,7 @@
       </w:r>
       <w:r>
         <w:rPr>
-          <w:rFonts w:ascii="Times New Roman" w:eastAsia="Times New Roman" w:hAnsi="Times New Roman" w:cs="Times New Roman"/>
+          <w:rFonts w:ascii="Times New Roman" w:hAnsi="Times New Roman" w:eastAsia="Times New Roman" w:cs="Times New Roman"/>
           <w:spacing w:val="-1"/>
           <w:sz w:val="24"/>
           <w:szCs w:val="24"/>
@@ -4923,7 +3122,7 @@
       </w:r>
       <w:r>
         <w:rPr>
-          <w:rFonts w:ascii="Times New Roman" w:eastAsia="Times New Roman" w:hAnsi="Times New Roman" w:cs="Times New Roman"/>
+          <w:rFonts w:ascii="Times New Roman" w:hAnsi="Times New Roman" w:eastAsia="Times New Roman" w:cs="Times New Roman"/>
           <w:spacing w:val="21"/>
           <w:w w:val="101"/>
           <w:sz w:val="24"/>
@@ -4933,31 +3132,22 @@
       </w:r>
       <w:r>
         <w:rPr>
-          <w:rFonts w:ascii="SimSun" w:eastAsia="SimSun" w:hAnsi="SimSun" w:cs="SimSun"/>
+          <w:rFonts w:ascii="宋体" w:hAnsi="宋体" w:eastAsia="宋体" w:cs="宋体"/>
           <w:spacing w:val="-1"/>
           <w:sz w:val="24"/>
           <w:szCs w:val="24"/>
         </w:rPr>
-        <w:t>并记录顾客意见和</w:t>
-      </w:r>
-      <w:r>
-        <w:rPr>
-          <w:rFonts w:ascii="SimSun" w:eastAsia="SimSun" w:hAnsi="SimSun" w:cs="SimSun"/>
-          <w:spacing w:val="-1"/>
-          <w:sz w:val="24"/>
-          <w:szCs w:val="24"/>
-        </w:rPr>
-        <w:t>建议，填写《客户满意度调查表》。</w:t>
-      </w:r>
-    </w:p>
-    <w:p>
-      <w:pPr>
-        <w:pStyle w:val="BodyText"/>
+        <w:t>并记录顾客意见和建议，填写《客户满意度调查表》。</w:t>
+      </w:r>
+    </w:p>
+    <w:p>
+      <w:pPr>
+        <w:pStyle w:val="2"/>
         <w:spacing w:before="319" w:line="221" w:lineRule="auto"/>
         <w:ind w:left="25"/>
         <w:outlineLvl w:val="1"/>
         <w:rPr>
-          <w:rFonts w:ascii="SimHei" w:eastAsia="SimHei" w:hAnsi="SimHei" w:cs="SimHei"/>
+          <w:rFonts w:ascii="黑体" w:hAnsi="黑体" w:eastAsia="黑体" w:cs="黑体"/>
           <w:sz w:val="30"/>
           <w:szCs w:val="30"/>
         </w:rPr>
@@ -4976,7 +3166,7 @@
       </w:r>
       <w:r>
         <w:rPr>
-          <w:rFonts w:ascii="SimHei" w:eastAsia="SimHei" w:hAnsi="SimHei" w:cs="SimHei"/>
+          <w:rFonts w:ascii="黑体" w:hAnsi="黑体" w:eastAsia="黑体" w:cs="黑体"/>
           <w:b/>
           <w:bCs/>
           <w:spacing w:val="-3"/>
@@ -4988,23 +3178,17 @@
     </w:p>
     <w:p>
       <w:pPr>
-        <w:pStyle w:val="BodyText"/>
-        <w:spacing w:line="323" w:lineRule="auto"/>
-      </w:pPr>
-    </w:p>
-    <w:p>
-      <w:pPr>
         <w:spacing w:before="78" w:line="219" w:lineRule="auto"/>
         <w:ind w:left="144"/>
         <w:rPr>
-          <w:rFonts w:ascii="SimSun" w:eastAsia="SimSun" w:hAnsi="SimSun" w:cs="SimSun"/>
-          <w:sz w:val="24"/>
-          <w:szCs w:val="24"/>
-        </w:rPr>
-      </w:pPr>
-      <w:r>
-        <w:rPr>
-          <w:rFonts w:ascii="Times New Roman" w:eastAsia="Times New Roman" w:hAnsi="Times New Roman" w:cs="Times New Roman"/>
+          <w:rFonts w:ascii="宋体" w:hAnsi="宋体" w:eastAsia="宋体" w:cs="宋体"/>
+          <w:sz w:val="24"/>
+          <w:szCs w:val="24"/>
+        </w:rPr>
+      </w:pPr>
+      <w:r>
+        <w:rPr>
+          <w:rFonts w:ascii="Times New Roman" w:hAnsi="Times New Roman" w:eastAsia="Times New Roman" w:cs="Times New Roman"/>
           <w:sz w:val="24"/>
           <w:szCs w:val="24"/>
         </w:rPr>
@@ -5012,7 +3196,7 @@
       </w:r>
       <w:r>
         <w:rPr>
-          <w:rFonts w:ascii="SimSun" w:eastAsia="SimSun" w:hAnsi="SimSun" w:cs="SimSun"/>
+          <w:rFonts w:ascii="宋体" w:hAnsi="宋体" w:eastAsia="宋体" w:cs="宋体"/>
           <w:sz w:val="24"/>
           <w:szCs w:val="24"/>
         </w:rPr>
@@ -5020,7 +3204,7 @@
       </w:r>
       <w:r>
         <w:rPr>
-          <w:rFonts w:ascii="SimSun" w:eastAsia="SimSun" w:hAnsi="SimSun" w:cs="SimSun"/>
+          <w:rFonts w:ascii="宋体" w:hAnsi="宋体" w:eastAsia="宋体" w:cs="宋体"/>
           <w:spacing w:val="-1"/>
           <w:sz w:val="24"/>
           <w:szCs w:val="24"/>
@@ -5033,14 +3217,14 @@
         <w:spacing w:before="189" w:line="315" w:lineRule="auto"/>
         <w:ind w:left="32" w:right="52" w:firstLine="111"/>
         <w:rPr>
-          <w:rFonts w:ascii="SimSun" w:eastAsia="SimSun" w:hAnsi="SimSun" w:cs="SimSun"/>
-          <w:sz w:val="24"/>
-          <w:szCs w:val="24"/>
-        </w:rPr>
-      </w:pPr>
-      <w:r>
-        <w:rPr>
-          <w:rFonts w:ascii="Times New Roman" w:eastAsia="Times New Roman" w:hAnsi="Times New Roman" w:cs="Times New Roman"/>
+          <w:rFonts w:ascii="宋体" w:hAnsi="宋体" w:eastAsia="宋体" w:cs="宋体"/>
+          <w:sz w:val="24"/>
+          <w:szCs w:val="24"/>
+        </w:rPr>
+      </w:pPr>
+      <w:r>
+        <w:rPr>
+          <w:rFonts w:ascii="Times New Roman" w:hAnsi="Times New Roman" w:eastAsia="Times New Roman" w:cs="Times New Roman"/>
           <w:spacing w:val="-1"/>
           <w:sz w:val="24"/>
           <w:szCs w:val="24"/>
@@ -5049,7 +3233,7 @@
       </w:r>
       <w:r>
         <w:rPr>
-          <w:rFonts w:ascii="SimSun" w:eastAsia="SimSun" w:hAnsi="SimSun" w:cs="SimSun"/>
+          <w:rFonts w:ascii="宋体" w:hAnsi="宋体" w:eastAsia="宋体" w:cs="宋体"/>
           <w:spacing w:val="-1"/>
           <w:sz w:val="24"/>
           <w:szCs w:val="24"/>
@@ -5058,7 +3242,7 @@
       </w:r>
       <w:r>
         <w:rPr>
-          <w:rFonts w:ascii="SimSun" w:eastAsia="SimSun" w:hAnsi="SimSun" w:cs="SimSun"/>
+          <w:rFonts w:ascii="宋体" w:hAnsi="宋体" w:eastAsia="宋体" w:cs="宋体"/>
           <w:spacing w:val="-45"/>
           <w:sz w:val="24"/>
           <w:szCs w:val="24"/>
@@ -5067,7 +3251,7 @@
       </w:r>
       <w:r>
         <w:rPr>
-          <w:rFonts w:ascii="SimSun" w:eastAsia="SimSun" w:hAnsi="SimSun" w:cs="SimSun"/>
+          <w:rFonts w:ascii="宋体" w:hAnsi="宋体" w:eastAsia="宋体" w:cs="宋体"/>
           <w:spacing w:val="-1"/>
           <w:sz w:val="24"/>
           <w:szCs w:val="24"/>
@@ -5076,7 +3260,7 @@
       </w:r>
       <w:r>
         <w:rPr>
-          <w:rFonts w:ascii="SimSun" w:eastAsia="SimSun" w:hAnsi="SimSun" w:cs="SimSun"/>
+          <w:rFonts w:ascii="宋体" w:hAnsi="宋体" w:eastAsia="宋体" w:cs="宋体"/>
           <w:spacing w:val="-2"/>
           <w:sz w:val="24"/>
           <w:szCs w:val="24"/>
@@ -5085,7 +3269,7 @@
       </w:r>
       <w:r>
         <w:rPr>
-          <w:rFonts w:ascii="SimSun" w:eastAsia="SimSun" w:hAnsi="SimSun" w:cs="SimSun"/>
+          <w:rFonts w:ascii="宋体" w:hAnsi="宋体" w:eastAsia="宋体" w:cs="宋体"/>
           <w:spacing w:val="-45"/>
           <w:sz w:val="24"/>
           <w:szCs w:val="24"/>
@@ -5094,7 +3278,7 @@
       </w:r>
       <w:r>
         <w:rPr>
-          <w:rFonts w:ascii="SimSun" w:eastAsia="SimSun" w:hAnsi="SimSun" w:cs="SimSun"/>
+          <w:rFonts w:ascii="宋体" w:hAnsi="宋体" w:eastAsia="宋体" w:cs="宋体"/>
           <w:spacing w:val="14"/>
           <w:sz w:val="24"/>
           <w:szCs w:val="24"/>
@@ -5103,7 +3287,7 @@
       </w:r>
       <w:r>
         <w:rPr>
-          <w:rFonts w:ascii="SimSun" w:eastAsia="SimSun" w:hAnsi="SimSun" w:cs="SimSun"/>
+          <w:rFonts w:ascii="宋体" w:hAnsi="宋体" w:eastAsia="宋体" w:cs="宋体"/>
           <w:spacing w:val="-2"/>
           <w:sz w:val="24"/>
           <w:szCs w:val="24"/>
@@ -5112,7 +3296,7 @@
       </w:r>
       <w:r>
         <w:rPr>
-          <w:rFonts w:ascii="SimSun" w:eastAsia="SimSun" w:hAnsi="SimSun" w:cs="SimSun"/>
+          <w:rFonts w:ascii="宋体" w:hAnsi="宋体" w:eastAsia="宋体" w:cs="宋体"/>
           <w:spacing w:val="-3"/>
           <w:sz w:val="24"/>
           <w:szCs w:val="24"/>
@@ -5121,7 +3305,7 @@
       </w:r>
       <w:r>
         <w:rPr>
-          <w:rFonts w:ascii="SimSun" w:eastAsia="SimSun" w:hAnsi="SimSun" w:cs="SimSun"/>
+          <w:rFonts w:ascii="宋体" w:hAnsi="宋体" w:eastAsia="宋体" w:cs="宋体"/>
           <w:spacing w:val="-4"/>
           <w:sz w:val="24"/>
           <w:szCs w:val="24"/>
@@ -5135,14 +3319,14 @@
         <w:ind w:left="29" w:right="57" w:firstLine="419"/>
         <w:jc w:val="both"/>
         <w:rPr>
-          <w:rFonts w:ascii="SimSun" w:eastAsia="SimSun" w:hAnsi="SimSun" w:cs="SimSun"/>
-          <w:sz w:val="24"/>
-          <w:szCs w:val="24"/>
-        </w:rPr>
-      </w:pPr>
-      <w:r>
-        <w:rPr>
-          <w:rFonts w:ascii="SimSun" w:eastAsia="SimSun" w:hAnsi="SimSun" w:cs="SimSun"/>
+          <w:rFonts w:ascii="宋体" w:hAnsi="宋体" w:eastAsia="宋体" w:cs="宋体"/>
+          <w:sz w:val="24"/>
+          <w:szCs w:val="24"/>
+        </w:rPr>
+      </w:pPr>
+      <w:r>
+        <w:rPr>
+          <w:rFonts w:ascii="宋体" w:hAnsi="宋体" w:eastAsia="宋体" w:cs="宋体"/>
           <w:spacing w:val="-3"/>
           <w:sz w:val="24"/>
           <w:szCs w:val="24"/>
@@ -5151,7 +3335,7 @@
       </w:r>
       <w:r>
         <w:rPr>
-          <w:rFonts w:ascii="SimSun" w:eastAsia="SimSun" w:hAnsi="SimSun" w:cs="SimSun"/>
+          <w:rFonts w:ascii="宋体" w:hAnsi="宋体" w:eastAsia="宋体" w:cs="宋体"/>
           <w:spacing w:val="-84"/>
           <w:sz w:val="24"/>
           <w:szCs w:val="24"/>
@@ -5160,7 +3344,7 @@
       </w:r>
       <w:r>
         <w:rPr>
-          <w:rFonts w:ascii="SimSun" w:eastAsia="SimSun" w:hAnsi="SimSun" w:cs="SimSun"/>
+          <w:rFonts w:ascii="宋体" w:hAnsi="宋体" w:eastAsia="宋体" w:cs="宋体"/>
           <w:spacing w:val="-3"/>
           <w:sz w:val="24"/>
           <w:szCs w:val="24"/>
@@ -5169,7 +3353,7 @@
       </w:r>
       <w:r>
         <w:rPr>
-          <w:rFonts w:ascii="SimSun" w:eastAsia="SimSun" w:hAnsi="SimSun" w:cs="SimSun"/>
+          <w:rFonts w:ascii="宋体" w:hAnsi="宋体" w:eastAsia="宋体" w:cs="宋体"/>
           <w:spacing w:val="-91"/>
           <w:sz w:val="24"/>
           <w:szCs w:val="24"/>
@@ -5178,7 +3362,7 @@
       </w:r>
       <w:r>
         <w:rPr>
-          <w:rFonts w:ascii="SimSun" w:eastAsia="SimSun" w:hAnsi="SimSun" w:cs="SimSun"/>
+          <w:rFonts w:ascii="宋体" w:hAnsi="宋体" w:eastAsia="宋体" w:cs="宋体"/>
           <w:spacing w:val="-3"/>
           <w:sz w:val="24"/>
           <w:szCs w:val="24"/>
@@ -5187,7 +3371,7 @@
       </w:r>
       <w:r>
         <w:rPr>
-          <w:rFonts w:ascii="SimSun" w:eastAsia="SimSun" w:hAnsi="SimSun" w:cs="SimSun"/>
+          <w:rFonts w:ascii="宋体" w:hAnsi="宋体" w:eastAsia="宋体" w:cs="宋体"/>
           <w:spacing w:val="-9"/>
           <w:sz w:val="24"/>
           <w:szCs w:val="24"/>
@@ -5196,7 +3380,7 @@
       </w:r>
       <w:r>
         <w:rPr>
-          <w:rFonts w:ascii="SimSun" w:eastAsia="SimSun" w:hAnsi="SimSun" w:cs="SimSun"/>
+          <w:rFonts w:ascii="宋体" w:hAnsi="宋体" w:eastAsia="宋体" w:cs="宋体"/>
           <w:spacing w:val="-10"/>
           <w:sz w:val="24"/>
           <w:szCs w:val="24"/>
@@ -5205,7 +3389,7 @@
       </w:r>
       <w:r>
         <w:rPr>
-          <w:rFonts w:ascii="SimSun" w:eastAsia="SimSun" w:hAnsi="SimSun" w:cs="SimSun"/>
+          <w:rFonts w:ascii="宋体" w:hAnsi="宋体" w:eastAsia="宋体" w:cs="宋体"/>
           <w:spacing w:val="-1"/>
           <w:sz w:val="24"/>
           <w:szCs w:val="24"/>
@@ -5218,14 +3402,14 @@
         <w:spacing w:line="219" w:lineRule="auto"/>
         <w:ind w:left="449"/>
         <w:rPr>
-          <w:rFonts w:ascii="SimSun" w:eastAsia="SimSun" w:hAnsi="SimSun" w:cs="SimSun"/>
-          <w:sz w:val="24"/>
-          <w:szCs w:val="24"/>
-        </w:rPr>
-      </w:pPr>
-      <w:r>
-        <w:rPr>
-          <w:rFonts w:ascii="SimSun" w:eastAsia="SimSun" w:hAnsi="SimSun" w:cs="SimSun"/>
+          <w:rFonts w:ascii="宋体" w:hAnsi="宋体" w:eastAsia="宋体" w:cs="宋体"/>
+          <w:sz w:val="24"/>
+          <w:szCs w:val="24"/>
+        </w:rPr>
+      </w:pPr>
+      <w:r>
+        <w:rPr>
+          <w:rFonts w:ascii="宋体" w:hAnsi="宋体" w:eastAsia="宋体" w:cs="宋体"/>
           <w:spacing w:val="-1"/>
           <w:sz w:val="24"/>
           <w:szCs w:val="24"/>
@@ -5238,14 +3422,14 @@
         <w:spacing w:before="109" w:line="219" w:lineRule="auto"/>
         <w:ind w:left="24"/>
         <w:rPr>
-          <w:rFonts w:ascii="SimSun" w:eastAsia="SimSun" w:hAnsi="SimSun" w:cs="SimSun"/>
-          <w:sz w:val="24"/>
-          <w:szCs w:val="24"/>
-        </w:rPr>
-      </w:pPr>
-      <w:r>
-        <w:rPr>
-          <w:rFonts w:ascii="Times New Roman" w:eastAsia="Times New Roman" w:hAnsi="Times New Roman" w:cs="Times New Roman"/>
+          <w:rFonts w:ascii="宋体" w:hAnsi="宋体" w:eastAsia="宋体" w:cs="宋体"/>
+          <w:sz w:val="24"/>
+          <w:szCs w:val="24"/>
+        </w:rPr>
+      </w:pPr>
+      <w:r>
+        <w:rPr>
+          <w:rFonts w:ascii="Times New Roman" w:hAnsi="Times New Roman" w:eastAsia="Times New Roman" w:cs="Times New Roman"/>
           <w:sz w:val="24"/>
           <w:szCs w:val="24"/>
         </w:rPr>
@@ -5253,7 +3437,7 @@
       </w:r>
       <w:r>
         <w:rPr>
-          <w:rFonts w:ascii="SimSun" w:eastAsia="SimSun" w:hAnsi="SimSun" w:cs="SimSun"/>
+          <w:rFonts w:ascii="宋体" w:hAnsi="宋体" w:eastAsia="宋体" w:cs="宋体"/>
           <w:sz w:val="24"/>
           <w:szCs w:val="24"/>
         </w:rPr>
@@ -5261,7 +3445,7 @@
       </w:r>
       <w:r>
         <w:rPr>
-          <w:rFonts w:ascii="SimSun" w:eastAsia="SimSun" w:hAnsi="SimSun" w:cs="SimSun"/>
+          <w:rFonts w:ascii="宋体" w:hAnsi="宋体" w:eastAsia="宋体" w:cs="宋体"/>
           <w:spacing w:val="-1"/>
           <w:sz w:val="24"/>
           <w:szCs w:val="24"/>
@@ -5274,14 +3458,14 @@
         <w:spacing w:before="184" w:line="316" w:lineRule="auto"/>
         <w:ind w:left="30" w:right="57" w:hanging="6"/>
         <w:rPr>
-          <w:rFonts w:ascii="SimSun" w:eastAsia="SimSun" w:hAnsi="SimSun" w:cs="SimSun"/>
-          <w:sz w:val="24"/>
-          <w:szCs w:val="24"/>
-        </w:rPr>
-      </w:pPr>
-      <w:r>
-        <w:rPr>
-          <w:rFonts w:ascii="Times New Roman" w:eastAsia="Times New Roman" w:hAnsi="Times New Roman" w:cs="Times New Roman"/>
+          <w:rFonts w:ascii="宋体" w:hAnsi="宋体" w:eastAsia="宋体" w:cs="宋体"/>
+          <w:sz w:val="24"/>
+          <w:szCs w:val="24"/>
+        </w:rPr>
+      </w:pPr>
+      <w:r>
+        <w:rPr>
+          <w:rFonts w:ascii="Times New Roman" w:hAnsi="Times New Roman" w:eastAsia="Times New Roman" w:cs="Times New Roman"/>
           <w:spacing w:val="1"/>
           <w:sz w:val="24"/>
           <w:szCs w:val="24"/>
@@ -5290,7 +3474,7 @@
       </w:r>
       <w:r>
         <w:rPr>
-          <w:rFonts w:ascii="SimSun" w:eastAsia="SimSun" w:hAnsi="SimSun" w:cs="SimSun"/>
+          <w:rFonts w:ascii="宋体" w:hAnsi="宋体" w:eastAsia="宋体" w:cs="宋体"/>
           <w:spacing w:val="1"/>
           <w:sz w:val="24"/>
           <w:szCs w:val="24"/>
@@ -5299,7 +3483,7 @@
       </w:r>
       <w:r>
         <w:rPr>
-          <w:rFonts w:ascii="SimSun" w:eastAsia="SimSun" w:hAnsi="SimSun" w:cs="SimSun"/>
+          <w:rFonts w:ascii="宋体" w:hAnsi="宋体" w:eastAsia="宋体" w:cs="宋体"/>
           <w:sz w:val="24"/>
           <w:szCs w:val="24"/>
         </w:rPr>
@@ -5307,7 +3491,7 @@
       </w:r>
       <w:r>
         <w:rPr>
-          <w:rFonts w:ascii="SimSun" w:eastAsia="SimSun" w:hAnsi="SimSun" w:cs="SimSun"/>
+          <w:rFonts w:ascii="宋体" w:hAnsi="宋体" w:eastAsia="宋体" w:cs="宋体"/>
           <w:spacing w:val="-9"/>
           <w:sz w:val="24"/>
           <w:szCs w:val="24"/>
@@ -5316,7 +3500,7 @@
       </w:r>
       <w:r>
         <w:rPr>
-          <w:rFonts w:ascii="SimSun" w:eastAsia="SimSun" w:hAnsi="SimSun" w:cs="SimSun"/>
+          <w:rFonts w:ascii="宋体" w:hAnsi="宋体" w:eastAsia="宋体" w:cs="宋体"/>
           <w:spacing w:val="-10"/>
           <w:sz w:val="24"/>
           <w:szCs w:val="24"/>
@@ -5325,7 +3509,7 @@
       </w:r>
       <w:r>
         <w:rPr>
-          <w:rFonts w:ascii="SimSun" w:eastAsia="SimSun" w:hAnsi="SimSun" w:cs="SimSun"/>
+          <w:rFonts w:ascii="宋体" w:hAnsi="宋体" w:eastAsia="宋体" w:cs="宋体"/>
           <w:sz w:val="24"/>
           <w:szCs w:val="24"/>
         </w:rPr>
@@ -5333,95 +3517,16 @@
       </w:r>
       <w:r>
         <w:rPr>
-          <w:rFonts w:ascii="SimSun" w:eastAsia="SimSun" w:hAnsi="SimSun" w:cs="SimSun"/>
+          <w:rFonts w:ascii="宋体" w:hAnsi="宋体" w:eastAsia="宋体" w:cs="宋体"/>
           <w:spacing w:val="-1"/>
           <w:sz w:val="24"/>
           <w:szCs w:val="24"/>
         </w:rPr>
-        <w:t>地方进行分析，提出改进建</w:t>
-      </w:r>
-    </w:p>
-    <w:p>
-      <w:pPr>
-        <w:spacing w:line="316" w:lineRule="auto"/>
-        <w:rPr>
-          <w:rFonts w:ascii="SimSun" w:eastAsia="SimSun" w:hAnsi="SimSun" w:cs="SimSun"/>
-          <w:sz w:val="24"/>
-          <w:szCs w:val="24"/>
-        </w:rPr>
-        <w:sectPr>
-          <w:footerReference w:type="default" r:id="rId13"/>
-          <w:pgSz w:w="11910" w:h="16840"/>
-          <w:pgMar w:top="837" w:right="1736" w:bottom="961" w:left="1779" w:header="0" w:footer="728" w:gutter="0"/>
-          <w:cols w:space="720"/>
-        </w:sectPr>
-      </w:pPr>
-    </w:p>
-    <w:p>
-      <w:pPr>
-        <w:spacing w:line="427" w:lineRule="exact"/>
-      </w:pPr>
-      <w:r>
-        <w:rPr>
-          <w:position w:val="-8"/>
-        </w:rPr>
-        <w:drawing>
-          <wp:inline distT="0" distB="0" distL="0" distR="0">
-            <wp:extent cx="696350" cy="271753"/>
-            <wp:effectExtent l="0" t="0" r="0" b="0"/>
-            <wp:docPr id="20" name="IM 20"/>
-            <wp:cNvGraphicFramePr/>
-            <a:graphic xmlns:a="http://schemas.openxmlformats.org/drawingml/2006/main">
-              <a:graphicData uri="http://schemas.openxmlformats.org/drawingml/2006/picture">
-                <pic:pic xmlns:pic="http://schemas.openxmlformats.org/drawingml/2006/picture">
-                  <pic:nvPicPr>
-                    <pic:cNvPr id="20" name="IM 20"/>
-                    <pic:cNvPicPr/>
-                  </pic:nvPicPr>
-                  <pic:blipFill>
-                    <a:blip xmlns:r="http://schemas.openxmlformats.org/officeDocument/2006/relationships" r:embed="rId4"/>
-                    <a:stretch>
-                      <a:fillRect/>
-                    </a:stretch>
-                  </pic:blipFill>
-                  <pic:spPr>
-                    <a:xfrm rot="0">
-                      <a:off x="0" y="0"/>
-                      <a:ext cx="696350" cy="271753"/>
-                    </a:xfrm>
-                    <a:prstGeom prst="rect">
-                      <a:avLst/>
-                    </a:prstGeom>
-                  </pic:spPr>
-                </pic:pic>
-              </a:graphicData>
-            </a:graphic>
-          </wp:inline>
-        </w:drawing>
-      </w:r>
-    </w:p>
-    <w:p>
-      <w:pPr>
-        <w:spacing w:before="207" w:line="242" w:lineRule="auto"/>
-        <w:ind w:left="30" w:right="7" w:firstLine="1356"/>
-        <w:rPr>
-          <w:rFonts w:ascii="SimSun" w:eastAsia="SimSun" w:hAnsi="SimSun" w:cs="SimSun"/>
-          <w:sz w:val="24"/>
-          <w:szCs w:val="24"/>
-        </w:rPr>
-      </w:pPr>
-      <w:r>
-        <w:rPr>
-          <w:rFonts w:ascii="SimSun" w:eastAsia="SimSun" w:hAnsi="SimSun" w:cs="SimSun"/>
-          <w:spacing w:val="-1"/>
-          <w:sz w:val="24"/>
-          <w:szCs w:val="24"/>
-        </w:rPr>
-        <w:t>议，编制《顾客满意度调查统计报告》，经管理者代表批准后发送</w:t>
-      </w:r>
-      <w:r>
-        <w:rPr>
-          <w:rFonts w:ascii="SimSun" w:eastAsia="SimSun" w:hAnsi="SimSun" w:cs="SimSun"/>
+        <w:t>地方进行分析，提出改进建议，编制《顾客满意度调查统计报告》，经管理者代表批准后发送</w:t>
+      </w:r>
+      <w:r>
+        <w:rPr>
+          <w:rFonts w:ascii="宋体" w:hAnsi="宋体" w:eastAsia="宋体" w:cs="宋体"/>
           <w:spacing w:val="-2"/>
           <w:sz w:val="24"/>
           <w:szCs w:val="24"/>
@@ -5434,14 +3539,14 @@
         <w:spacing w:before="150" w:line="316" w:lineRule="auto"/>
         <w:ind w:left="28" w:right="5" w:hanging="4"/>
         <w:rPr>
-          <w:rFonts w:ascii="SimSun" w:eastAsia="SimSun" w:hAnsi="SimSun" w:cs="SimSun"/>
-          <w:sz w:val="24"/>
-          <w:szCs w:val="24"/>
-        </w:rPr>
-      </w:pPr>
-      <w:r>
-        <w:rPr>
-          <w:rFonts w:ascii="Times New Roman" w:eastAsia="Times New Roman" w:hAnsi="Times New Roman" w:cs="Times New Roman"/>
+          <w:rFonts w:ascii="宋体" w:hAnsi="宋体" w:eastAsia="宋体" w:cs="宋体"/>
+          <w:sz w:val="24"/>
+          <w:szCs w:val="24"/>
+        </w:rPr>
+      </w:pPr>
+      <w:r>
+        <w:rPr>
+          <w:rFonts w:ascii="Times New Roman" w:hAnsi="Times New Roman" w:eastAsia="Times New Roman" w:cs="Times New Roman"/>
           <w:spacing w:val="1"/>
           <w:sz w:val="24"/>
           <w:szCs w:val="24"/>
@@ -5450,7 +3555,7 @@
       </w:r>
       <w:r>
         <w:rPr>
-          <w:rFonts w:ascii="SimSun" w:eastAsia="SimSun" w:hAnsi="SimSun" w:cs="SimSun"/>
+          <w:rFonts w:ascii="宋体" w:hAnsi="宋体" w:eastAsia="宋体" w:cs="宋体"/>
           <w:spacing w:val="1"/>
           <w:sz w:val="24"/>
           <w:szCs w:val="24"/>
@@ -5459,7 +3564,7 @@
       </w:r>
       <w:r>
         <w:rPr>
-          <w:rFonts w:ascii="SimSun" w:eastAsia="SimSun" w:hAnsi="SimSun" w:cs="SimSun"/>
+          <w:rFonts w:ascii="宋体" w:hAnsi="宋体" w:eastAsia="宋体" w:cs="宋体"/>
           <w:sz w:val="24"/>
           <w:szCs w:val="24"/>
         </w:rPr>
@@ -5467,7 +3572,7 @@
       </w:r>
       <w:r>
         <w:rPr>
-          <w:rFonts w:ascii="SimSun" w:eastAsia="SimSun" w:hAnsi="SimSun" w:cs="SimSun"/>
+          <w:rFonts w:ascii="宋体" w:hAnsi="宋体" w:eastAsia="宋体" w:cs="宋体"/>
           <w:spacing w:val="-3"/>
           <w:sz w:val="24"/>
           <w:szCs w:val="24"/>
@@ -5476,7 +3581,7 @@
       </w:r>
       <w:r>
         <w:rPr>
-          <w:rFonts w:ascii="SimSun" w:eastAsia="SimSun" w:hAnsi="SimSun" w:cs="SimSun"/>
+          <w:rFonts w:ascii="宋体" w:hAnsi="宋体" w:eastAsia="宋体" w:cs="宋体"/>
           <w:spacing w:val="-2"/>
           <w:sz w:val="24"/>
           <w:szCs w:val="24"/>
@@ -5489,14 +3594,14 @@
         <w:spacing w:before="185" w:line="292" w:lineRule="auto"/>
         <w:ind w:left="28" w:right="5" w:hanging="4"/>
         <w:rPr>
-          <w:rFonts w:ascii="SimSun" w:eastAsia="SimSun" w:hAnsi="SimSun" w:cs="SimSun"/>
+          <w:rFonts w:ascii="宋体" w:hAnsi="宋体" w:eastAsia="宋体" w:cs="宋体"/>
           <w:sz w:val="20"/>
           <w:szCs w:val="20"/>
         </w:rPr>
       </w:pPr>
       <w:r>
         <w:rPr>
-          <w:rFonts w:ascii="Times New Roman" w:eastAsia="Times New Roman" w:hAnsi="Times New Roman" w:cs="Times New Roman"/>
+          <w:rFonts w:ascii="Times New Roman" w:hAnsi="Times New Roman" w:eastAsia="Times New Roman" w:cs="Times New Roman"/>
           <w:spacing w:val="-5"/>
           <w:sz w:val="24"/>
           <w:szCs w:val="24"/>
@@ -5505,7 +3610,7 @@
       </w:r>
       <w:r>
         <w:rPr>
-          <w:rFonts w:ascii="SimSun" w:eastAsia="SimSun" w:hAnsi="SimSun" w:cs="SimSun"/>
+          <w:rFonts w:ascii="宋体" w:hAnsi="宋体" w:eastAsia="宋体" w:cs="宋体"/>
           <w:spacing w:val="-5"/>
           <w:sz w:val="24"/>
           <w:szCs w:val="24"/>
@@ -5514,7 +3619,7 @@
       </w:r>
       <w:r>
         <w:rPr>
-          <w:rFonts w:ascii="SimSun" w:eastAsia="SimSun" w:hAnsi="SimSun" w:cs="SimSun"/>
+          <w:rFonts w:ascii="宋体" w:hAnsi="宋体" w:eastAsia="宋体" w:cs="宋体"/>
           <w:spacing w:val="-6"/>
           <w:sz w:val="24"/>
           <w:szCs w:val="24"/>
@@ -5523,7 +3628,7 @@
       </w:r>
       <w:r>
         <w:rPr>
-          <w:rFonts w:ascii="SimSun" w:eastAsia="SimSun" w:hAnsi="SimSun" w:cs="SimSun"/>
+          <w:rFonts w:ascii="宋体" w:hAnsi="宋体" w:eastAsia="宋体" w:cs="宋体"/>
           <w:spacing w:val="-9"/>
           <w:sz w:val="24"/>
           <w:szCs w:val="24"/>
@@ -5532,7 +3637,7 @@
       </w:r>
       <w:r>
         <w:rPr>
-          <w:rFonts w:ascii="SimSun" w:eastAsia="SimSun" w:hAnsi="SimSun" w:cs="SimSun"/>
+          <w:rFonts w:ascii="宋体" w:hAnsi="宋体" w:eastAsia="宋体" w:cs="宋体"/>
           <w:spacing w:val="-9"/>
           <w:sz w:val="20"/>
           <w:szCs w:val="20"/>
@@ -5545,14 +3650,14 @@
         <w:spacing w:before="189" w:line="218" w:lineRule="auto"/>
         <w:ind w:left="24"/>
         <w:rPr>
-          <w:rFonts w:ascii="SimSun" w:eastAsia="SimSun" w:hAnsi="SimSun" w:cs="SimSun"/>
-          <w:sz w:val="24"/>
-          <w:szCs w:val="24"/>
-        </w:rPr>
-      </w:pPr>
-      <w:r>
-        <w:rPr>
-          <w:rFonts w:ascii="Times New Roman" w:eastAsia="Times New Roman" w:hAnsi="Times New Roman" w:cs="Times New Roman"/>
+          <w:rFonts w:ascii="宋体" w:hAnsi="宋体" w:eastAsia="宋体" w:cs="宋体"/>
+          <w:sz w:val="24"/>
+          <w:szCs w:val="24"/>
+        </w:rPr>
+      </w:pPr>
+      <w:r>
+        <w:rPr>
+          <w:rFonts w:ascii="Times New Roman" w:hAnsi="Times New Roman" w:eastAsia="Times New Roman" w:cs="Times New Roman"/>
           <w:sz w:val="24"/>
           <w:szCs w:val="24"/>
         </w:rPr>
@@ -5560,7 +3665,7 @@
       </w:r>
       <w:r>
         <w:rPr>
-          <w:rFonts w:ascii="SimSun" w:eastAsia="SimSun" w:hAnsi="SimSun" w:cs="SimSun"/>
+          <w:rFonts w:ascii="宋体" w:hAnsi="宋体" w:eastAsia="宋体" w:cs="宋体"/>
           <w:sz w:val="24"/>
           <w:szCs w:val="24"/>
         </w:rPr>
@@ -5568,7 +3673,7 @@
       </w:r>
       <w:r>
         <w:rPr>
-          <w:rFonts w:ascii="SimSun" w:eastAsia="SimSun" w:hAnsi="SimSun" w:cs="SimSun"/>
+          <w:rFonts w:ascii="宋体" w:hAnsi="宋体" w:eastAsia="宋体" w:cs="宋体"/>
           <w:spacing w:val="-1"/>
           <w:sz w:val="24"/>
           <w:szCs w:val="24"/>
@@ -5578,18 +3683,12 @@
     </w:p>
     <w:p>
       <w:pPr>
-        <w:pStyle w:val="BodyText"/>
-        <w:spacing w:line="249" w:lineRule="auto"/>
-      </w:pPr>
-    </w:p>
-    <w:p>
-      <w:pPr>
-        <w:pStyle w:val="BodyText"/>
+        <w:pStyle w:val="2"/>
         <w:spacing w:before="101" w:line="227" w:lineRule="auto"/>
         <w:ind w:left="191"/>
         <w:outlineLvl w:val="0"/>
         <w:rPr>
-          <w:rFonts w:ascii="SimHei" w:eastAsia="SimHei" w:hAnsi="SimHei" w:cs="SimHei"/>
+          <w:rFonts w:ascii="黑体" w:hAnsi="黑体" w:eastAsia="黑体" w:cs="黑体"/>
           <w:sz w:val="31"/>
           <w:szCs w:val="31"/>
         </w:rPr>
@@ -5618,7 +3717,7 @@
       </w:r>
       <w:r>
         <w:rPr>
-          <w:rFonts w:ascii="SimHei" w:eastAsia="SimHei" w:hAnsi="SimHei" w:cs="SimHei"/>
+          <w:rFonts w:ascii="黑体" w:hAnsi="黑体" w:eastAsia="黑体" w:cs="黑体"/>
           <w:b/>
           <w:bCs/>
           <w:spacing w:val="-1"/>
@@ -5630,23 +3729,17 @@
     </w:p>
     <w:p>
       <w:pPr>
-        <w:pStyle w:val="BodyText"/>
-        <w:spacing w:line="310" w:lineRule="auto"/>
-      </w:pPr>
-    </w:p>
-    <w:p>
-      <w:pPr>
         <w:spacing w:before="79" w:line="219" w:lineRule="auto"/>
         <w:ind w:left="35"/>
         <w:rPr>
-          <w:rFonts w:ascii="SimSun" w:eastAsia="SimSun" w:hAnsi="SimSun" w:cs="SimSun"/>
-          <w:sz w:val="24"/>
-          <w:szCs w:val="24"/>
-        </w:rPr>
-      </w:pPr>
-      <w:r>
-        <w:rPr>
-          <w:rFonts w:ascii="SimSun" w:eastAsia="SimSun" w:hAnsi="SimSun" w:cs="SimSun"/>
+          <w:rFonts w:ascii="宋体" w:hAnsi="宋体" w:eastAsia="宋体" w:cs="宋体"/>
+          <w:sz w:val="24"/>
+          <w:szCs w:val="24"/>
+        </w:rPr>
+      </w:pPr>
+      <w:r>
+        <w:rPr>
+          <w:rFonts w:ascii="宋体" w:hAnsi="宋体" w:eastAsia="宋体" w:cs="宋体"/>
           <w:spacing w:val="-2"/>
           <w:sz w:val="24"/>
           <w:szCs w:val="24"/>
@@ -5659,14 +3752,14 @@
         <w:spacing w:before="187" w:line="220" w:lineRule="auto"/>
         <w:ind w:left="35"/>
         <w:rPr>
-          <w:rFonts w:ascii="SimSun" w:eastAsia="SimSun" w:hAnsi="SimSun" w:cs="SimSun"/>
-          <w:sz w:val="24"/>
-          <w:szCs w:val="24"/>
-        </w:rPr>
-      </w:pPr>
-      <w:r>
-        <w:rPr>
-          <w:rFonts w:ascii="SimSun" w:eastAsia="SimSun" w:hAnsi="SimSun" w:cs="SimSun"/>
+          <w:rFonts w:ascii="宋体" w:hAnsi="宋体" w:eastAsia="宋体" w:cs="宋体"/>
+          <w:sz w:val="24"/>
+          <w:szCs w:val="24"/>
+        </w:rPr>
+      </w:pPr>
+      <w:r>
+        <w:rPr>
+          <w:rFonts w:ascii="宋体" w:hAnsi="宋体" w:eastAsia="宋体" w:cs="宋体"/>
           <w:spacing w:val="-2"/>
           <w:sz w:val="24"/>
           <w:szCs w:val="24"/>
@@ -5679,14 +3772,14 @@
         <w:spacing w:before="183" w:line="219" w:lineRule="auto"/>
         <w:ind w:left="35"/>
         <w:rPr>
-          <w:rFonts w:ascii="SimSun" w:eastAsia="SimSun" w:hAnsi="SimSun" w:cs="SimSun"/>
-          <w:sz w:val="24"/>
-          <w:szCs w:val="24"/>
-        </w:rPr>
-      </w:pPr>
-      <w:r>
-        <w:rPr>
-          <w:rFonts w:ascii="SimSun" w:eastAsia="SimSun" w:hAnsi="SimSun" w:cs="SimSun"/>
+          <w:rFonts w:ascii="宋体" w:hAnsi="宋体" w:eastAsia="宋体" w:cs="宋体"/>
+          <w:sz w:val="24"/>
+          <w:szCs w:val="24"/>
+        </w:rPr>
+      </w:pPr>
+      <w:r>
+        <w:rPr>
+          <w:rFonts w:ascii="宋体" w:hAnsi="宋体" w:eastAsia="宋体" w:cs="宋体"/>
           <w:spacing w:val="-2"/>
           <w:sz w:val="24"/>
           <w:szCs w:val="24"/>
@@ -5696,18 +3789,12 @@
     </w:p>
     <w:p>
       <w:pPr>
-        <w:pStyle w:val="BodyText"/>
-        <w:spacing w:line="259" w:lineRule="auto"/>
-      </w:pPr>
-    </w:p>
-    <w:p>
-      <w:pPr>
-        <w:pStyle w:val="BodyText"/>
+        <w:pStyle w:val="2"/>
         <w:spacing w:before="101" w:line="227" w:lineRule="auto"/>
         <w:ind w:left="32"/>
         <w:outlineLvl w:val="0"/>
         <w:rPr>
-          <w:rFonts w:ascii="SimHei" w:eastAsia="SimHei" w:hAnsi="SimHei" w:cs="SimHei"/>
+          <w:rFonts w:ascii="黑体" w:hAnsi="黑体" w:eastAsia="黑体" w:cs="黑体"/>
           <w:sz w:val="31"/>
           <w:szCs w:val="31"/>
         </w:rPr>
@@ -5735,7 +3822,7 @@
       </w:r>
       <w:r>
         <w:rPr>
-          <w:rFonts w:ascii="SimHei" w:eastAsia="SimHei" w:hAnsi="SimHei" w:cs="SimHei"/>
+          <w:rFonts w:ascii="黑体" w:hAnsi="黑体" w:eastAsia="黑体" w:cs="黑体"/>
           <w:b/>
           <w:bCs/>
           <w:sz w:val="31"/>
@@ -5746,23 +3833,19 @@
     </w:p>
     <w:p>
       <w:pPr>
-        <w:pStyle w:val="BodyText"/>
-        <w:spacing w:line="391" w:lineRule="auto"/>
-      </w:pPr>
-    </w:p>
-    <w:p>
-      <w:pPr>
         <w:spacing w:before="79" w:line="219" w:lineRule="auto"/>
         <w:ind w:left="35"/>
         <w:rPr>
-          <w:rFonts w:ascii="SimSun" w:eastAsia="SimSun" w:hAnsi="SimSun" w:cs="SimSun"/>
-          <w:sz w:val="24"/>
-          <w:szCs w:val="24"/>
-        </w:rPr>
-      </w:pPr>
-      <w:r>
-        <w:rPr>
-          <w:rFonts w:ascii="SimSun" w:eastAsia="SimSun" w:hAnsi="SimSun" w:cs="SimSun"/>
+          <w:rFonts w:ascii="宋体" w:hAnsi="宋体" w:eastAsia="宋体" w:cs="宋体"/>
+          <w:sz w:val="24"/>
+          <w:szCs w:val="24"/>
+        </w:rPr>
+      </w:pPr>
+      <w:bookmarkStart w:id="12" w:name="_GoBack"/>
+      <w:bookmarkEnd w:id="12"/>
+      <w:r>
+        <w:rPr>
+          <w:rFonts w:ascii="宋体" w:hAnsi="宋体" w:eastAsia="宋体" w:cs="宋体"/>
           <w:spacing w:val="-2"/>
           <w:sz w:val="24"/>
           <w:szCs w:val="24"/>
@@ -5775,14 +3858,14 @@
         <w:spacing w:before="187" w:line="218" w:lineRule="auto"/>
         <w:ind w:left="35"/>
         <w:rPr>
-          <w:rFonts w:ascii="SimSun" w:eastAsia="SimSun" w:hAnsi="SimSun" w:cs="SimSun"/>
-          <w:sz w:val="24"/>
-          <w:szCs w:val="24"/>
-        </w:rPr>
-      </w:pPr>
-      <w:r>
-        <w:rPr>
-          <w:rFonts w:ascii="SimSun" w:eastAsia="SimSun" w:hAnsi="SimSun" w:cs="SimSun"/>
+          <w:rFonts w:ascii="宋体" w:hAnsi="宋体" w:eastAsia="宋体" w:cs="宋体"/>
+          <w:sz w:val="24"/>
+          <w:szCs w:val="24"/>
+        </w:rPr>
+      </w:pPr>
+      <w:r>
+        <w:rPr>
+          <w:rFonts w:ascii="宋体" w:hAnsi="宋体" w:eastAsia="宋体" w:cs="宋体"/>
           <w:spacing w:val="-2"/>
           <w:sz w:val="24"/>
           <w:szCs w:val="24"/>
@@ -5791,30 +3874,55 @@
       </w:r>
     </w:p>
     <w:sectPr>
-      <w:footerReference w:type="default" r:id="rId14"/>
+      <w:footerReference r:id="rId8" w:type="default"/>
       <w:pgSz w:w="11910" w:h="16840"/>
       <w:pgMar w:top="837" w:right="1786" w:bottom="961" w:left="1779" w:header="0" w:footer="728" w:gutter="0"/>
-      <w:cols w:space="720"/>
+      <w:cols w:space="720" w:num="1"/>
     </w:sectPr>
   </w:body>
 </w:document>
 </file>
 
+<file path=word/endnotes.xml><?xml version="1.0" encoding="utf-8"?>
+<w:endnotes xmlns:wpc="http://schemas.microsoft.com/office/word/2010/wordprocessingCanvas" xmlns:mc="http://schemas.openxmlformats.org/markup-compatibility/2006" xmlns:o="urn:schemas-microsoft-com:office:office" xmlns:r="http://schemas.openxmlformats.org/officeDocument/2006/relationships" xmlns:m="http://schemas.openxmlformats.org/officeDocument/2006/math" xmlns:v="urn:schemas-microsoft-com:vml" xmlns:wp14="http://schemas.microsoft.com/office/word/2010/wordprocessingDrawing" xmlns:wp="http://schemas.openxmlformats.org/drawingml/2006/wordprocessingDrawing" xmlns:w="http://schemas.openxmlformats.org/wordprocessingml/2006/main" xmlns:w14="http://schemas.microsoft.com/office/word/2010/wordml" xmlns:w15="http://schemas.microsoft.com/office/word/2012/wordml" xmlns:w10="urn:schemas-microsoft-com:office:word" xmlns:wpg="http://schemas.microsoft.com/office/word/2010/wordprocessingGroup" xmlns:wpi="http://schemas.microsoft.com/office/word/2010/wordprocessingInk" xmlns:wne="http://schemas.microsoft.com/office/word/2006/wordml" xmlns:wps="http://schemas.microsoft.com/office/word/2010/wordprocessingShape" xmlns:wpsCustomData="http://www.wps.cn/officeDocument/2013/wpsCustomData" mc:Ignorable="w14 w15 wp14">
+  <w:endnote w:type="separator" w:id="0">
+    <w:p>
+      <w:pPr>
+        <w:spacing w:line="240" w:lineRule="auto"/>
+      </w:pPr>
+      <w:r>
+        <w:separator/>
+      </w:r>
+    </w:p>
+  </w:endnote>
+  <w:endnote w:type="continuationSeparator" w:id="1">
+    <w:p>
+      <w:pPr>
+        <w:spacing w:line="240" w:lineRule="auto"/>
+      </w:pPr>
+      <w:r>
+        <w:continuationSeparator/>
+      </w:r>
+    </w:p>
+  </w:endnote>
+</w:endnotes>
+</file>
+
 <file path=word/footer1.xml><?xml version="1.0" encoding="utf-8"?>
-<w:ftr xmlns:wpc="http://schemas.microsoft.com/office/word/2010/wordprocessingCanvas" xmlns:mc="http://schemas.openxmlformats.org/markup-compatibility/2006" xmlns:o="urn:schemas-microsoft-com:office:office" xmlns:r="http://schemas.openxmlformats.org/officeDocument/2006/relationships" xmlns:m="http://schemas.openxmlformats.org/officeDocument/2006/math" xmlns:v="urn:schemas-microsoft-com:vml" xmlns:wp14="http://schemas.microsoft.com/office/word/2010/wordprocessingDrawing" xmlns:wp="http://schemas.openxmlformats.org/drawingml/2006/wordprocessingDrawing" xmlns:w10="urn:schemas-microsoft-com:office:word" xmlns:w="http://schemas.openxmlformats.org/wordprocessingml/2006/main" xmlns:w14="http://schemas.microsoft.com/office/word/2010/wordml" xmlns:w15="http://schemas.microsoft.com/office/word/2012/wordml" xmlns:wne="http://schemas.microsoft.com/office/word/2006/wordml" xmlns:wpg="http://schemas.microsoft.com/office/word/2010/wordprocessingGroup" xmlns:wpi="http://schemas.microsoft.com/office/word/2010/wordprocessingInk" xmlns:wps="http://schemas.microsoft.com/office/word/2010/wordprocessingShape" mc:Ignorable="w14 w15 wp14">
+<w:ftr xmlns:wpc="http://schemas.microsoft.com/office/word/2010/wordprocessingCanvas" xmlns:mc="http://schemas.openxmlformats.org/markup-compatibility/2006" xmlns:o="urn:schemas-microsoft-com:office:office" xmlns:r="http://schemas.openxmlformats.org/officeDocument/2006/relationships" xmlns:m="http://schemas.openxmlformats.org/officeDocument/2006/math" xmlns:v="urn:schemas-microsoft-com:vml" xmlns:wp14="http://schemas.microsoft.com/office/word/2010/wordprocessingDrawing" xmlns:wp="http://schemas.openxmlformats.org/drawingml/2006/wordprocessingDrawing" xmlns:w10="urn:schemas-microsoft-com:office:word" xmlns:w="http://schemas.openxmlformats.org/wordprocessingml/2006/main" xmlns:w14="http://schemas.microsoft.com/office/word/2010/wordml" xmlns:w15="http://schemas.microsoft.com/office/word/2012/wordml" xmlns:wpg="http://schemas.microsoft.com/office/word/2010/wordprocessingGroup" xmlns:wpi="http://schemas.microsoft.com/office/word/2010/wordprocessingInk" xmlns:wne="http://schemas.microsoft.com/office/word/2006/wordml" xmlns:wps="http://schemas.microsoft.com/office/word/2010/wordprocessingShape" xmlns:wpsCustomData="http://www.wps.cn/officeDocument/2013/wpsCustomData" mc:Ignorable="w14 w15 wp14">
   <w:p>
     <w:pPr>
       <w:spacing w:line="230" w:lineRule="auto"/>
       <w:ind w:left="4209"/>
       <w:rPr>
-        <w:rFonts w:ascii="SimSun" w:eastAsia="SimSun" w:hAnsi="SimSun" w:cs="SimSun"/>
+        <w:rFonts w:ascii="宋体" w:hAnsi="宋体" w:eastAsia="宋体" w:cs="宋体"/>
         <w:sz w:val="18"/>
         <w:szCs w:val="18"/>
       </w:rPr>
     </w:pPr>
     <w:r>
       <w:rPr>
-        <w:rFonts w:ascii="SimSun" w:eastAsia="SimSun" w:hAnsi="SimSun" w:cs="SimSun"/>
+        <w:rFonts w:ascii="宋体" w:hAnsi="宋体" w:eastAsia="宋体" w:cs="宋体"/>
         <w:sz w:val="18"/>
         <w:szCs w:val="18"/>
       </w:rPr>
@@ -5825,20 +3933,20 @@
 </file>
 
 <file path=word/footer2.xml><?xml version="1.0" encoding="utf-8"?>
-<w:ftr xmlns:wpc="http://schemas.microsoft.com/office/word/2010/wordprocessingCanvas" xmlns:mc="http://schemas.openxmlformats.org/markup-compatibility/2006" xmlns:o="urn:schemas-microsoft-com:office:office" xmlns:r="http://schemas.openxmlformats.org/officeDocument/2006/relationships" xmlns:m="http://schemas.openxmlformats.org/officeDocument/2006/math" xmlns:v="urn:schemas-microsoft-com:vml" xmlns:wp14="http://schemas.microsoft.com/office/word/2010/wordprocessingDrawing" xmlns:wp="http://schemas.openxmlformats.org/drawingml/2006/wordprocessingDrawing" xmlns:w10="urn:schemas-microsoft-com:office:word" xmlns:w="http://schemas.openxmlformats.org/wordprocessingml/2006/main" xmlns:w14="http://schemas.microsoft.com/office/word/2010/wordml" xmlns:w15="http://schemas.microsoft.com/office/word/2012/wordml" xmlns:wne="http://schemas.microsoft.com/office/word/2006/wordml" xmlns:wpg="http://schemas.microsoft.com/office/word/2010/wordprocessingGroup" xmlns:wpi="http://schemas.microsoft.com/office/word/2010/wordprocessingInk" xmlns:wps="http://schemas.microsoft.com/office/word/2010/wordprocessingShape" mc:Ignorable="w14 w15 wp14">
+<w:ftr xmlns:wpc="http://schemas.microsoft.com/office/word/2010/wordprocessingCanvas" xmlns:mc="http://schemas.openxmlformats.org/markup-compatibility/2006" xmlns:o="urn:schemas-microsoft-com:office:office" xmlns:r="http://schemas.openxmlformats.org/officeDocument/2006/relationships" xmlns:m="http://schemas.openxmlformats.org/officeDocument/2006/math" xmlns:v="urn:schemas-microsoft-com:vml" xmlns:wp14="http://schemas.microsoft.com/office/word/2010/wordprocessingDrawing" xmlns:wp="http://schemas.openxmlformats.org/drawingml/2006/wordprocessingDrawing" xmlns:w10="urn:schemas-microsoft-com:office:word" xmlns:w="http://schemas.openxmlformats.org/wordprocessingml/2006/main" xmlns:w14="http://schemas.microsoft.com/office/word/2010/wordml" xmlns:w15="http://schemas.microsoft.com/office/word/2012/wordml" xmlns:wpg="http://schemas.microsoft.com/office/word/2010/wordprocessingGroup" xmlns:wpi="http://schemas.microsoft.com/office/word/2010/wordprocessingInk" xmlns:wne="http://schemas.microsoft.com/office/word/2006/wordml" xmlns:wps="http://schemas.microsoft.com/office/word/2010/wordprocessingShape" xmlns:wpsCustomData="http://www.wps.cn/officeDocument/2013/wpsCustomData" mc:Ignorable="w14 w15 wp14">
   <w:p>
     <w:pPr>
       <w:spacing w:line="230" w:lineRule="auto"/>
       <w:ind w:left="4198"/>
       <w:rPr>
-        <w:rFonts w:ascii="SimSun" w:eastAsia="SimSun" w:hAnsi="SimSun" w:cs="SimSun"/>
+        <w:rFonts w:ascii="宋体" w:hAnsi="宋体" w:eastAsia="宋体" w:cs="宋体"/>
         <w:sz w:val="18"/>
         <w:szCs w:val="18"/>
       </w:rPr>
     </w:pPr>
     <w:r>
       <w:rPr>
-        <w:rFonts w:ascii="SimSun" w:eastAsia="SimSun" w:hAnsi="SimSun" w:cs="SimSun"/>
+        <w:rFonts w:ascii="宋体" w:hAnsi="宋体" w:eastAsia="宋体" w:cs="宋体"/>
         <w:sz w:val="18"/>
         <w:szCs w:val="18"/>
       </w:rPr>
@@ -5849,20 +3957,20 @@
 </file>
 
 <file path=word/footer3.xml><?xml version="1.0" encoding="utf-8"?>
-<w:ftr xmlns:wpc="http://schemas.microsoft.com/office/word/2010/wordprocessingCanvas" xmlns:mc="http://schemas.openxmlformats.org/markup-compatibility/2006" xmlns:o="urn:schemas-microsoft-com:office:office" xmlns:r="http://schemas.openxmlformats.org/officeDocument/2006/relationships" xmlns:m="http://schemas.openxmlformats.org/officeDocument/2006/math" xmlns:v="urn:schemas-microsoft-com:vml" xmlns:wp14="http://schemas.microsoft.com/office/word/2010/wordprocessingDrawing" xmlns:wp="http://schemas.openxmlformats.org/drawingml/2006/wordprocessingDrawing" xmlns:w10="urn:schemas-microsoft-com:office:word" xmlns:w="http://schemas.openxmlformats.org/wordprocessingml/2006/main" xmlns:w14="http://schemas.microsoft.com/office/word/2010/wordml" xmlns:w15="http://schemas.microsoft.com/office/word/2012/wordml" xmlns:wne="http://schemas.microsoft.com/office/word/2006/wordml" xmlns:wpg="http://schemas.microsoft.com/office/word/2010/wordprocessingGroup" xmlns:wpi="http://schemas.microsoft.com/office/word/2010/wordprocessingInk" xmlns:wps="http://schemas.microsoft.com/office/word/2010/wordprocessingShape" mc:Ignorable="w14 w15 wp14">
+<w:ftr xmlns:wpc="http://schemas.microsoft.com/office/word/2010/wordprocessingCanvas" xmlns:mc="http://schemas.openxmlformats.org/markup-compatibility/2006" xmlns:o="urn:schemas-microsoft-com:office:office" xmlns:r="http://schemas.openxmlformats.org/officeDocument/2006/relationships" xmlns:m="http://schemas.openxmlformats.org/officeDocument/2006/math" xmlns:v="urn:schemas-microsoft-com:vml" xmlns:wp14="http://schemas.microsoft.com/office/word/2010/wordprocessingDrawing" xmlns:wp="http://schemas.openxmlformats.org/drawingml/2006/wordprocessingDrawing" xmlns:w10="urn:schemas-microsoft-com:office:word" xmlns:w="http://schemas.openxmlformats.org/wordprocessingml/2006/main" xmlns:w14="http://schemas.microsoft.com/office/word/2010/wordml" xmlns:w15="http://schemas.microsoft.com/office/word/2012/wordml" xmlns:wpg="http://schemas.microsoft.com/office/word/2010/wordprocessingGroup" xmlns:wpi="http://schemas.microsoft.com/office/word/2010/wordprocessingInk" xmlns:wne="http://schemas.microsoft.com/office/word/2006/wordml" xmlns:wps="http://schemas.microsoft.com/office/word/2010/wordprocessingShape" xmlns:wpsCustomData="http://www.wps.cn/officeDocument/2013/wpsCustomData" mc:Ignorable="w14 w15 wp14">
   <w:p>
     <w:pPr>
       <w:spacing w:line="229" w:lineRule="auto"/>
       <w:ind w:left="4291"/>
       <w:rPr>
-        <w:rFonts w:ascii="SimSun" w:eastAsia="SimSun" w:hAnsi="SimSun" w:cs="SimSun"/>
+        <w:rFonts w:ascii="宋体" w:hAnsi="宋体" w:eastAsia="宋体" w:cs="宋体"/>
         <w:sz w:val="18"/>
         <w:szCs w:val="18"/>
       </w:rPr>
     </w:pPr>
     <w:r>
       <w:rPr>
-        <w:rFonts w:ascii="SimSun" w:eastAsia="SimSun" w:hAnsi="SimSun" w:cs="SimSun"/>
+        <w:rFonts w:ascii="宋体" w:hAnsi="宋体" w:eastAsia="宋体" w:cs="宋体"/>
         <w:sz w:val="18"/>
         <w:szCs w:val="18"/>
       </w:rPr>
@@ -5873,116 +3981,20 @@
 </file>
 
 <file path=word/footer4.xml><?xml version="1.0" encoding="utf-8"?>
-<w:ftr xmlns:wpc="http://schemas.microsoft.com/office/word/2010/wordprocessingCanvas" xmlns:mc="http://schemas.openxmlformats.org/markup-compatibility/2006" xmlns:o="urn:schemas-microsoft-com:office:office" xmlns:r="http://schemas.openxmlformats.org/officeDocument/2006/relationships" xmlns:m="http://schemas.openxmlformats.org/officeDocument/2006/math" xmlns:v="urn:schemas-microsoft-com:vml" xmlns:wp14="http://schemas.microsoft.com/office/word/2010/wordprocessingDrawing" xmlns:wp="http://schemas.openxmlformats.org/drawingml/2006/wordprocessingDrawing" xmlns:w10="urn:schemas-microsoft-com:office:word" xmlns:w="http://schemas.openxmlformats.org/wordprocessingml/2006/main" xmlns:w14="http://schemas.microsoft.com/office/word/2010/wordml" xmlns:w15="http://schemas.microsoft.com/office/word/2012/wordml" xmlns:wne="http://schemas.microsoft.com/office/word/2006/wordml" xmlns:wpg="http://schemas.microsoft.com/office/word/2010/wordprocessingGroup" xmlns:wpi="http://schemas.microsoft.com/office/word/2010/wordprocessingInk" xmlns:wps="http://schemas.microsoft.com/office/word/2010/wordprocessingShape" mc:Ignorable="w14 w15 wp14">
+<w:ftr xmlns:wpc="http://schemas.microsoft.com/office/word/2010/wordprocessingCanvas" xmlns:mc="http://schemas.openxmlformats.org/markup-compatibility/2006" xmlns:o="urn:schemas-microsoft-com:office:office" xmlns:r="http://schemas.openxmlformats.org/officeDocument/2006/relationships" xmlns:m="http://schemas.openxmlformats.org/officeDocument/2006/math" xmlns:v="urn:schemas-microsoft-com:vml" xmlns:wp14="http://schemas.microsoft.com/office/word/2010/wordprocessingDrawing" xmlns:wp="http://schemas.openxmlformats.org/drawingml/2006/wordprocessingDrawing" xmlns:w10="urn:schemas-microsoft-com:office:word" xmlns:w="http://schemas.openxmlformats.org/wordprocessingml/2006/main" xmlns:w14="http://schemas.microsoft.com/office/word/2010/wordml" xmlns:w15="http://schemas.microsoft.com/office/word/2012/wordml" xmlns:wpg="http://schemas.microsoft.com/office/word/2010/wordprocessingGroup" xmlns:wpi="http://schemas.microsoft.com/office/word/2010/wordprocessingInk" xmlns:wne="http://schemas.microsoft.com/office/word/2006/wordml" xmlns:wps="http://schemas.microsoft.com/office/word/2010/wordprocessingShape" xmlns:wpsCustomData="http://www.wps.cn/officeDocument/2013/wpsCustomData" mc:Ignorable="w14 w15 wp14">
   <w:p>
     <w:pPr>
-      <w:spacing w:line="230" w:lineRule="auto"/>
-      <w:ind w:left="4195"/>
+      <w:spacing w:line="229" w:lineRule="auto"/>
+      <w:ind w:left="4196"/>
       <w:rPr>
-        <w:rFonts w:ascii="SimSun" w:eastAsia="SimSun" w:hAnsi="SimSun" w:cs="SimSun"/>
+        <w:rFonts w:ascii="宋体" w:hAnsi="宋体" w:eastAsia="宋体" w:cs="宋体"/>
         <w:sz w:val="18"/>
         <w:szCs w:val="18"/>
       </w:rPr>
     </w:pPr>
     <w:r>
       <w:rPr>
-        <w:rFonts w:ascii="SimSun" w:eastAsia="SimSun" w:hAnsi="SimSun" w:cs="SimSun"/>
-        <w:sz w:val="18"/>
-        <w:szCs w:val="18"/>
-      </w:rPr>
-      <w:t>4</w:t>
-    </w:r>
-  </w:p>
-</w:ftr>
-</file>
-
-<file path=word/footer5.xml><?xml version="1.0" encoding="utf-8"?>
-<w:ftr xmlns:wpc="http://schemas.microsoft.com/office/word/2010/wordprocessingCanvas" xmlns:mc="http://schemas.openxmlformats.org/markup-compatibility/2006" xmlns:o="urn:schemas-microsoft-com:office:office" xmlns:r="http://schemas.openxmlformats.org/officeDocument/2006/relationships" xmlns:m="http://schemas.openxmlformats.org/officeDocument/2006/math" xmlns:v="urn:schemas-microsoft-com:vml" xmlns:wp14="http://schemas.microsoft.com/office/word/2010/wordprocessingDrawing" xmlns:wp="http://schemas.openxmlformats.org/drawingml/2006/wordprocessingDrawing" xmlns:w10="urn:schemas-microsoft-com:office:word" xmlns:w="http://schemas.openxmlformats.org/wordprocessingml/2006/main" xmlns:w14="http://schemas.microsoft.com/office/word/2010/wordml" xmlns:w15="http://schemas.microsoft.com/office/word/2012/wordml" xmlns:wne="http://schemas.microsoft.com/office/word/2006/wordml" xmlns:wpg="http://schemas.microsoft.com/office/word/2010/wordprocessingGroup" xmlns:wpi="http://schemas.microsoft.com/office/word/2010/wordprocessingInk" xmlns:wps="http://schemas.microsoft.com/office/word/2010/wordprocessingShape" mc:Ignorable="w14 w15 wp14">
-  <w:p>
-    <w:pPr>
-      <w:spacing w:line="229" w:lineRule="auto"/>
-      <w:ind w:left="4199"/>
-      <w:rPr>
-        <w:rFonts w:ascii="SimSun" w:eastAsia="SimSun" w:hAnsi="SimSun" w:cs="SimSun"/>
-        <w:sz w:val="18"/>
-        <w:szCs w:val="18"/>
-      </w:rPr>
-    </w:pPr>
-    <w:r>
-      <w:rPr>
-        <w:rFonts w:ascii="SimSun" w:eastAsia="SimSun" w:hAnsi="SimSun" w:cs="SimSun"/>
-        <w:sz w:val="18"/>
-        <w:szCs w:val="18"/>
-      </w:rPr>
-      <w:t>5</w:t>
-    </w:r>
-  </w:p>
-</w:ftr>
-</file>
-
-<file path=word/footer6.xml><?xml version="1.0" encoding="utf-8"?>
-<w:ftr xmlns:wpc="http://schemas.microsoft.com/office/word/2010/wordprocessingCanvas" xmlns:mc="http://schemas.openxmlformats.org/markup-compatibility/2006" xmlns:o="urn:schemas-microsoft-com:office:office" xmlns:r="http://schemas.openxmlformats.org/officeDocument/2006/relationships" xmlns:m="http://schemas.openxmlformats.org/officeDocument/2006/math" xmlns:v="urn:schemas-microsoft-com:vml" xmlns:wp14="http://schemas.microsoft.com/office/word/2010/wordprocessingDrawing" xmlns:wp="http://schemas.openxmlformats.org/drawingml/2006/wordprocessingDrawing" xmlns:w10="urn:schemas-microsoft-com:office:word" xmlns:w="http://schemas.openxmlformats.org/wordprocessingml/2006/main" xmlns:w14="http://schemas.microsoft.com/office/word/2010/wordml" xmlns:w15="http://schemas.microsoft.com/office/word/2012/wordml" xmlns:wne="http://schemas.microsoft.com/office/word/2006/wordml" xmlns:wpg="http://schemas.microsoft.com/office/word/2010/wordprocessingGroup" xmlns:wpi="http://schemas.microsoft.com/office/word/2010/wordprocessingInk" xmlns:wps="http://schemas.microsoft.com/office/word/2010/wordprocessingShape" mc:Ignorable="w14 w15 wp14">
-  <w:p>
-    <w:pPr>
-      <w:spacing w:line="229" w:lineRule="auto"/>
-      <w:ind w:left="4404"/>
-      <w:rPr>
-        <w:rFonts w:ascii="SimSun" w:eastAsia="SimSun" w:hAnsi="SimSun" w:cs="SimSun"/>
-        <w:sz w:val="18"/>
-        <w:szCs w:val="18"/>
-      </w:rPr>
-    </w:pPr>
-    <w:r>
-      <w:rPr>
-        <w:rFonts w:ascii="SimSun" w:eastAsia="SimSun" w:hAnsi="SimSun" w:cs="SimSun"/>
-        <w:sz w:val="18"/>
-        <w:szCs w:val="18"/>
-      </w:rPr>
-      <w:t>6</w:t>
-    </w:r>
-  </w:p>
-</w:ftr>
-</file>
-
-<file path=word/footer7.xml><?xml version="1.0" encoding="utf-8"?>
-<w:ftr xmlns:wpc="http://schemas.microsoft.com/office/word/2010/wordprocessingCanvas" xmlns:mc="http://schemas.openxmlformats.org/markup-compatibility/2006" xmlns:o="urn:schemas-microsoft-com:office:office" xmlns:r="http://schemas.openxmlformats.org/officeDocument/2006/relationships" xmlns:m="http://schemas.openxmlformats.org/officeDocument/2006/math" xmlns:v="urn:schemas-microsoft-com:vml" xmlns:wp14="http://schemas.microsoft.com/office/word/2010/wordprocessingDrawing" xmlns:wp="http://schemas.openxmlformats.org/drawingml/2006/wordprocessingDrawing" xmlns:w10="urn:schemas-microsoft-com:office:word" xmlns:w="http://schemas.openxmlformats.org/wordprocessingml/2006/main" xmlns:w14="http://schemas.microsoft.com/office/word/2010/wordml" xmlns:w15="http://schemas.microsoft.com/office/word/2012/wordml" xmlns:wne="http://schemas.microsoft.com/office/word/2006/wordml" xmlns:wpg="http://schemas.microsoft.com/office/word/2010/wordprocessingGroup" xmlns:wpi="http://schemas.microsoft.com/office/word/2010/wordprocessingInk" xmlns:wps="http://schemas.microsoft.com/office/word/2010/wordprocessingShape" mc:Ignorable="w14 w15 wp14">
-  <w:p>
-    <w:pPr>
-      <w:spacing w:line="229" w:lineRule="auto"/>
-      <w:ind w:left="4200"/>
-      <w:rPr>
-        <w:rFonts w:ascii="SimSun" w:eastAsia="SimSun" w:hAnsi="SimSun" w:cs="SimSun"/>
-        <w:sz w:val="18"/>
-        <w:szCs w:val="18"/>
-      </w:rPr>
-    </w:pPr>
-    <w:r>
-      <w:rPr>
-        <w:rFonts w:ascii="SimSun" w:eastAsia="SimSun" w:hAnsi="SimSun" w:cs="SimSun"/>
-        <w:sz w:val="18"/>
-        <w:szCs w:val="18"/>
-      </w:rPr>
-      <w:t>7</w:t>
-    </w:r>
-  </w:p>
-</w:ftr>
-</file>
-
-<file path=word/footer8.xml><?xml version="1.0" encoding="utf-8"?>
-<w:ftr xmlns:wpc="http://schemas.microsoft.com/office/word/2010/wordprocessingCanvas" xmlns:mc="http://schemas.openxmlformats.org/markup-compatibility/2006" xmlns:o="urn:schemas-microsoft-com:office:office" xmlns:r="http://schemas.openxmlformats.org/officeDocument/2006/relationships" xmlns:m="http://schemas.openxmlformats.org/officeDocument/2006/math" xmlns:v="urn:schemas-microsoft-com:vml" xmlns:wp14="http://schemas.microsoft.com/office/word/2010/wordprocessingDrawing" xmlns:wp="http://schemas.openxmlformats.org/drawingml/2006/wordprocessingDrawing" xmlns:w10="urn:schemas-microsoft-com:office:word" xmlns:w="http://schemas.openxmlformats.org/wordprocessingml/2006/main" xmlns:w14="http://schemas.microsoft.com/office/word/2010/wordml" xmlns:w15="http://schemas.microsoft.com/office/word/2012/wordml" xmlns:wne="http://schemas.microsoft.com/office/word/2006/wordml" xmlns:wpg="http://schemas.microsoft.com/office/word/2010/wordprocessingGroup" xmlns:wpi="http://schemas.microsoft.com/office/word/2010/wordprocessingInk" xmlns:wps="http://schemas.microsoft.com/office/word/2010/wordprocessingShape" mc:Ignorable="w14 w15 wp14">
-  <w:p>
-    <w:pPr>
-      <w:spacing w:line="229" w:lineRule="auto"/>
-      <w:ind w:left="4196"/>
-      <w:rPr>
-        <w:rFonts w:ascii="SimSun" w:eastAsia="SimSun" w:hAnsi="SimSun" w:cs="SimSun"/>
-        <w:sz w:val="18"/>
-        <w:szCs w:val="18"/>
-      </w:rPr>
-    </w:pPr>
-    <w:r>
-      <w:rPr>
-        <w:rFonts w:ascii="SimSun" w:eastAsia="SimSun" w:hAnsi="SimSun" w:cs="SimSun"/>
+        <w:rFonts w:ascii="宋体" w:hAnsi="宋体" w:eastAsia="宋体" w:cs="宋体"/>
         <w:sz w:val="18"/>
         <w:szCs w:val="18"/>
       </w:rPr>
@@ -5992,197 +4004,356 @@
 </w:ftr>
 </file>
 
+<file path=word/footnotes.xml><?xml version="1.0" encoding="utf-8"?>
+<w:footnotes xmlns:wpc="http://schemas.microsoft.com/office/word/2010/wordprocessingCanvas" xmlns:mc="http://schemas.openxmlformats.org/markup-compatibility/2006" xmlns:o="urn:schemas-microsoft-com:office:office" xmlns:r="http://schemas.openxmlformats.org/officeDocument/2006/relationships" xmlns:m="http://schemas.openxmlformats.org/officeDocument/2006/math" xmlns:v="urn:schemas-microsoft-com:vml" xmlns:wp14="http://schemas.microsoft.com/office/word/2010/wordprocessingDrawing" xmlns:wp="http://schemas.openxmlformats.org/drawingml/2006/wordprocessingDrawing" xmlns:w="http://schemas.openxmlformats.org/wordprocessingml/2006/main" xmlns:w14="http://schemas.microsoft.com/office/word/2010/wordml" xmlns:w15="http://schemas.microsoft.com/office/word/2012/wordml" xmlns:w10="urn:schemas-microsoft-com:office:word" xmlns:wpg="http://schemas.microsoft.com/office/word/2010/wordprocessingGroup" xmlns:wpi="http://schemas.microsoft.com/office/word/2010/wordprocessingInk" xmlns:wne="http://schemas.microsoft.com/office/word/2006/wordml" xmlns:wps="http://schemas.microsoft.com/office/word/2010/wordprocessingShape" xmlns:wpsCustomData="http://www.wps.cn/officeDocument/2013/wpsCustomData" mc:Ignorable="w14 w15 wp14">
+  <w:footnote w:type="separator" w:id="0">
+    <w:p>
+      <w:pPr>
+        <w:spacing w:before="0" w:after="0" w:line="240" w:lineRule="auto"/>
+      </w:pPr>
+      <w:r>
+        <w:separator/>
+      </w:r>
+    </w:p>
+  </w:footnote>
+  <w:footnote w:type="continuationSeparator" w:id="1">
+    <w:p>
+      <w:pPr>
+        <w:spacing w:before="0" w:after="0" w:line="240" w:lineRule="auto"/>
+      </w:pPr>
+      <w:r>
+        <w:continuationSeparator/>
+      </w:r>
+    </w:p>
+  </w:footnote>
+</w:footnotes>
+</file>
+
 <file path=word/styles.xml><?xml version="1.0" encoding="utf-8"?>
-<w:styles xmlns:mc="http://schemas.openxmlformats.org/markup-compatibility/2006" xmlns:r="http://schemas.openxmlformats.org/officeDocument/2006/relationships" xmlns:w="http://schemas.openxmlformats.org/wordprocessingml/2006/main" xmlns:w14="http://schemas.microsoft.com/office/word/2010/wordml" xmlns:w15="http://schemas.microsoft.com/office/word/2012/wordml" mc:Ignorable="w14 w15">
+<w:styles xmlns:mc="http://schemas.openxmlformats.org/markup-compatibility/2006" xmlns:o="urn:schemas-microsoft-com:office:office" xmlns:r="http://schemas.openxmlformats.org/officeDocument/2006/relationships" xmlns:m="http://schemas.openxmlformats.org/officeDocument/2006/math" xmlns:v="urn:schemas-microsoft-com:vml" xmlns:w="http://schemas.openxmlformats.org/wordprocessingml/2006/main" xmlns:w14="http://schemas.microsoft.com/office/word/2010/wordml" xmlns:w10="urn:schemas-microsoft-com:office:word" xmlns:sl="http://schemas.openxmlformats.org/schemaLibrary/2006/main" xmlns:wpsCustomData="http://www.wps.cn/officeDocument/2013/wpsCustomData" mc:Ignorable="w14">
   <w:docDefaults>
     <w:rPrDefault>
       <w:rPr>
-        <w:rFonts w:ascii="Arial" w:eastAsia="Arial" w:hAnsi="Arial" w:cs="Arial"/>
-        <w:snapToGrid w:val="0"/>
-        <w:color w:val="000000"/>
-        <w:kern w:val="0"/>
-        <w:sz w:val="21"/>
-        <w:szCs w:val="21"/>
-        <w:lang w:val="en-US" w:eastAsia="en-US" w:bidi="ar-SA"/>
+        <w:rFonts w:ascii="Arial" w:hAnsi="Arial" w:eastAsia="Arial" w:cs="Arial"/>
       </w:rPr>
     </w:rPrDefault>
-    <w:pPrDefault>
-      <w:pPr>
-        <w:spacing w:after="200" w:line="276" w:lineRule="auto"/>
-      </w:pPr>
-    </w:pPrDefault>
+    <w:pPrDefault/>
   </w:docDefaults>
-  <w:latentStyles w:defLockedState="0" w:defUIPriority="99" w:defSemiHidden="1" w:defUnhideWhenUsed="1" w:defQFormat="0" w:count="267">
-    <w:lsdException w:name="Normal" w:semiHidden="0" w:uiPriority="0" w:unhideWhenUsed="0" w:qFormat="1"/>
-    <w:lsdException w:name="heading 1" w:semiHidden="0" w:uiPriority="9" w:unhideWhenUsed="0" w:qFormat="1"/>
-    <w:lsdException w:name="heading 2" w:uiPriority="9" w:qFormat="1"/>
-    <w:lsdException w:name="heading 3" w:uiPriority="9" w:qFormat="1"/>
-    <w:lsdException w:name="heading 4" w:uiPriority="9" w:qFormat="1"/>
-    <w:lsdException w:name="heading 5" w:uiPriority="9" w:qFormat="1"/>
-    <w:lsdException w:name="heading 6" w:uiPriority="9" w:qFormat="1"/>
-    <w:lsdException w:name="heading 7" w:uiPriority="9" w:qFormat="1"/>
-    <w:lsdException w:name="heading 8" w:uiPriority="9" w:qFormat="1"/>
-    <w:lsdException w:name="heading 9" w:uiPriority="9" w:qFormat="1"/>
-    <w:lsdException w:name="toc 1" w:uiPriority="39"/>
-    <w:lsdException w:name="toc 2" w:uiPriority="39"/>
-    <w:lsdException w:name="toc 3" w:uiPriority="39"/>
-    <w:lsdException w:name="toc 4" w:uiPriority="39"/>
-    <w:lsdException w:name="toc 5" w:uiPriority="39"/>
-    <w:lsdException w:name="toc 6" w:uiPriority="39"/>
-    <w:lsdException w:name="toc 7" w:uiPriority="39"/>
-    <w:lsdException w:name="toc 8" w:uiPriority="39"/>
-    <w:lsdException w:name="toc 9" w:uiPriority="39"/>
-    <w:lsdException w:name="caption" w:uiPriority="35" w:qFormat="1"/>
-    <w:lsdException w:name="Title" w:semiHidden="0" w:uiPriority="10" w:unhideWhenUsed="0" w:qFormat="1"/>
-    <w:lsdException w:name="Default Paragraph Font" w:uiPriority="1"/>
-    <w:lsdException w:name="Subtitle" w:semiHidden="0" w:uiPriority="11" w:unhideWhenUsed="0" w:qFormat="1"/>
-    <w:lsdException w:name="Strong" w:semiHidden="0" w:uiPriority="22" w:unhideWhenUsed="0" w:qFormat="1"/>
-    <w:lsdException w:name="Emphasis" w:semiHidden="0" w:uiPriority="20" w:unhideWhenUsed="0" w:qFormat="1"/>
-    <w:lsdException w:name="Table Grid" w:semiHidden="0" w:uiPriority="59" w:unhideWhenUsed="0"/>
-    <w:lsdException w:name="Placeholder Text" w:unhideWhenUsed="0"/>
-    <w:lsdException w:name="No Spacing" w:semiHidden="0" w:uiPriority="1" w:unhideWhenUsed="0" w:qFormat="1"/>
-    <w:lsdException w:name="Light Shading" w:semiHidden="0" w:uiPriority="60" w:unhideWhenUsed="0"/>
-    <w:lsdException w:name="Light List" w:semiHidden="0" w:uiPriority="61" w:unhideWhenUsed="0"/>
-    <w:lsdException w:name="Light Grid" w:semiHidden="0" w:uiPriority="62" w:unhideWhenUsed="0"/>
-    <w:lsdException w:name="Medium Shading 1" w:semiHidden="0" w:uiPriority="63" w:unhideWhenUsed="0"/>
-    <w:lsdException w:name="Medium Shading 2" w:semiHidden="0" w:uiPriority="64" w:unhideWhenUsed="0"/>
-    <w:lsdException w:name="Medium List 1" w:semiHidden="0" w:uiPriority="65" w:unhideWhenUsed="0"/>
-    <w:lsdException w:name="Medium List 2" w:semiHidden="0" w:uiPriority="66" w:unhideWhenUsed="0"/>
-    <w:lsdException w:name="Medium Grid 1" w:semiHidden="0" w:uiPriority="67" w:unhideWhenUsed="0"/>
-    <w:lsdException w:name="Medium Grid 2" w:semiHidden="0" w:uiPriority="68" w:unhideWhenUsed="0"/>
-    <w:lsdException w:name="Medium Grid 3" w:semiHidden="0" w:uiPriority="69" w:unhideWhenUsed="0"/>
-    <w:lsdException w:name="Dark List" w:semiHidden="0" w:uiPriority="70" w:unhideWhenUsed="0"/>
-    <w:lsdException w:name="Colorful Shading" w:semiHidden="0" w:uiPriority="71" w:unhideWhenUsed="0"/>
-    <w:lsdException w:name="Colorful List" w:semiHidden="0" w:uiPriority="72" w:unhideWhenUsed="0"/>
-    <w:lsdException w:name="Colorful Grid" w:semiHidden="0" w:uiPriority="73" w:unhideWhenUsed="0"/>
-    <w:lsdException w:name="Light Shading Accent 1" w:semiHidden="0" w:uiPriority="60" w:unhideWhenUsed="0"/>
-    <w:lsdException w:name="Light List Accent 1" w:semiHidden="0" w:uiPriority="61" w:unhideWhenUsed="0"/>
-    <w:lsdException w:name="Light Grid Accent 1" w:semiHidden="0" w:uiPriority="62" w:unhideWhenUsed="0"/>
-    <w:lsdException w:name="Medium Shading 1 Accent 1" w:semiHidden="0" w:uiPriority="63" w:unhideWhenUsed="0"/>
-    <w:lsdException w:name="Medium Shading 2 Accent 1" w:semiHidden="0" w:uiPriority="64" w:unhideWhenUsed="0"/>
-    <w:lsdException w:name="Medium List 1 Accent 1" w:semiHidden="0" w:uiPriority="65" w:unhideWhenUsed="0"/>
-    <w:lsdException w:name="Revision" w:unhideWhenUsed="0"/>
-    <w:lsdException w:name="List Paragraph" w:semiHidden="0" w:uiPriority="34" w:unhideWhenUsed="0" w:qFormat="1"/>
-    <w:lsdException w:name="Quote" w:semiHidden="0" w:uiPriority="29" w:unhideWhenUsed="0" w:qFormat="1"/>
-    <w:lsdException w:name="Intense Quote" w:semiHidden="0" w:uiPriority="30" w:unhideWhenUsed="0" w:qFormat="1"/>
-    <w:lsdException w:name="Medium List 2 Accent 1" w:semiHidden="0" w:uiPriority="66" w:unhideWhenUsed="0"/>
-    <w:lsdException w:name="Medium Grid 1 Accent 1" w:semiHidden="0" w:uiPriority="67" w:unhideWhenUsed="0"/>
-    <w:lsdException w:name="Medium Grid 2 Accent 1" w:semiHidden="0" w:uiPriority="68" w:unhideWhenUsed="0"/>
-    <w:lsdException w:name="Medium Grid 3 Accent 1" w:semiHidden="0" w:uiPriority="69" w:unhideWhenUsed="0"/>
-    <w:lsdException w:name="Dark List Accent 1" w:semiHidden="0" w:uiPriority="70" w:unhideWhenUsed="0"/>
-    <w:lsdException w:name="Colorful Shading Accent 1" w:semiHidden="0" w:uiPriority="71" w:unhideWhenUsed="0"/>
-    <w:lsdException w:name="Colorful List Accent 1" w:semiHidden="0" w:uiPriority="72" w:unhideWhenUsed="0"/>
-    <w:lsdException w:name="Colorful Grid Accent 1" w:semiHidden="0" w:uiPriority="73" w:unhideWhenUsed="0"/>
-    <w:lsdException w:name="Light Shading Accent 2" w:semiHidden="0" w:uiPriority="60" w:unhideWhenUsed="0"/>
-    <w:lsdException w:name="Light List Accent 2" w:semiHidden="0" w:uiPriority="61" w:unhideWhenUsed="0"/>
-    <w:lsdException w:name="Light Grid Accent 2" w:semiHidden="0" w:uiPriority="62" w:unhideWhenUsed="0"/>
-    <w:lsdException w:name="Medium Shading 1 Accent 2" w:semiHidden="0" w:uiPriority="63" w:unhideWhenUsed="0"/>
-    <w:lsdException w:name="Medium Shading 2 Accent 2" w:semiHidden="0" w:uiPriority="64" w:unhideWhenUsed="0"/>
-    <w:lsdException w:name="Medium List 1 Accent 2" w:semiHidden="0" w:uiPriority="65" w:unhideWhenUsed="0"/>
-    <w:lsdException w:name="Medium List 2 Accent 2" w:semiHidden="0" w:uiPriority="66" w:unhideWhenUsed="0"/>
-    <w:lsdException w:name="Medium Grid 1 Accent 2" w:semiHidden="0" w:uiPriority="67" w:unhideWhenUsed="0"/>
-    <w:lsdException w:name="Medium Grid 2 Accent 2" w:semiHidden="0" w:uiPriority="68" w:unhideWhenUsed="0"/>
-    <w:lsdException w:name="Medium Grid 3 Accent 2" w:semiHidden="0" w:uiPriority="69" w:unhideWhenUsed="0"/>
-    <w:lsdException w:name="Dark List Accent 2" w:semiHidden="0" w:uiPriority="70" w:unhideWhenUsed="0"/>
-    <w:lsdException w:name="Colorful Shading Accent 2" w:semiHidden="0" w:uiPriority="71" w:unhideWhenUsed="0"/>
-    <w:lsdException w:name="Colorful List Accent 2" w:semiHidden="0" w:uiPriority="72" w:unhideWhenUsed="0"/>
-    <w:lsdException w:name="Colorful Grid Accent 2" w:semiHidden="0" w:uiPriority="73" w:unhideWhenUsed="0"/>
-    <w:lsdException w:name="Light Shading Accent 3" w:semiHidden="0" w:uiPriority="60" w:unhideWhenUsed="0"/>
-    <w:lsdException w:name="Light List Accent 3" w:semiHidden="0" w:uiPriority="61" w:unhideWhenUsed="0"/>
-    <w:lsdException w:name="Light Grid Accent 3" w:semiHidden="0" w:uiPriority="62" w:unhideWhenUsed="0"/>
-    <w:lsdException w:name="Medium Shading 1 Accent 3" w:semiHidden="0" w:uiPriority="63" w:unhideWhenUsed="0"/>
-    <w:lsdException w:name="Medium Shading 2 Accent 3" w:semiHidden="0" w:uiPriority="64" w:unhideWhenUsed="0"/>
-    <w:lsdException w:name="Medium List 1 Accent 3" w:semiHidden="0" w:uiPriority="65" w:unhideWhenUsed="0"/>
-    <w:lsdException w:name="Medium List 2 Accent 3" w:semiHidden="0" w:uiPriority="66" w:unhideWhenUsed="0"/>
-    <w:lsdException w:name="Medium Grid 1 Accent 3" w:semiHidden="0" w:uiPriority="67" w:unhideWhenUsed="0"/>
-    <w:lsdException w:name="Medium Grid 2 Accent 3" w:semiHidden="0" w:uiPriority="68" w:unhideWhenUsed="0"/>
-    <w:lsdException w:name="Medium Grid 3 Accent 3" w:semiHidden="0" w:uiPriority="69" w:unhideWhenUsed="0"/>
-    <w:lsdException w:name="Dark List Accent 3" w:semiHidden="0" w:uiPriority="70" w:unhideWhenUsed="0"/>
-    <w:lsdException w:name="Colorful Shading Accent 3" w:semiHidden="0" w:uiPriority="71" w:unhideWhenUsed="0"/>
-    <w:lsdException w:name="Colorful List Accent 3" w:semiHidden="0" w:uiPriority="72" w:unhideWhenUsed="0"/>
-    <w:lsdException w:name="Colorful Grid Accent 3" w:semiHidden="0" w:uiPriority="73" w:unhideWhenUsed="0"/>
-    <w:lsdException w:name="Light Shading Accent 4" w:semiHidden="0" w:uiPriority="60" w:unhideWhenUsed="0"/>
-    <w:lsdException w:name="Light List Accent 4" w:semiHidden="0" w:uiPriority="61" w:unhideWhenUsed="0"/>
-    <w:lsdException w:name="Light Grid Accent 4" w:semiHidden="0" w:uiPriority="62" w:unhideWhenUsed="0"/>
-    <w:lsdException w:name="Medium Shading 1 Accent 4" w:semiHidden="0" w:uiPriority="63" w:unhideWhenUsed="0"/>
-    <w:lsdException w:name="Medium Shading 2 Accent 4" w:semiHidden="0" w:uiPriority="64" w:unhideWhenUsed="0"/>
-    <w:lsdException w:name="Medium List 1 Accent 4" w:semiHidden="0" w:uiPriority="65" w:unhideWhenUsed="0"/>
-    <w:lsdException w:name="Medium List 2 Accent 4" w:semiHidden="0" w:uiPriority="66" w:unhideWhenUsed="0"/>
-    <w:lsdException w:name="Medium Grid 1 Accent 4" w:semiHidden="0" w:uiPriority="67" w:unhideWhenUsed="0"/>
-    <w:lsdException w:name="Medium Grid 2 Accent 4" w:semiHidden="0" w:uiPriority="68" w:unhideWhenUsed="0"/>
-    <w:lsdException w:name="Medium Grid 3 Accent 4" w:semiHidden="0" w:uiPriority="69" w:unhideWhenUsed="0"/>
-    <w:lsdException w:name="Dark List Accent 4" w:semiHidden="0" w:uiPriority="70" w:unhideWhenUsed="0"/>
-    <w:lsdException w:name="Colorful Shading Accent 4" w:semiHidden="0" w:uiPriority="71" w:unhideWhenUsed="0"/>
-    <w:lsdException w:name="Colorful List Accent 4" w:semiHidden="0" w:uiPriority="72" w:unhideWhenUsed="0"/>
-    <w:lsdException w:name="Colorful Grid Accent 4" w:semiHidden="0" w:uiPriority="73" w:unhideWhenUsed="0"/>
-    <w:lsdException w:name="Light Shading Accent 5" w:semiHidden="0" w:uiPriority="60" w:unhideWhenUsed="0"/>
-    <w:lsdException w:name="Light List Accent 5" w:semiHidden="0" w:uiPriority="61" w:unhideWhenUsed="0"/>
-    <w:lsdException w:name="Light Grid Accent 5" w:semiHidden="0" w:uiPriority="62" w:unhideWhenUsed="0"/>
-    <w:lsdException w:name="Medium Shading 1 Accent 5" w:semiHidden="0" w:uiPriority="63" w:unhideWhenUsed="0"/>
-    <w:lsdException w:name="Medium Shading 2 Accent 5" w:semiHidden="0" w:uiPriority="64" w:unhideWhenUsed="0"/>
-    <w:lsdException w:name="Medium List 1 Accent 5" w:semiHidden="0" w:uiPriority="65" w:unhideWhenUsed="0"/>
-    <w:lsdException w:name="Medium List 2 Accent 5" w:semiHidden="0" w:uiPriority="66" w:unhideWhenUsed="0"/>
-    <w:lsdException w:name="Medium Grid 1 Accent 5" w:semiHidden="0" w:uiPriority="67" w:unhideWhenUsed="0"/>
-    <w:lsdException w:name="Medium Grid 2 Accent 5" w:semiHidden="0" w:uiPriority="68" w:unhideWhenUsed="0"/>
-    <w:lsdException w:name="Medium Grid 3 Accent 5" w:semiHidden="0" w:uiPriority="69" w:unhideWhenUsed="0"/>
-    <w:lsdException w:name="Dark List Accent 5" w:semiHidden="0" w:uiPriority="70" w:unhideWhenUsed="0"/>
-    <w:lsdException w:name="Colorful Shading Accent 5" w:semiHidden="0" w:uiPriority="71" w:unhideWhenUsed="0"/>
-    <w:lsdException w:name="Colorful List Accent 5" w:semiHidden="0" w:uiPriority="72" w:unhideWhenUsed="0"/>
-    <w:lsdException w:name="Colorful Grid Accent 5" w:semiHidden="0" w:uiPriority="73" w:unhideWhenUsed="0"/>
-    <w:lsdException w:name="Light Shading Accent 6" w:semiHidden="0" w:uiPriority="60" w:unhideWhenUsed="0"/>
-    <w:lsdException w:name="Light List Accent 6" w:semiHidden="0" w:uiPriority="61" w:unhideWhenUsed="0"/>
-    <w:lsdException w:name="Light Grid Accent 6" w:semiHidden="0" w:uiPriority="62" w:unhideWhenUsed="0"/>
-    <w:lsdException w:name="Medium Shading 1 Accent 6" w:semiHidden="0" w:uiPriority="63" w:unhideWhenUsed="0"/>
-    <w:lsdException w:name="Medium Shading 2 Accent 6" w:semiHidden="0" w:uiPriority="64" w:unhideWhenUsed="0"/>
-    <w:lsdException w:name="Medium List 1 Accent 6" w:semiHidden="0" w:uiPriority="65" w:unhideWhenUsed="0"/>
-    <w:lsdException w:name="Medium List 2 Accent 6" w:semiHidden="0" w:uiPriority="66" w:unhideWhenUsed="0"/>
-    <w:lsdException w:name="Medium Grid 1 Accent 6" w:semiHidden="0" w:uiPriority="67" w:unhideWhenUsed="0"/>
-    <w:lsdException w:name="Medium Grid 2 Accent 6" w:semiHidden="0" w:uiPriority="68" w:unhideWhenUsed="0"/>
-    <w:lsdException w:name="Medium Grid 3 Accent 6" w:semiHidden="0" w:uiPriority="69" w:unhideWhenUsed="0"/>
-    <w:lsdException w:name="Dark List Accent 6" w:semiHidden="0" w:uiPriority="70" w:unhideWhenUsed="0"/>
-    <w:lsdException w:name="Colorful Shading Accent 6" w:semiHidden="0" w:uiPriority="71" w:unhideWhenUsed="0"/>
-    <w:lsdException w:name="Colorful List Accent 6" w:semiHidden="0" w:uiPriority="72" w:unhideWhenUsed="0"/>
-    <w:lsdException w:name="Colorful Grid Accent 6" w:semiHidden="0" w:uiPriority="73" w:unhideWhenUsed="0"/>
-    <w:lsdException w:name="Subtle Emphasis" w:semiHidden="0" w:uiPriority="19" w:unhideWhenUsed="0" w:qFormat="1"/>
-    <w:lsdException w:name="Intense Emphasis" w:semiHidden="0" w:uiPriority="21" w:unhideWhenUsed="0" w:qFormat="1"/>
-    <w:lsdException w:name="Subtle Reference" w:semiHidden="0" w:uiPriority="31" w:unhideWhenUsed="0" w:qFormat="1"/>
-    <w:lsdException w:name="Intense Reference" w:semiHidden="0" w:uiPriority="32" w:unhideWhenUsed="0" w:qFormat="1"/>
-    <w:lsdException w:name="Book Title" w:semiHidden="0" w:uiPriority="33" w:unhideWhenUsed="0" w:qFormat="1"/>
-    <w:lsdException w:name="Bibliography" w:uiPriority="37"/>
-    <w:lsdException w:name="TOC Heading" w:uiPriority="39" w:qFormat="1"/>
+  <w:latentStyles w:count="260" w:defQFormat="0" w:defUnhideWhenUsed="1" w:defSemiHidden="1" w:defUIPriority="99" w:defLockedState="0">
+    <w:lsdException w:qFormat="1" w:unhideWhenUsed="0" w:uiPriority="0" w:semiHidden="0" w:name="Normal"/>
+    <w:lsdException w:qFormat="1" w:unhideWhenUsed="0" w:uiPriority="9" w:semiHidden="0" w:name="heading 1"/>
+    <w:lsdException w:qFormat="1" w:uiPriority="9" w:name="heading 2"/>
+    <w:lsdException w:qFormat="1" w:uiPriority="9" w:name="heading 3"/>
+    <w:lsdException w:qFormat="1" w:uiPriority="9" w:name="heading 4"/>
+    <w:lsdException w:qFormat="1" w:uiPriority="9" w:name="heading 5"/>
+    <w:lsdException w:qFormat="1" w:uiPriority="9" w:name="heading 6"/>
+    <w:lsdException w:qFormat="1" w:uiPriority="9" w:name="heading 7"/>
+    <w:lsdException w:qFormat="1" w:uiPriority="9" w:name="heading 8"/>
+    <w:lsdException w:qFormat="1" w:uiPriority="9" w:name="heading 9"/>
+    <w:lsdException w:uiPriority="99" w:name="index 1"/>
+    <w:lsdException w:uiPriority="99" w:name="index 2"/>
+    <w:lsdException w:uiPriority="99" w:name="index 3"/>
+    <w:lsdException w:uiPriority="99" w:name="index 4"/>
+    <w:lsdException w:uiPriority="99" w:name="index 5"/>
+    <w:lsdException w:uiPriority="99" w:name="index 6"/>
+    <w:lsdException w:uiPriority="99" w:name="index 7"/>
+    <w:lsdException w:uiPriority="99" w:name="index 8"/>
+    <w:lsdException w:uiPriority="99" w:name="index 9"/>
+    <w:lsdException w:uiPriority="39" w:name="toc 1"/>
+    <w:lsdException w:uiPriority="39" w:name="toc 2"/>
+    <w:lsdException w:uiPriority="39" w:name="toc 3"/>
+    <w:lsdException w:uiPriority="39" w:name="toc 4"/>
+    <w:lsdException w:uiPriority="39" w:name="toc 5"/>
+    <w:lsdException w:uiPriority="39" w:name="toc 6"/>
+    <w:lsdException w:uiPriority="39" w:name="toc 7"/>
+    <w:lsdException w:uiPriority="39" w:name="toc 8"/>
+    <w:lsdException w:uiPriority="39" w:name="toc 9"/>
+    <w:lsdException w:uiPriority="99" w:name="Normal Indent"/>
+    <w:lsdException w:uiPriority="99" w:name="footnote text"/>
+    <w:lsdException w:uiPriority="99" w:name="annotation text"/>
+    <w:lsdException w:uiPriority="99" w:name="header"/>
+    <w:lsdException w:uiPriority="99" w:name="footer"/>
+    <w:lsdException w:uiPriority="99" w:name="index heading"/>
+    <w:lsdException w:qFormat="1" w:uiPriority="35" w:name="caption"/>
+    <w:lsdException w:uiPriority="99" w:name="table of figures"/>
+    <w:lsdException w:uiPriority="99" w:name="envelope address"/>
+    <w:lsdException w:uiPriority="99" w:name="envelope return"/>
+    <w:lsdException w:uiPriority="99" w:name="footnote reference"/>
+    <w:lsdException w:uiPriority="99" w:name="annotation reference"/>
+    <w:lsdException w:uiPriority="99" w:name="line number"/>
+    <w:lsdException w:uiPriority="99" w:name="page number"/>
+    <w:lsdException w:uiPriority="99" w:name="endnote reference"/>
+    <w:lsdException w:uiPriority="99" w:name="endnote text"/>
+    <w:lsdException w:uiPriority="99" w:name="table of authorities"/>
+    <w:lsdException w:uiPriority="99" w:name="macro"/>
+    <w:lsdException w:uiPriority="99" w:name="toa heading"/>
+    <w:lsdException w:uiPriority="99" w:name="List"/>
+    <w:lsdException w:uiPriority="99" w:name="List Bullet"/>
+    <w:lsdException w:uiPriority="99" w:name="List Number"/>
+    <w:lsdException w:uiPriority="99" w:name="List 2"/>
+    <w:lsdException w:uiPriority="99" w:name="List 3"/>
+    <w:lsdException w:uiPriority="99" w:name="List 4"/>
+    <w:lsdException w:uiPriority="99" w:name="List 5"/>
+    <w:lsdException w:uiPriority="99" w:name="List Bullet 2"/>
+    <w:lsdException w:uiPriority="99" w:name="List Bullet 3"/>
+    <w:lsdException w:uiPriority="99" w:name="List Bullet 4"/>
+    <w:lsdException w:uiPriority="99" w:name="List Bullet 5"/>
+    <w:lsdException w:uiPriority="99" w:name="List Number 2"/>
+    <w:lsdException w:uiPriority="99" w:name="List Number 3"/>
+    <w:lsdException w:uiPriority="99" w:name="List Number 4"/>
+    <w:lsdException w:uiPriority="99" w:name="List Number 5"/>
+    <w:lsdException w:qFormat="1" w:unhideWhenUsed="0" w:uiPriority="10" w:semiHidden="0" w:name="Title"/>
+    <w:lsdException w:uiPriority="99" w:name="Closing"/>
+    <w:lsdException w:uiPriority="99" w:name="Signature"/>
+    <w:lsdException w:qFormat="1" w:uiPriority="1" w:name="Default Paragraph Font"/>
+    <w:lsdException w:qFormat="1" w:unhideWhenUsed="0" w:uiPriority="0" w:name="Body Text"/>
+    <w:lsdException w:uiPriority="99" w:name="Body Text Indent"/>
+    <w:lsdException w:uiPriority="99" w:name="List Continue"/>
+    <w:lsdException w:uiPriority="99" w:name="List Continue 2"/>
+    <w:lsdException w:uiPriority="99" w:name="List Continue 3"/>
+    <w:lsdException w:uiPriority="99" w:name="List Continue 4"/>
+    <w:lsdException w:uiPriority="99" w:name="List Continue 5"/>
+    <w:lsdException w:uiPriority="99" w:name="Message Header"/>
+    <w:lsdException w:qFormat="1" w:unhideWhenUsed="0" w:uiPriority="11" w:semiHidden="0" w:name="Subtitle"/>
+    <w:lsdException w:uiPriority="99" w:name="Salutation"/>
+    <w:lsdException w:uiPriority="99" w:name="Date"/>
+    <w:lsdException w:uiPriority="99" w:name="Body Text First Indent"/>
+    <w:lsdException w:uiPriority="99" w:name="Body Text First Indent 2"/>
+    <w:lsdException w:uiPriority="99" w:name="Note Heading"/>
+    <w:lsdException w:uiPriority="99" w:name="Body Text 2"/>
+    <w:lsdException w:uiPriority="99" w:name="Body Text 3"/>
+    <w:lsdException w:uiPriority="99" w:name="Body Text Indent 2"/>
+    <w:lsdException w:uiPriority="99" w:name="Body Text Indent 3"/>
+    <w:lsdException w:uiPriority="99" w:name="Block Text"/>
+    <w:lsdException w:uiPriority="99" w:name="Hyperlink"/>
+    <w:lsdException w:uiPriority="99" w:name="FollowedHyperlink"/>
+    <w:lsdException w:qFormat="1" w:unhideWhenUsed="0" w:uiPriority="22" w:semiHidden="0" w:name="Strong"/>
+    <w:lsdException w:qFormat="1" w:unhideWhenUsed="0" w:uiPriority="20" w:semiHidden="0" w:name="Emphasis"/>
+    <w:lsdException w:uiPriority="99" w:name="Document Map"/>
+    <w:lsdException w:uiPriority="99" w:name="Plain Text"/>
+    <w:lsdException w:uiPriority="99" w:name="E-mail Signature"/>
+    <w:lsdException w:uiPriority="99" w:name="Normal (Web)"/>
+    <w:lsdException w:uiPriority="99" w:name="HTML Acronym"/>
+    <w:lsdException w:uiPriority="99" w:name="HTML Address"/>
+    <w:lsdException w:uiPriority="99" w:name="HTML Cite"/>
+    <w:lsdException w:uiPriority="99" w:name="HTML Code"/>
+    <w:lsdException w:uiPriority="99" w:name="HTML Definition"/>
+    <w:lsdException w:uiPriority="99" w:name="HTML Keyboard"/>
+    <w:lsdException w:uiPriority="99" w:name="HTML Preformatted"/>
+    <w:lsdException w:uiPriority="99" w:name="HTML Sample"/>
+    <w:lsdException w:uiPriority="99" w:name="HTML Typewriter"/>
+    <w:lsdException w:uiPriority="99" w:name="HTML Variable"/>
+    <w:lsdException w:qFormat="1" w:uiPriority="99" w:name="Normal Table"/>
+    <w:lsdException w:uiPriority="99" w:name="annotation subject"/>
+    <w:lsdException w:uiPriority="99" w:name="Table Simple 1"/>
+    <w:lsdException w:uiPriority="99" w:name="Table Simple 2"/>
+    <w:lsdException w:uiPriority="99" w:name="Table Simple 3"/>
+    <w:lsdException w:uiPriority="99" w:name="Table Classic 1"/>
+    <w:lsdException w:uiPriority="99" w:name="Table Classic 2"/>
+    <w:lsdException w:uiPriority="99" w:name="Table Classic 3"/>
+    <w:lsdException w:uiPriority="99" w:name="Table Classic 4"/>
+    <w:lsdException w:uiPriority="99" w:name="Table Colorful 1"/>
+    <w:lsdException w:uiPriority="99" w:name="Table Colorful 2"/>
+    <w:lsdException w:uiPriority="99" w:name="Table Colorful 3"/>
+    <w:lsdException w:uiPriority="99" w:name="Table Columns 1"/>
+    <w:lsdException w:uiPriority="99" w:name="Table Columns 2"/>
+    <w:lsdException w:uiPriority="99" w:name="Table Columns 3"/>
+    <w:lsdException w:uiPriority="99" w:name="Table Columns 4"/>
+    <w:lsdException w:uiPriority="99" w:name="Table Columns 5"/>
+    <w:lsdException w:uiPriority="99" w:name="Table Grid 1"/>
+    <w:lsdException w:uiPriority="99" w:name="Table Grid 2"/>
+    <w:lsdException w:uiPriority="99" w:name="Table Grid 3"/>
+    <w:lsdException w:uiPriority="99" w:name="Table Grid 4"/>
+    <w:lsdException w:uiPriority="99" w:name="Table Grid 5"/>
+    <w:lsdException w:uiPriority="99" w:name="Table Grid 6"/>
+    <w:lsdException w:uiPriority="99" w:name="Table Grid 7"/>
+    <w:lsdException w:uiPriority="99" w:name="Table Grid 8"/>
+    <w:lsdException w:uiPriority="99" w:name="Table List 1"/>
+    <w:lsdException w:uiPriority="99" w:name="Table List 2"/>
+    <w:lsdException w:uiPriority="99" w:name="Table List 3"/>
+    <w:lsdException w:uiPriority="99" w:name="Table List 4"/>
+    <w:lsdException w:uiPriority="99" w:name="Table List 5"/>
+    <w:lsdException w:uiPriority="99" w:name="Table List 6"/>
+    <w:lsdException w:uiPriority="99" w:name="Table List 7"/>
+    <w:lsdException w:uiPriority="99" w:name="Table List 8"/>
+    <w:lsdException w:uiPriority="99" w:name="Table 3D effects 1"/>
+    <w:lsdException w:uiPriority="99" w:name="Table 3D effects 2"/>
+    <w:lsdException w:uiPriority="99" w:name="Table 3D effects 3"/>
+    <w:lsdException w:uiPriority="99" w:name="Table Contemporary"/>
+    <w:lsdException w:uiPriority="99" w:name="Table Elegant"/>
+    <w:lsdException w:uiPriority="99" w:name="Table Professional"/>
+    <w:lsdException w:uiPriority="99" w:name="Table Subtle 1"/>
+    <w:lsdException w:uiPriority="99" w:name="Table Subtle 2"/>
+    <w:lsdException w:uiPriority="99" w:name="Table Web 1"/>
+    <w:lsdException w:uiPriority="99" w:name="Table Web 2"/>
+    <w:lsdException w:uiPriority="99" w:name="Table Web 3"/>
+    <w:lsdException w:uiPriority="99" w:name="Balloon Text"/>
+    <w:lsdException w:unhideWhenUsed="0" w:uiPriority="59" w:semiHidden="0" w:name="Table Grid"/>
+    <w:lsdException w:uiPriority="99" w:name="Table Theme"/>
+    <w:lsdException w:unhideWhenUsed="0" w:uiPriority="60" w:semiHidden="0" w:name="Light Shading"/>
+    <w:lsdException w:unhideWhenUsed="0" w:uiPriority="61" w:semiHidden="0" w:name="Light List"/>
+    <w:lsdException w:unhideWhenUsed="0" w:uiPriority="62" w:semiHidden="0" w:name="Light Grid"/>
+    <w:lsdException w:unhideWhenUsed="0" w:uiPriority="63" w:semiHidden="0" w:name="Medium Shading 1"/>
+    <w:lsdException w:unhideWhenUsed="0" w:uiPriority="64" w:semiHidden="0" w:name="Medium Shading 2"/>
+    <w:lsdException w:unhideWhenUsed="0" w:uiPriority="65" w:semiHidden="0" w:name="Medium List 1"/>
+    <w:lsdException w:unhideWhenUsed="0" w:uiPriority="66" w:semiHidden="0" w:name="Medium List 2"/>
+    <w:lsdException w:unhideWhenUsed="0" w:uiPriority="67" w:semiHidden="0" w:name="Medium Grid 1"/>
+    <w:lsdException w:unhideWhenUsed="0" w:uiPriority="68" w:semiHidden="0" w:name="Medium Grid 2"/>
+    <w:lsdException w:unhideWhenUsed="0" w:uiPriority="69" w:semiHidden="0" w:name="Medium Grid 3"/>
+    <w:lsdException w:unhideWhenUsed="0" w:uiPriority="70" w:semiHidden="0" w:name="Dark List"/>
+    <w:lsdException w:unhideWhenUsed="0" w:uiPriority="71" w:semiHidden="0" w:name="Colorful Shading"/>
+    <w:lsdException w:unhideWhenUsed="0" w:uiPriority="72" w:semiHidden="0" w:name="Colorful List"/>
+    <w:lsdException w:unhideWhenUsed="0" w:uiPriority="73" w:semiHidden="0" w:name="Colorful Grid"/>
+    <w:lsdException w:unhideWhenUsed="0" w:uiPriority="60" w:semiHidden="0" w:name="Light Shading Accent 1"/>
+    <w:lsdException w:unhideWhenUsed="0" w:uiPriority="61" w:semiHidden="0" w:name="Light List Accent 1"/>
+    <w:lsdException w:unhideWhenUsed="0" w:uiPriority="62" w:semiHidden="0" w:name="Light Grid Accent 1"/>
+    <w:lsdException w:unhideWhenUsed="0" w:uiPriority="63" w:semiHidden="0" w:name="Medium Shading 1 Accent 1"/>
+    <w:lsdException w:unhideWhenUsed="0" w:uiPriority="64" w:semiHidden="0" w:name="Medium Shading 2 Accent 1"/>
+    <w:lsdException w:unhideWhenUsed="0" w:uiPriority="65" w:semiHidden="0" w:name="Medium List 1 Accent 1"/>
+    <w:lsdException w:unhideWhenUsed="0" w:uiPriority="66" w:semiHidden="0" w:name="Medium List 2 Accent 1"/>
+    <w:lsdException w:unhideWhenUsed="0" w:uiPriority="67" w:semiHidden="0" w:name="Medium Grid 1 Accent 1"/>
+    <w:lsdException w:unhideWhenUsed="0" w:uiPriority="68" w:semiHidden="0" w:name="Medium Grid 2 Accent 1"/>
+    <w:lsdException w:unhideWhenUsed="0" w:uiPriority="69" w:semiHidden="0" w:name="Medium Grid 3 Accent 1"/>
+    <w:lsdException w:unhideWhenUsed="0" w:uiPriority="70" w:semiHidden="0" w:name="Dark List Accent 1"/>
+    <w:lsdException w:unhideWhenUsed="0" w:uiPriority="71" w:semiHidden="0" w:name="Colorful Shading Accent 1"/>
+    <w:lsdException w:unhideWhenUsed="0" w:uiPriority="72" w:semiHidden="0" w:name="Colorful List Accent 1"/>
+    <w:lsdException w:unhideWhenUsed="0" w:uiPriority="73" w:semiHidden="0" w:name="Colorful Grid Accent 1"/>
+    <w:lsdException w:unhideWhenUsed="0" w:uiPriority="60" w:semiHidden="0" w:name="Light Shading Accent 2"/>
+    <w:lsdException w:unhideWhenUsed="0" w:uiPriority="61" w:semiHidden="0" w:name="Light List Accent 2"/>
+    <w:lsdException w:unhideWhenUsed="0" w:uiPriority="62" w:semiHidden="0" w:name="Light Grid Accent 2"/>
+    <w:lsdException w:unhideWhenUsed="0" w:uiPriority="63" w:semiHidden="0" w:name="Medium Shading 1 Accent 2"/>
+    <w:lsdException w:unhideWhenUsed="0" w:uiPriority="64" w:semiHidden="0" w:name="Medium Shading 2 Accent 2"/>
+    <w:lsdException w:unhideWhenUsed="0" w:uiPriority="65" w:semiHidden="0" w:name="Medium List 1 Accent 2"/>
+    <w:lsdException w:unhideWhenUsed="0" w:uiPriority="66" w:semiHidden="0" w:name="Medium List 2 Accent 2"/>
+    <w:lsdException w:unhideWhenUsed="0" w:uiPriority="67" w:semiHidden="0" w:name="Medium Grid 1 Accent 2"/>
+    <w:lsdException w:unhideWhenUsed="0" w:uiPriority="68" w:semiHidden="0" w:name="Medium Grid 2 Accent 2"/>
+    <w:lsdException w:unhideWhenUsed="0" w:uiPriority="69" w:semiHidden="0" w:name="Medium Grid 3 Accent 2"/>
+    <w:lsdException w:unhideWhenUsed="0" w:uiPriority="70" w:semiHidden="0" w:name="Dark List Accent 2"/>
+    <w:lsdException w:unhideWhenUsed="0" w:uiPriority="71" w:semiHidden="0" w:name="Colorful Shading Accent 2"/>
+    <w:lsdException w:unhideWhenUsed="0" w:uiPriority="72" w:semiHidden="0" w:name="Colorful List Accent 2"/>
+    <w:lsdException w:unhideWhenUsed="0" w:uiPriority="73" w:semiHidden="0" w:name="Colorful Grid Accent 2"/>
+    <w:lsdException w:unhideWhenUsed="0" w:uiPriority="60" w:semiHidden="0" w:name="Light Shading Accent 3"/>
+    <w:lsdException w:unhideWhenUsed="0" w:uiPriority="61" w:semiHidden="0" w:name="Light List Accent 3"/>
+    <w:lsdException w:unhideWhenUsed="0" w:uiPriority="62" w:semiHidden="0" w:name="Light Grid Accent 3"/>
+    <w:lsdException w:unhideWhenUsed="0" w:uiPriority="63" w:semiHidden="0" w:name="Medium Shading 1 Accent 3"/>
+    <w:lsdException w:unhideWhenUsed="0" w:uiPriority="64" w:semiHidden="0" w:name="Medium Shading 2 Accent 3"/>
+    <w:lsdException w:unhideWhenUsed="0" w:uiPriority="65" w:semiHidden="0" w:name="Medium List 1 Accent 3"/>
+    <w:lsdException w:unhideWhenUsed="0" w:uiPriority="66" w:semiHidden="0" w:name="Medium List 2 Accent 3"/>
+    <w:lsdException w:unhideWhenUsed="0" w:uiPriority="67" w:semiHidden="0" w:name="Medium Grid 1 Accent 3"/>
+    <w:lsdException w:unhideWhenUsed="0" w:uiPriority="68" w:semiHidden="0" w:name="Medium Grid 2 Accent 3"/>
+    <w:lsdException w:unhideWhenUsed="0" w:uiPriority="69" w:semiHidden="0" w:name="Medium Grid 3 Accent 3"/>
+    <w:lsdException w:unhideWhenUsed="0" w:uiPriority="70" w:semiHidden="0" w:name="Dark List Accent 3"/>
+    <w:lsdException w:unhideWhenUsed="0" w:uiPriority="71" w:semiHidden="0" w:name="Colorful Shading Accent 3"/>
+    <w:lsdException w:unhideWhenUsed="0" w:uiPriority="72" w:semiHidden="0" w:name="Colorful List Accent 3"/>
+    <w:lsdException w:unhideWhenUsed="0" w:uiPriority="73" w:semiHidden="0" w:name="Colorful Grid Accent 3"/>
+    <w:lsdException w:unhideWhenUsed="0" w:uiPriority="60" w:semiHidden="0" w:name="Light Shading Accent 4"/>
+    <w:lsdException w:unhideWhenUsed="0" w:uiPriority="61" w:semiHidden="0" w:name="Light List Accent 4"/>
+    <w:lsdException w:unhideWhenUsed="0" w:uiPriority="62" w:semiHidden="0" w:name="Light Grid Accent 4"/>
+    <w:lsdException w:unhideWhenUsed="0" w:uiPriority="63" w:semiHidden="0" w:name="Medium Shading 1 Accent 4"/>
+    <w:lsdException w:unhideWhenUsed="0" w:uiPriority="64" w:semiHidden="0" w:name="Medium Shading 2 Accent 4"/>
+    <w:lsdException w:unhideWhenUsed="0" w:uiPriority="65" w:semiHidden="0" w:name="Medium List 1 Accent 4"/>
+    <w:lsdException w:unhideWhenUsed="0" w:uiPriority="66" w:semiHidden="0" w:name="Medium List 2 Accent 4"/>
+    <w:lsdException w:unhideWhenUsed="0" w:uiPriority="67" w:semiHidden="0" w:name="Medium Grid 1 Accent 4"/>
+    <w:lsdException w:unhideWhenUsed="0" w:uiPriority="68" w:semiHidden="0" w:name="Medium Grid 2 Accent 4"/>
+    <w:lsdException w:unhideWhenUsed="0" w:uiPriority="69" w:semiHidden="0" w:name="Medium Grid 3 Accent 4"/>
+    <w:lsdException w:unhideWhenUsed="0" w:uiPriority="70" w:semiHidden="0" w:name="Dark List Accent 4"/>
+    <w:lsdException w:unhideWhenUsed="0" w:uiPriority="71" w:semiHidden="0" w:name="Colorful Shading Accent 4"/>
+    <w:lsdException w:unhideWhenUsed="0" w:uiPriority="72" w:semiHidden="0" w:name="Colorful List Accent 4"/>
+    <w:lsdException w:unhideWhenUsed="0" w:uiPriority="73" w:semiHidden="0" w:name="Colorful Grid Accent 4"/>
+    <w:lsdException w:unhideWhenUsed="0" w:uiPriority="60" w:semiHidden="0" w:name="Light Shading Accent 5"/>
+    <w:lsdException w:unhideWhenUsed="0" w:uiPriority="61" w:semiHidden="0" w:name="Light List Accent 5"/>
+    <w:lsdException w:unhideWhenUsed="0" w:uiPriority="62" w:semiHidden="0" w:name="Light Grid Accent 5"/>
+    <w:lsdException w:unhideWhenUsed="0" w:uiPriority="63" w:semiHidden="0" w:name="Medium Shading 1 Accent 5"/>
+    <w:lsdException w:unhideWhenUsed="0" w:uiPriority="64" w:semiHidden="0" w:name="Medium Shading 2 Accent 5"/>
+    <w:lsdException w:unhideWhenUsed="0" w:uiPriority="65" w:semiHidden="0" w:name="Medium List 1 Accent 5"/>
+    <w:lsdException w:unhideWhenUsed="0" w:uiPriority="66" w:semiHidden="0" w:name="Medium List 2 Accent 5"/>
+    <w:lsdException w:unhideWhenUsed="0" w:uiPriority="67" w:semiHidden="0" w:name="Medium Grid 1 Accent 5"/>
+    <w:lsdException w:unhideWhenUsed="0" w:uiPriority="68" w:semiHidden="0" w:name="Medium Grid 2 Accent 5"/>
+    <w:lsdException w:unhideWhenUsed="0" w:uiPriority="69" w:semiHidden="0" w:name="Medium Grid 3 Accent 5"/>
+    <w:lsdException w:unhideWhenUsed="0" w:uiPriority="70" w:semiHidden="0" w:name="Dark List Accent 5"/>
+    <w:lsdException w:unhideWhenUsed="0" w:uiPriority="71" w:semiHidden="0" w:name="Colorful Shading Accent 5"/>
+    <w:lsdException w:unhideWhenUsed="0" w:uiPriority="72" w:semiHidden="0" w:name="Colorful List Accent 5"/>
+    <w:lsdException w:unhideWhenUsed="0" w:uiPriority="73" w:semiHidden="0" w:name="Colorful Grid Accent 5"/>
+    <w:lsdException w:unhideWhenUsed="0" w:uiPriority="60" w:semiHidden="0" w:name="Light Shading Accent 6"/>
+    <w:lsdException w:unhideWhenUsed="0" w:uiPriority="61" w:semiHidden="0" w:name="Light List Accent 6"/>
+    <w:lsdException w:unhideWhenUsed="0" w:uiPriority="62" w:semiHidden="0" w:name="Light Grid Accent 6"/>
+    <w:lsdException w:unhideWhenUsed="0" w:uiPriority="63" w:semiHidden="0" w:name="Medium Shading 1 Accent 6"/>
+    <w:lsdException w:unhideWhenUsed="0" w:uiPriority="64" w:semiHidden="0" w:name="Medium Shading 2 Accent 6"/>
+    <w:lsdException w:unhideWhenUsed="0" w:uiPriority="65" w:semiHidden="0" w:name="Medium List 1 Accent 6"/>
+    <w:lsdException w:unhideWhenUsed="0" w:uiPriority="66" w:semiHidden="0" w:name="Medium List 2 Accent 6"/>
+    <w:lsdException w:unhideWhenUsed="0" w:uiPriority="67" w:semiHidden="0" w:name="Medium Grid 1 Accent 6"/>
+    <w:lsdException w:unhideWhenUsed="0" w:uiPriority="68" w:semiHidden="0" w:name="Medium Grid 2 Accent 6"/>
+    <w:lsdException w:unhideWhenUsed="0" w:uiPriority="69" w:semiHidden="0" w:name="Medium Grid 3 Accent 6"/>
+    <w:lsdException w:unhideWhenUsed="0" w:uiPriority="70" w:semiHidden="0" w:name="Dark List Accent 6"/>
+    <w:lsdException w:unhideWhenUsed="0" w:uiPriority="71" w:semiHidden="0" w:name="Colorful Shading Accent 6"/>
+    <w:lsdException w:unhideWhenUsed="0" w:uiPriority="72" w:semiHidden="0" w:name="Colorful List Accent 6"/>
+    <w:lsdException w:unhideWhenUsed="0" w:uiPriority="73" w:semiHidden="0" w:name="Colorful Grid Accent 6"/>
   </w:latentStyles>
-  <w:style w:type="paragraph" w:default="1" w:styleId="Normal">
+  <w:style w:type="paragraph" w:default="1" w:styleId="1">
     <w:name w:val="Normal"/>
-    <w:semiHidden/>
     <w:qFormat/>
+    <w:uiPriority w:val="0"/>
     <w:pPr>
       <w:kinsoku w:val="0"/>
       <w:autoSpaceDE w:val="0"/>
       <w:autoSpaceDN w:val="0"/>
       <w:adjustRightInd w:val="0"/>
       <w:snapToGrid w:val="0"/>
-      <w:spacing w:line="240" w:lineRule="auto"/>
+      <w:spacing w:after="200" w:line="240" w:lineRule="auto"/>
       <w:jc w:val="left"/>
       <w:textAlignment w:val="baseline"/>
     </w:pPr>
     <w:rPr>
-      <w:noProof/>
+      <w:rFonts w:ascii="Arial" w:hAnsi="Arial" w:eastAsia="Arial" w:cs="Arial"/>
       <w:snapToGrid w:val="0"/>
       <w:color w:val="000000"/>
       <w:kern w:val="0"/>
+      <w:sz w:val="21"/>
+      <w:szCs w:val="21"/>
+      <w:lang w:val="en-US" w:eastAsia="en-US" w:bidi="ar-SA"/>
     </w:rPr>
   </w:style>
-  <w:style w:type="character" w:default="1" w:styleId="DefaultParagraphFont">
+  <w:style w:type="character" w:default="1" w:styleId="4">
     <w:name w:val="Default Paragraph Font"/>
-    <w:uiPriority w:val="1"/>
     <w:semiHidden/>
     <w:unhideWhenUsed/>
+    <w:qFormat/>
+    <w:uiPriority w:val="1"/>
   </w:style>
-  <w:style w:type="table" w:customStyle="1" w:styleId="TableNormal">
+  <w:style w:type="table" w:default="1" w:styleId="3">
+    <w:name w:val="Normal Table"/>
+    <w:semiHidden/>
+    <w:unhideWhenUsed/>
+    <w:qFormat/>
+    <w:uiPriority w:val="99"/>
+    <w:tblPr>
+      <w:tblCellMar>
+        <w:top w:w="0" w:type="dxa"/>
+        <w:left w:w="108" w:type="dxa"/>
+        <w:bottom w:w="0" w:type="dxa"/>
+        <w:right w:w="108" w:type="dxa"/>
+      </w:tblCellMar>
+    </w:tblPr>
+  </w:style>
+  <w:style w:type="paragraph" w:styleId="2">
+    <w:name w:val="Body Text"/>
+    <w:basedOn w:val="1"/>
+    <w:semiHidden/>
+    <w:qFormat/>
+    <w:uiPriority w:val="0"/>
+    <w:rPr>
+      <w:rFonts w:ascii="Arial" w:hAnsi="Arial" w:eastAsia="Arial" w:cs="Arial"/>
+      <w:sz w:val="21"/>
+      <w:szCs w:val="21"/>
+      <w:lang w:val="en-US" w:eastAsia="en-US" w:bidi="ar-SA"/>
+    </w:rPr>
+  </w:style>
+  <w:style w:type="table" w:customStyle="1" w:styleId="5">
     <w:name w:val="Table Normal"/>
     <w:semiHidden/>
     <w:unhideWhenUsed/>
     <w:qFormat/>
+    <w:uiPriority w:val="0"/>
     <w:tblPr>
       <w:tblCellMar>
         <w:top w:w="0" w:type="dxa"/>
@@ -6192,29 +4363,302 @@
       </w:tblCellMar>
     </w:tblPr>
   </w:style>
-  <w:style w:type="paragraph" w:styleId="BodyText">
-    <w:name w:val="Body Text"/>
-    <w:basedOn w:val="Normal"/>
+  <w:style w:type="paragraph" w:customStyle="1" w:styleId="6">
+    <w:name w:val="Table Text"/>
+    <w:basedOn w:val="1"/>
     <w:semiHidden/>
     <w:qFormat/>
+    <w:uiPriority w:val="0"/>
     <w:rPr>
-      <w:rFonts w:ascii="Arial" w:eastAsia="Arial" w:hAnsi="Arial" w:cs="Arial"/>
-      <w:sz w:val="21"/>
-      <w:szCs w:val="21"/>
-      <w:lang w:val="en-US" w:eastAsia="en-US" w:bidi="ar-SA"/>
-    </w:rPr>
-  </w:style>
-  <w:style w:type="paragraph" w:customStyle="1" w:styleId="TableText">
-    <w:name w:val="Table Text"/>
-    <w:basedOn w:val="Normal"/>
-    <w:semiHidden/>
-    <w:qFormat/>
-    <w:rPr>
-      <w:rFonts w:ascii="Arial" w:eastAsia="Arial" w:hAnsi="Arial" w:cs="Arial"/>
+      <w:rFonts w:ascii="Arial" w:hAnsi="Arial" w:eastAsia="Arial" w:cs="Arial"/>
       <w:sz w:val="21"/>
       <w:szCs w:val="21"/>
       <w:lang w:val="en-US" w:eastAsia="en-US" w:bidi="ar-SA"/>
     </w:rPr>
   </w:style>
 </w:styles>
+</file>
+
+<file path=word/theme/theme1.xml><?xml version="1.0" encoding="utf-8"?>
+<a:theme xmlns:a="http://schemas.openxmlformats.org/drawingml/2006/main" name="Office">
+  <a:themeElements>
+    <a:clrScheme name="Office">
+      <a:dk1>
+        <a:sysClr val="windowText" lastClr="000000"/>
+      </a:dk1>
+      <a:lt1>
+        <a:sysClr val="window" lastClr="FFFFFF"/>
+      </a:lt1>
+      <a:dk2>
+        <a:srgbClr val="1F497D"/>
+      </a:dk2>
+      <a:lt2>
+        <a:srgbClr val="EEECE1"/>
+      </a:lt2>
+      <a:accent1>
+        <a:srgbClr val="4F81BD"/>
+      </a:accent1>
+      <a:accent2>
+        <a:srgbClr val="C0504D"/>
+      </a:accent2>
+      <a:accent3>
+        <a:srgbClr val="9BBB59"/>
+      </a:accent3>
+      <a:accent4>
+        <a:srgbClr val="8064A2"/>
+      </a:accent4>
+      <a:accent5>
+        <a:srgbClr val="4BACC6"/>
+      </a:accent5>
+      <a:accent6>
+        <a:srgbClr val="F79646"/>
+      </a:accent6>
+      <a:hlink>
+        <a:srgbClr val="0000FF"/>
+      </a:hlink>
+      <a:folHlink>
+        <a:srgbClr val="800080"/>
+      </a:folHlink>
+    </a:clrScheme>
+    <a:fontScheme name="Office">
+      <a:majorFont>
+        <a:latin typeface="Cambria"/>
+        <a:ea typeface=""/>
+        <a:cs typeface=""/>
+        <a:font script="Jpan" typeface="ＭＳ ゴシック"/>
+        <a:font script="Hang" typeface="맑은 고딕"/>
+        <a:font script="Hans" typeface="宋体"/>
+        <a:font script="Hant" typeface="新細明體"/>
+        <a:font script="Arab" typeface="Times New Roman"/>
+        <a:font script="Hebr" typeface="Times New Roman"/>
+        <a:font script="Thai" typeface="Angsana New"/>
+        <a:font script="Ethi" typeface="Nyala"/>
+        <a:font script="Beng" typeface="Vrinda"/>
+        <a:font script="Gujr" typeface="Shruti"/>
+        <a:font script="Khmr" typeface="MoolBoran"/>
+        <a:font script="Knda" typeface="Tunga"/>
+        <a:font script="Guru" typeface="Raavi"/>
+        <a:font script="Cans" typeface="Euphemia"/>
+        <a:font script="Cher" typeface="Plantagenet Cherokee"/>
+        <a:font script="Yiii" typeface="Microsoft Yi Baiti"/>
+        <a:font script="Tibt" typeface="Microsoft Himalaya"/>
+        <a:font script="Thaa" typeface="MV Boli"/>
+        <a:font script="Deva" typeface="Mangal"/>
+        <a:font script="Telu" typeface="Gautami"/>
+        <a:font script="Taml" typeface="Latha"/>
+        <a:font script="Syrc" typeface="Estrangelo Edessa"/>
+        <a:font script="Orya" typeface="Kalinga"/>
+        <a:font script="Mlym" typeface="Kartika"/>
+        <a:font script="Laoo" typeface="DokChampa"/>
+        <a:font script="Sinh" typeface="Iskoola Pota"/>
+        <a:font script="Mong" typeface="Mongolian Baiti"/>
+        <a:font script="Viet" typeface="Times New Roman"/>
+        <a:font script="Uigh" typeface="Microsoft Uighur"/>
+        <a:font script="Geor" typeface="Sylfaen"/>
+      </a:majorFont>
+      <a:minorFont>
+        <a:latin typeface="Calibri"/>
+        <a:ea typeface=""/>
+        <a:cs typeface=""/>
+        <a:font script="Jpan" typeface="ＭＳ 明朝"/>
+        <a:font script="Hang" typeface="맑은 고딕"/>
+        <a:font script="Hans" typeface="宋体"/>
+        <a:font script="Hant" typeface="新細明體"/>
+        <a:font script="Arab" typeface="Arial"/>
+        <a:font script="Hebr" typeface="Arial"/>
+        <a:font script="Thai" typeface="Cordia New"/>
+        <a:font script="Ethi" typeface="Nyala"/>
+        <a:font script="Beng" typeface="Vrinda"/>
+        <a:font script="Gujr" typeface="Shruti"/>
+        <a:font script="Khmr" typeface="DaunPenh"/>
+        <a:font script="Knda" typeface="Tunga"/>
+        <a:font script="Guru" typeface="Raavi"/>
+        <a:font script="Cans" typeface="Euphemia"/>
+        <a:font script="Cher" typeface="Plantagenet Cherokee"/>
+        <a:font script="Yiii" typeface="Microsoft Yi Baiti"/>
+        <a:font script="Tibt" typeface="Microsoft Himalaya"/>
+        <a:font script="Thaa" typeface="MV Boli"/>
+        <a:font script="Deva" typeface="Mangal"/>
+        <a:font script="Telu" typeface="Gautami"/>
+        <a:font script="Taml" typeface="Latha"/>
+        <a:font script="Syrc" typeface="Estrangelo Edessa"/>
+        <a:font script="Orya" typeface="Kalinga"/>
+        <a:font script="Mlym" typeface="Kartika"/>
+        <a:font script="Laoo" typeface="DokChampa"/>
+        <a:font script="Sinh" typeface="Iskoola Pota"/>
+        <a:font script="Mong" typeface="Mongolian Baiti"/>
+        <a:font script="Viet" typeface="Arial"/>
+        <a:font script="Uigh" typeface="Microsoft Uighur"/>
+        <a:font script="Geor" typeface="Sylfaen"/>
+      </a:minorFont>
+    </a:fontScheme>
+    <a:fmtScheme name="Office">
+      <a:fillStyleLst>
+        <a:solidFill>
+          <a:schemeClr val="phClr"/>
+        </a:solidFill>
+        <a:gradFill rotWithShape="1">
+          <a:gsLst>
+            <a:gs pos="0">
+              <a:schemeClr val="phClr">
+                <a:tint val="50000"/>
+                <a:satMod val="300000"/>
+              </a:schemeClr>
+            </a:gs>
+            <a:gs pos="35000">
+              <a:schemeClr val="phClr">
+                <a:tint val="37000"/>
+                <a:satMod val="300000"/>
+              </a:schemeClr>
+            </a:gs>
+            <a:gs pos="100000">
+              <a:schemeClr val="phClr">
+                <a:tint val="15000"/>
+                <a:satMod val="350000"/>
+              </a:schemeClr>
+            </a:gs>
+          </a:gsLst>
+          <a:lin ang="16200000" scaled="1"/>
+        </a:gradFill>
+        <a:gradFill rotWithShape="1">
+          <a:gsLst>
+            <a:gs pos="0">
+              <a:schemeClr val="phClr">
+                <a:shade val="51000"/>
+                <a:satMod val="130000"/>
+              </a:schemeClr>
+            </a:gs>
+            <a:gs pos="80000">
+              <a:schemeClr val="phClr">
+                <a:shade val="93000"/>
+                <a:satMod val="130000"/>
+              </a:schemeClr>
+            </a:gs>
+            <a:gs pos="100000">
+              <a:schemeClr val="phClr">
+                <a:shade val="94000"/>
+                <a:satMod val="135000"/>
+              </a:schemeClr>
+            </a:gs>
+          </a:gsLst>
+          <a:lin ang="16200000" scaled="0"/>
+        </a:gradFill>
+      </a:fillStyleLst>
+      <a:lnStyleLst>
+        <a:ln w="9525" cap="flat" cmpd="sng" algn="ctr">
+          <a:solidFill>
+            <a:schemeClr val="phClr">
+              <a:shade val="95000"/>
+              <a:satMod val="105000"/>
+            </a:schemeClr>
+          </a:solidFill>
+          <a:prstDash val="solid"/>
+        </a:ln>
+        <a:ln w="25400" cap="flat" cmpd="sng" algn="ctr">
+          <a:solidFill>
+            <a:schemeClr val="phClr"/>
+          </a:solidFill>
+          <a:prstDash val="solid"/>
+        </a:ln>
+        <a:ln w="38100" cap="flat" cmpd="sng" algn="ctr">
+          <a:solidFill>
+            <a:schemeClr val="phClr"/>
+          </a:solidFill>
+          <a:prstDash val="solid"/>
+        </a:ln>
+      </a:lnStyleLst>
+      <a:effectStyleLst>
+        <a:effectStyle>
+          <a:effectLst>
+            <a:outerShdw blurRad="40000" dist="20000" dir="5400000" rotWithShape="0">
+              <a:srgbClr val="000000">
+                <a:alpha val="38000"/>
+              </a:srgbClr>
+            </a:outerShdw>
+          </a:effectLst>
+        </a:effectStyle>
+        <a:effectStyle>
+          <a:effectLst>
+            <a:outerShdw blurRad="40000" dist="23000" dir="5400000" rotWithShape="0">
+              <a:srgbClr val="000000">
+                <a:alpha val="35000"/>
+              </a:srgbClr>
+            </a:outerShdw>
+          </a:effectLst>
+        </a:effectStyle>
+        <a:effectStyle>
+          <a:effectLst>
+            <a:outerShdw blurRad="40000" dist="23000" dir="5400000" rotWithShape="0">
+              <a:srgbClr val="000000">
+                <a:alpha val="35000"/>
+              </a:srgbClr>
+            </a:outerShdw>
+          </a:effectLst>
+          <a:scene3d>
+            <a:camera prst="orthographicFront">
+              <a:rot lat="0" lon="0" rev="0"/>
+            </a:camera>
+            <a:lightRig rig="threePt" dir="t">
+              <a:rot lat="0" lon="0" rev="1200000"/>
+            </a:lightRig>
+          </a:scene3d>
+          <a:sp3d>
+            <a:bevelT w="63500" h="25400"/>
+          </a:sp3d>
+        </a:effectStyle>
+      </a:effectStyleLst>
+      <a:bgFillStyleLst>
+        <a:solidFill>
+          <a:schemeClr val="phClr"/>
+        </a:solidFill>
+        <a:gradFill rotWithShape="1">
+          <a:gsLst>
+            <a:gs pos="0">
+              <a:schemeClr val="phClr">
+                <a:tint val="40000"/>
+                <a:satMod val="350000"/>
+              </a:schemeClr>
+            </a:gs>
+            <a:gs pos="40000">
+              <a:schemeClr val="phClr">
+                <a:tint val="45000"/>
+                <a:satMod val="350000"/>
+                <a:shade val="99000"/>
+              </a:schemeClr>
+            </a:gs>
+            <a:gs pos="100000">
+              <a:schemeClr val="phClr">
+                <a:shade val="20000"/>
+                <a:satMod val="255000"/>
+              </a:schemeClr>
+            </a:gs>
+          </a:gsLst>
+          <a:path path="circle">
+            <a:fillToRect l="50000" t="-80000" r="50000" b="180000"/>
+          </a:path>
+        </a:gradFill>
+        <a:gradFill rotWithShape="1">
+          <a:gsLst>
+            <a:gs pos="0">
+              <a:schemeClr val="phClr">
+                <a:tint val="80000"/>
+                <a:satMod val="300000"/>
+              </a:schemeClr>
+            </a:gs>
+            <a:gs pos="100000">
+              <a:schemeClr val="phClr">
+                <a:shade val="30000"/>
+                <a:satMod val="200000"/>
+              </a:schemeClr>
+            </a:gs>
+          </a:gsLst>
+          <a:path path="circle">
+            <a:fillToRect l="50000" t="50000" r="50000" b="50000"/>
+          </a:path>
+        </a:gradFill>
+      </a:bgFillStyleLst>
+    </a:fmtScheme>
+  </a:themeElements>
+  <a:objectDefaults/>
+</a:theme>
 </file>